--- a/featureselection.docx
+++ b/featureselection.docx
@@ -12,6 +12,8 @@
           <w:lang w:val="sr-Cyrl-RS"/>
         </w:rPr>
       </w:pPr>
+      <w:bookmarkStart w:id="0" w:name="_GoBack"/>
+      <w:bookmarkEnd w:id="0"/>
       <w:r>
         <w:rPr>
           <w:noProof/>
@@ -570,7 +572,7 @@
             </w:rPr>
             <w:fldChar w:fldCharType="separate"/>
           </w:r>
-          <w:hyperlink w:anchor="_Toc220503833" w:history="1">
+          <w:hyperlink w:anchor="_Toc221742883" w:history="1">
             <w:r>
               <w:rPr>
                 <w:rStyle w:val="Hyperlink"/>
@@ -614,7 +616,7 @@
                 <w:noProof/>
                 <w:webHidden/>
               </w:rPr>
-              <w:instrText xml:space="preserve"> PAGEREF _Toc220503833 \h </w:instrText>
+              <w:instrText xml:space="preserve"> PAGEREF _Toc221742883 \h </w:instrText>
             </w:r>
             <w:r>
               <w:rPr>
@@ -634,7 +636,7 @@
                 <w:noProof/>
                 <w:webHidden/>
               </w:rPr>
-              <w:t>3</w:t>
+              <w:t>4</w:t>
             </w:r>
             <w:r>
               <w:rPr>
@@ -658,7 +660,7 @@
               <w:sz w:val="22"/>
             </w:rPr>
           </w:pPr>
-          <w:hyperlink w:anchor="_Toc220503834" w:history="1">
+          <w:hyperlink w:anchor="_Toc221742884" w:history="1">
             <w:r>
               <w:rPr>
                 <w:rStyle w:val="Hyperlink"/>
@@ -702,7 +704,7 @@
                 <w:noProof/>
                 <w:webHidden/>
               </w:rPr>
-              <w:instrText xml:space="preserve"> PAGEREF _Toc220503834 \h </w:instrText>
+              <w:instrText xml:space="preserve"> PAGEREF _Toc221742884 \h </w:instrText>
             </w:r>
             <w:r>
               <w:rPr>
@@ -722,7 +724,7 @@
                 <w:noProof/>
                 <w:webHidden/>
               </w:rPr>
-              <w:t>4</w:t>
+              <w:t>5</w:t>
             </w:r>
             <w:r>
               <w:rPr>
@@ -746,7 +748,7 @@
               <w:sz w:val="22"/>
             </w:rPr>
           </w:pPr>
-          <w:hyperlink w:anchor="_Toc220503835" w:history="1">
+          <w:hyperlink w:anchor="_Toc221742885" w:history="1">
             <w:r>
               <w:rPr>
                 <w:rStyle w:val="Hyperlink"/>
@@ -796,7 +798,7 @@
                 <w:noProof/>
                 <w:webHidden/>
               </w:rPr>
-              <w:instrText xml:space="preserve"> PAGEREF _Toc220503835 \h </w:instrText>
+              <w:instrText xml:space="preserve"> PAGEREF _Toc221742885 \h </w:instrText>
             </w:r>
             <w:r>
               <w:rPr>
@@ -816,7 +818,7 @@
                 <w:noProof/>
                 <w:webHidden/>
               </w:rPr>
-              <w:t>5</w:t>
+              <w:t>6</w:t>
             </w:r>
             <w:r>
               <w:rPr>
@@ -839,7 +841,7 @@
               <w:sz w:val="22"/>
             </w:rPr>
           </w:pPr>
-          <w:hyperlink w:anchor="_Toc220503836" w:history="1">
+          <w:hyperlink w:anchor="_Toc221742886" w:history="1">
             <w:r>
               <w:rPr>
                 <w:rStyle w:val="Hyperlink"/>
@@ -866,7 +868,7 @@
                 <w:noProof/>
                 <w:webHidden/>
               </w:rPr>
-              <w:instrText xml:space="preserve"> PAGEREF _Toc220503836 \h </w:instrText>
+              <w:instrText xml:space="preserve"> PAGEREF _Toc221742886 \h </w:instrText>
             </w:r>
             <w:r>
               <w:rPr>
@@ -886,7 +888,7 @@
                 <w:noProof/>
                 <w:webHidden/>
               </w:rPr>
-              <w:t>5</w:t>
+              <w:t>6</w:t>
             </w:r>
             <w:r>
               <w:rPr>
@@ -910,7 +912,7 @@
               <w:sz w:val="22"/>
             </w:rPr>
           </w:pPr>
-          <w:hyperlink w:anchor="_Toc220503837" w:history="1">
+          <w:hyperlink w:anchor="_Toc221742887" w:history="1">
             <w:r>
               <w:rPr>
                 <w:rStyle w:val="Hyperlink"/>
@@ -952,7 +954,7 @@
                 <w:noProof/>
                 <w:webHidden/>
               </w:rPr>
-              <w:instrText xml:space="preserve"> PAGEREF _Toc220503837 \h </w:instrText>
+              <w:instrText xml:space="preserve"> PAGEREF _Toc221742887 \h </w:instrText>
             </w:r>
             <w:r>
               <w:rPr>
@@ -972,7 +974,7 @@
                 <w:noProof/>
                 <w:webHidden/>
               </w:rPr>
-              <w:t>6</w:t>
+              <w:t>7</w:t>
             </w:r>
             <w:r>
               <w:rPr>
@@ -996,7 +998,7 @@
               <w:sz w:val="22"/>
             </w:rPr>
           </w:pPr>
-          <w:hyperlink w:anchor="_Toc220503838" w:history="1">
+          <w:hyperlink w:anchor="_Toc221742888" w:history="1">
             <w:r>
               <w:rPr>
                 <w:rStyle w:val="Hyperlink"/>
@@ -1040,7 +1042,7 @@
                 <w:noProof/>
                 <w:webHidden/>
               </w:rPr>
-              <w:instrText xml:space="preserve"> PAGEREF _Toc220503838 \h </w:instrText>
+              <w:instrText xml:space="preserve"> PAGEREF _Toc221742888 \h </w:instrText>
             </w:r>
             <w:r>
               <w:rPr>
@@ -1060,7 +1062,7 @@
                 <w:noProof/>
                 <w:webHidden/>
               </w:rPr>
-              <w:t>7</w:t>
+              <w:t>8</w:t>
             </w:r>
             <w:r>
               <w:rPr>
@@ -1084,7 +1086,7 @@
               <w:sz w:val="22"/>
             </w:rPr>
           </w:pPr>
-          <w:hyperlink w:anchor="_Toc220503839" w:history="1">
+          <w:hyperlink w:anchor="_Toc221742889" w:history="1">
             <w:r>
               <w:rPr>
                 <w:rStyle w:val="Hyperlink"/>
@@ -1126,7 +1128,7 @@
                 <w:noProof/>
                 <w:webHidden/>
               </w:rPr>
-              <w:instrText xml:space="preserve"> PAGEREF _Toc220503839 \h </w:instrText>
+              <w:instrText xml:space="preserve"> PAGEREF _Toc221742889 \h </w:instrText>
             </w:r>
             <w:r>
               <w:rPr>
@@ -1146,7 +1148,7 @@
                 <w:noProof/>
                 <w:webHidden/>
               </w:rPr>
-              <w:t>8</w:t>
+              <w:t>9</w:t>
             </w:r>
             <w:r>
               <w:rPr>
@@ -1170,7 +1172,7 @@
               <w:sz w:val="22"/>
             </w:rPr>
           </w:pPr>
-          <w:hyperlink w:anchor="_Toc220503840" w:history="1">
+          <w:hyperlink w:anchor="_Toc221742890" w:history="1">
             <w:r>
               <w:rPr>
                 <w:rStyle w:val="Hyperlink"/>
@@ -1212,7 +1214,7 @@
                 <w:noProof/>
                 <w:webHidden/>
               </w:rPr>
-              <w:instrText xml:space="preserve"> PAGEREF _Toc220503840 \h </w:instrText>
+              <w:instrText xml:space="preserve"> PAGEREF _Toc221742890 \h </w:instrText>
             </w:r>
             <w:r>
               <w:rPr>
@@ -1232,7 +1234,7 @@
                 <w:noProof/>
                 <w:webHidden/>
               </w:rPr>
-              <w:t>9</w:t>
+              <w:t>10</w:t>
             </w:r>
             <w:r>
               <w:rPr>
@@ -1256,7 +1258,7 @@
               <w:sz w:val="22"/>
             </w:rPr>
           </w:pPr>
-          <w:hyperlink w:anchor="_Toc220503841" w:history="1">
+          <w:hyperlink w:anchor="_Toc221742891" w:history="1">
             <w:r>
               <w:rPr>
                 <w:rStyle w:val="Hyperlink"/>
@@ -1298,7 +1300,7 @@
                 <w:noProof/>
                 <w:webHidden/>
               </w:rPr>
-              <w:instrText xml:space="preserve"> PAGEREF _Toc220503841 \h </w:instrText>
+              <w:instrText xml:space="preserve"> PAGEREF _Toc221742891 \h </w:instrText>
             </w:r>
             <w:r>
               <w:rPr>
@@ -1318,7 +1320,7 @@
                 <w:noProof/>
                 <w:webHidden/>
               </w:rPr>
-              <w:t>11</w:t>
+              <w:t>12</w:t>
             </w:r>
             <w:r>
               <w:rPr>
@@ -1342,7 +1344,7 @@
               <w:sz w:val="22"/>
             </w:rPr>
           </w:pPr>
-          <w:hyperlink w:anchor="_Toc220503842" w:history="1">
+          <w:hyperlink w:anchor="_Toc221742892" w:history="1">
             <w:r>
               <w:rPr>
                 <w:rStyle w:val="Hyperlink"/>
@@ -1384,7 +1386,7 @@
                 <w:noProof/>
                 <w:webHidden/>
               </w:rPr>
-              <w:instrText xml:space="preserve"> PAGEREF _Toc220503842 \h </w:instrText>
+              <w:instrText xml:space="preserve"> PAGEREF _Toc221742892 \h </w:instrText>
             </w:r>
             <w:r>
               <w:rPr>
@@ -1404,7 +1406,7 @@
                 <w:noProof/>
                 <w:webHidden/>
               </w:rPr>
-              <w:t>12</w:t>
+              <w:t>13</w:t>
             </w:r>
             <w:r>
               <w:rPr>
@@ -1428,7 +1430,7 @@
               <w:sz w:val="22"/>
             </w:rPr>
           </w:pPr>
-          <w:hyperlink w:anchor="_Toc220503843" w:history="1">
+          <w:hyperlink w:anchor="_Toc221742893" w:history="1">
             <w:r>
               <w:rPr>
                 <w:rStyle w:val="Hyperlink"/>
@@ -1470,7 +1472,7 @@
                 <w:noProof/>
                 <w:webHidden/>
               </w:rPr>
-              <w:instrText xml:space="preserve"> PAGEREF _Toc220503843 \h </w:instrText>
+              <w:instrText xml:space="preserve"> PAGEREF _Toc221742893 \h </w:instrText>
             </w:r>
             <w:r>
               <w:rPr>
@@ -1490,7 +1492,7 @@
                 <w:noProof/>
                 <w:webHidden/>
               </w:rPr>
-              <w:t>13</w:t>
+              <w:t>14</w:t>
             </w:r>
             <w:r>
               <w:rPr>
@@ -1514,7 +1516,7 @@
               <w:sz w:val="22"/>
             </w:rPr>
           </w:pPr>
-          <w:hyperlink w:anchor="_Toc220503844" w:history="1">
+          <w:hyperlink w:anchor="_Toc221742894" w:history="1">
             <w:r>
               <w:rPr>
                 <w:rStyle w:val="Hyperlink"/>
@@ -1564,7 +1566,7 @@
                 <w:noProof/>
                 <w:webHidden/>
               </w:rPr>
-              <w:instrText xml:space="preserve"> PAGEREF _Toc220503844 \h </w:instrText>
+              <w:instrText xml:space="preserve"> PAGEREF _Toc221742894 \h </w:instrText>
             </w:r>
             <w:r>
               <w:rPr>
@@ -1584,7 +1586,7 @@
                 <w:noProof/>
                 <w:webHidden/>
               </w:rPr>
-              <w:t>14</w:t>
+              <w:t>15</w:t>
             </w:r>
             <w:r>
               <w:rPr>
@@ -1608,7 +1610,7 @@
               <w:sz w:val="22"/>
             </w:rPr>
           </w:pPr>
-          <w:hyperlink w:anchor="_Toc220503845" w:history="1">
+          <w:hyperlink w:anchor="_Toc221742895" w:history="1">
             <w:r>
               <w:rPr>
                 <w:rStyle w:val="Hyperlink"/>
@@ -1629,7 +1631,7 @@
                 <w:rStyle w:val="Hyperlink"/>
                 <w:noProof/>
               </w:rPr>
-              <w:t>Praktični deo</w:t>
+              <w:t>Savremeni pristupi izbora atributa</w:t>
             </w:r>
             <w:r>
               <w:rPr>
@@ -1650,7 +1652,7 @@
                 <w:noProof/>
                 <w:webHidden/>
               </w:rPr>
-              <w:instrText xml:space="preserve"> PAGEREF _Toc220503845 \h </w:instrText>
+              <w:instrText xml:space="preserve"> PAGEREF _Toc221742895 \h </w:instrText>
             </w:r>
             <w:r>
               <w:rPr>
@@ -1670,7 +1672,7 @@
                 <w:noProof/>
                 <w:webHidden/>
               </w:rPr>
-              <w:t>15</w:t>
+              <w:t>16</w:t>
             </w:r>
             <w:r>
               <w:rPr>
@@ -1694,7 +1696,7 @@
               <w:sz w:val="22"/>
             </w:rPr>
           </w:pPr>
-          <w:hyperlink w:anchor="_Toc220503846" w:history="1">
+          <w:hyperlink w:anchor="_Toc221742896" w:history="1">
             <w:r>
               <w:rPr>
                 <w:rStyle w:val="Hyperlink"/>
@@ -1715,7 +1717,7 @@
                 <w:rStyle w:val="Hyperlink"/>
                 <w:noProof/>
               </w:rPr>
-              <w:t>Opis skupa podataka</w:t>
+              <w:t>Sparse Learning i Structured Sparsity</w:t>
             </w:r>
             <w:r>
               <w:rPr>
@@ -1736,7 +1738,7 @@
                 <w:noProof/>
                 <w:webHidden/>
               </w:rPr>
-              <w:instrText xml:space="preserve"> PAGEREF _Toc220503846 \h </w:instrText>
+              <w:instrText xml:space="preserve"> PAGEREF _Toc221742896 \h </w:instrText>
             </w:r>
             <w:r>
               <w:rPr>
@@ -1756,7 +1758,7 @@
                 <w:noProof/>
                 <w:webHidden/>
               </w:rPr>
-              <w:t>15</w:t>
+              <w:t>16</w:t>
             </w:r>
             <w:r>
               <w:rPr>
@@ -1780,7 +1782,7 @@
               <w:sz w:val="22"/>
             </w:rPr>
           </w:pPr>
-          <w:hyperlink w:anchor="_Toc220503847" w:history="1">
+          <w:hyperlink w:anchor="_Toc221742897" w:history="1">
             <w:r>
               <w:rPr>
                 <w:rStyle w:val="Hyperlink"/>
@@ -1801,7 +1803,7 @@
                 <w:rStyle w:val="Hyperlink"/>
                 <w:noProof/>
               </w:rPr>
-              <w:t>Eksplorativna analiza podataka (EDA)</w:t>
+              <w:t>Feature Selection u Deep Learning okruženju</w:t>
             </w:r>
             <w:r>
               <w:rPr>
@@ -1822,7 +1824,7 @@
                 <w:noProof/>
                 <w:webHidden/>
               </w:rPr>
-              <w:instrText xml:space="preserve"> PAGEREF _Toc220503847 \h </w:instrText>
+              <w:instrText xml:space="preserve"> PAGEREF _Toc221742897 \h </w:instrText>
             </w:r>
             <w:r>
               <w:rPr>
@@ -1842,7 +1844,7 @@
                 <w:noProof/>
                 <w:webHidden/>
               </w:rPr>
-              <w:t>15</w:t>
+              <w:t>17</w:t>
             </w:r>
             <w:r>
               <w:rPr>
@@ -1866,7 +1868,7 @@
               <w:sz w:val="22"/>
             </w:rPr>
           </w:pPr>
-          <w:hyperlink w:anchor="_Toc220503848" w:history="1">
+          <w:hyperlink w:anchor="_Toc221742898" w:history="1">
             <w:r>
               <w:rPr>
                 <w:rStyle w:val="Hyperlink"/>
@@ -1887,7 +1889,7 @@
                 <w:rStyle w:val="Hyperlink"/>
                 <w:noProof/>
               </w:rPr>
-              <w:t>Podela skupa podataka na trening i test skup</w:t>
+              <w:t>Causal Feature Selection</w:t>
             </w:r>
             <w:r>
               <w:rPr>
@@ -1908,7 +1910,7 @@
                 <w:noProof/>
                 <w:webHidden/>
               </w:rPr>
-              <w:instrText xml:space="preserve"> PAGEREF _Toc220503848 \h </w:instrText>
+              <w:instrText xml:space="preserve"> PAGEREF _Toc221742898 \h </w:instrText>
             </w:r>
             <w:r>
               <w:rPr>
@@ -1928,7 +1930,7 @@
                 <w:noProof/>
                 <w:webHidden/>
               </w:rPr>
-              <w:t>16</w:t>
+              <w:t>18</w:t>
             </w:r>
             <w:r>
               <w:rPr>
@@ -1952,10 +1954,11 @@
               <w:sz w:val="22"/>
             </w:rPr>
           </w:pPr>
-          <w:hyperlink w:anchor="_Toc220503849" w:history="1">
+          <w:hyperlink w:anchor="_Toc221742899" w:history="1">
             <w:r>
               <w:rPr>
                 <w:rStyle w:val="Hyperlink"/>
+                <w:bCs/>
                 <w:noProof/>
               </w:rPr>
               <w:t>6.4</w:t>
@@ -1971,9 +1974,10 @@
             <w:r>
               <w:rPr>
                 <w:rStyle w:val="Hyperlink"/>
-                <w:noProof/>
-              </w:rPr>
-              <w:t>Baseline model bez izbora atributa</w:t>
+                <w:bCs/>
+                <w:noProof/>
+              </w:rPr>
+              <w:t>Multi-Objective &amp; Pareto FS</w:t>
             </w:r>
             <w:r>
               <w:rPr>
@@ -1994,7 +1998,7 @@
                 <w:noProof/>
                 <w:webHidden/>
               </w:rPr>
-              <w:instrText xml:space="preserve"> PAGEREF _Toc220503849 \h </w:instrText>
+              <w:instrText xml:space="preserve"> PAGEREF _Toc221742899 \h </w:instrText>
             </w:r>
             <w:r>
               <w:rPr>
@@ -2014,7 +2018,7 @@
                 <w:noProof/>
                 <w:webHidden/>
               </w:rPr>
-              <w:t>17</w:t>
+              <w:t>18</w:t>
             </w:r>
             <w:r>
               <w:rPr>
@@ -2038,7 +2042,7 @@
               <w:sz w:val="22"/>
             </w:rPr>
           </w:pPr>
-          <w:hyperlink w:anchor="_Toc220503850" w:history="1">
+          <w:hyperlink w:anchor="_Toc221742900" w:history="1">
             <w:r>
               <w:rPr>
                 <w:rStyle w:val="Hyperlink"/>
@@ -2059,7 +2063,7 @@
                 <w:rStyle w:val="Hyperlink"/>
                 <w:noProof/>
               </w:rPr>
-              <w:t>Primena tehnika izbora atributa</w:t>
+              <w:t>Streaming &amp; Online Feature Selection</w:t>
             </w:r>
             <w:r>
               <w:rPr>
@@ -2080,7 +2084,7 @@
                 <w:noProof/>
                 <w:webHidden/>
               </w:rPr>
-              <w:instrText xml:space="preserve"> PAGEREF _Toc220503850 \h </w:instrText>
+              <w:instrText xml:space="preserve"> PAGEREF _Toc221742900 \h </w:instrText>
             </w:r>
             <w:r>
               <w:rPr>
@@ -2100,217 +2104,7 @@
                 <w:noProof/>
                 <w:webHidden/>
               </w:rPr>
-              <w:t>17</w:t>
-            </w:r>
-            <w:r>
-              <w:rPr>
-                <w:noProof/>
-                <w:webHidden/>
-              </w:rPr>
-              <w:fldChar w:fldCharType="end"/>
-            </w:r>
-          </w:hyperlink>
-        </w:p>
-        <w:p>
-          <w:pPr>
-            <w:pStyle w:val="TOC3"/>
-            <w:tabs>
-              <w:tab w:val="right" w:leader="dot" w:pos="9350"/>
-            </w:tabs>
-            <w:rPr>
-              <w:rFonts w:asciiTheme="minorHAnsi" w:eastAsiaTheme="minorEastAsia" w:hAnsiTheme="minorHAnsi"/>
-              <w:noProof/>
-              <w:sz w:val="22"/>
-            </w:rPr>
-          </w:pPr>
-          <w:hyperlink w:anchor="_Toc220503851" w:history="1">
-            <w:r>
-              <w:rPr>
-                <w:rStyle w:val="Hyperlink"/>
-                <w:noProof/>
-              </w:rPr>
-              <w:t>6.5.1 Filter metode</w:t>
-            </w:r>
-            <w:r>
-              <w:rPr>
-                <w:noProof/>
-                <w:webHidden/>
-              </w:rPr>
-              <w:tab/>
-            </w:r>
-            <w:r>
-              <w:rPr>
-                <w:noProof/>
-                <w:webHidden/>
-              </w:rPr>
-              <w:fldChar w:fldCharType="begin"/>
-            </w:r>
-            <w:r>
-              <w:rPr>
-                <w:noProof/>
-                <w:webHidden/>
-              </w:rPr>
-              <w:instrText xml:space="preserve"> PAGEREF _Toc220503851 \h </w:instrText>
-            </w:r>
-            <w:r>
-              <w:rPr>
-                <w:noProof/>
-                <w:webHidden/>
-              </w:rPr>
-            </w:r>
-            <w:r>
-              <w:rPr>
-                <w:noProof/>
-                <w:webHidden/>
-              </w:rPr>
-              <w:fldChar w:fldCharType="separate"/>
-            </w:r>
-            <w:r>
-              <w:rPr>
-                <w:noProof/>
-                <w:webHidden/>
-              </w:rPr>
-              <w:t>17</w:t>
-            </w:r>
-            <w:r>
-              <w:rPr>
-                <w:noProof/>
-                <w:webHidden/>
-              </w:rPr>
-              <w:fldChar w:fldCharType="end"/>
-            </w:r>
-          </w:hyperlink>
-        </w:p>
-        <w:p>
-          <w:pPr>
-            <w:pStyle w:val="TOC3"/>
-            <w:tabs>
-              <w:tab w:val="right" w:leader="dot" w:pos="9350"/>
-            </w:tabs>
-            <w:rPr>
-              <w:rFonts w:asciiTheme="minorHAnsi" w:eastAsiaTheme="minorEastAsia" w:hAnsiTheme="minorHAnsi"/>
-              <w:noProof/>
-              <w:sz w:val="22"/>
-            </w:rPr>
-          </w:pPr>
-          <w:hyperlink w:anchor="_Toc220503852" w:history="1">
-            <w:r>
-              <w:rPr>
-                <w:rStyle w:val="Hyperlink"/>
-                <w:noProof/>
-              </w:rPr>
-              <w:t>6.5.2 Wrapper metode</w:t>
-            </w:r>
-            <w:r>
-              <w:rPr>
-                <w:noProof/>
-                <w:webHidden/>
-              </w:rPr>
-              <w:tab/>
-            </w:r>
-            <w:r>
-              <w:rPr>
-                <w:noProof/>
-                <w:webHidden/>
-              </w:rPr>
-              <w:fldChar w:fldCharType="begin"/>
-            </w:r>
-            <w:r>
-              <w:rPr>
-                <w:noProof/>
-                <w:webHidden/>
-              </w:rPr>
-              <w:instrText xml:space="preserve"> PAGEREF _Toc220503852 \h </w:instrText>
-            </w:r>
-            <w:r>
-              <w:rPr>
-                <w:noProof/>
-                <w:webHidden/>
-              </w:rPr>
-            </w:r>
-            <w:r>
-              <w:rPr>
-                <w:noProof/>
-                <w:webHidden/>
-              </w:rPr>
-              <w:fldChar w:fldCharType="separate"/>
-            </w:r>
-            <w:r>
-              <w:rPr>
-                <w:noProof/>
-                <w:webHidden/>
-              </w:rPr>
-              <w:t>17</w:t>
-            </w:r>
-            <w:r>
-              <w:rPr>
-                <w:noProof/>
-                <w:webHidden/>
-              </w:rPr>
-              <w:fldChar w:fldCharType="end"/>
-            </w:r>
-          </w:hyperlink>
-        </w:p>
-        <w:p>
-          <w:pPr>
-            <w:pStyle w:val="TOC3"/>
-            <w:tabs>
-              <w:tab w:val="right" w:leader="dot" w:pos="9350"/>
-            </w:tabs>
-            <w:rPr>
-              <w:rFonts w:asciiTheme="minorHAnsi" w:eastAsiaTheme="minorEastAsia" w:hAnsiTheme="minorHAnsi"/>
-              <w:noProof/>
-              <w:sz w:val="22"/>
-            </w:rPr>
-          </w:pPr>
-          <w:hyperlink w:anchor="_Toc220503853" w:history="1">
-            <w:r>
-              <w:rPr>
-                <w:rStyle w:val="Hyperlink"/>
-                <w:noProof/>
-              </w:rPr>
-              <w:t>6.5.3 Embedded metode</w:t>
-            </w:r>
-            <w:r>
-              <w:rPr>
-                <w:noProof/>
-                <w:webHidden/>
-              </w:rPr>
-              <w:tab/>
-            </w:r>
-            <w:r>
-              <w:rPr>
-                <w:noProof/>
-                <w:webHidden/>
-              </w:rPr>
-              <w:fldChar w:fldCharType="begin"/>
-            </w:r>
-            <w:r>
-              <w:rPr>
-                <w:noProof/>
-                <w:webHidden/>
-              </w:rPr>
-              <w:instrText xml:space="preserve"> PAGEREF _Toc220503853 \h </w:instrText>
-            </w:r>
-            <w:r>
-              <w:rPr>
-                <w:noProof/>
-                <w:webHidden/>
-              </w:rPr>
-            </w:r>
-            <w:r>
-              <w:rPr>
-                <w:noProof/>
-                <w:webHidden/>
-              </w:rPr>
-              <w:fldChar w:fldCharType="separate"/>
-            </w:r>
-            <w:r>
-              <w:rPr>
-                <w:noProof/>
-                <w:webHidden/>
-              </w:rPr>
-              <w:t>18</w:t>
+              <w:t>19</w:t>
             </w:r>
             <w:r>
               <w:rPr>
@@ -2334,7 +2128,7 @@
               <w:sz w:val="22"/>
             </w:rPr>
           </w:pPr>
-          <w:hyperlink w:anchor="_Toc220503854" w:history="1">
+          <w:hyperlink w:anchor="_Toc221742901" w:history="1">
             <w:r>
               <w:rPr>
                 <w:rStyle w:val="Hyperlink"/>
@@ -2355,7 +2149,7 @@
                 <w:rStyle w:val="Hyperlink"/>
                 <w:noProof/>
               </w:rPr>
-              <w:t>Diskusija rezultata</w:t>
+              <w:t>Praktični deo</w:t>
             </w:r>
             <w:r>
               <w:rPr>
@@ -2376,7 +2170,7 @@
                 <w:noProof/>
                 <w:webHidden/>
               </w:rPr>
-              <w:instrText xml:space="preserve"> PAGEREF _Toc220503854 \h </w:instrText>
+              <w:instrText xml:space="preserve"> PAGEREF _Toc221742901 \h </w:instrText>
             </w:r>
             <w:r>
               <w:rPr>
@@ -2396,7 +2190,993 @@
                 <w:noProof/>
                 <w:webHidden/>
               </w:rPr>
-              <w:t>18</w:t>
+              <w:t>19</w:t>
+            </w:r>
+            <w:r>
+              <w:rPr>
+                <w:noProof/>
+                <w:webHidden/>
+              </w:rPr>
+              <w:fldChar w:fldCharType="end"/>
+            </w:r>
+          </w:hyperlink>
+        </w:p>
+        <w:p>
+          <w:pPr>
+            <w:pStyle w:val="TOC2"/>
+            <w:tabs>
+              <w:tab w:val="left" w:pos="880"/>
+              <w:tab w:val="right" w:leader="dot" w:pos="9350"/>
+            </w:tabs>
+            <w:rPr>
+              <w:rFonts w:asciiTheme="minorHAnsi" w:eastAsiaTheme="minorEastAsia" w:hAnsiTheme="minorHAnsi"/>
+              <w:noProof/>
+              <w:sz w:val="22"/>
+            </w:rPr>
+          </w:pPr>
+          <w:hyperlink w:anchor="_Toc221742902" w:history="1">
+            <w:r>
+              <w:rPr>
+                <w:rStyle w:val="Hyperlink"/>
+                <w:noProof/>
+              </w:rPr>
+              <w:t>7.1</w:t>
+            </w:r>
+            <w:r>
+              <w:rPr>
+                <w:rFonts w:asciiTheme="minorHAnsi" w:eastAsiaTheme="minorEastAsia" w:hAnsiTheme="minorHAnsi"/>
+                <w:noProof/>
+                <w:sz w:val="22"/>
+              </w:rPr>
+              <w:tab/>
+            </w:r>
+            <w:r>
+              <w:rPr>
+                <w:rStyle w:val="Hyperlink"/>
+                <w:noProof/>
+              </w:rPr>
+              <w:t>Opis skupa podataka</w:t>
+            </w:r>
+            <w:r>
+              <w:rPr>
+                <w:noProof/>
+                <w:webHidden/>
+              </w:rPr>
+              <w:tab/>
+            </w:r>
+            <w:r>
+              <w:rPr>
+                <w:noProof/>
+                <w:webHidden/>
+              </w:rPr>
+              <w:fldChar w:fldCharType="begin"/>
+            </w:r>
+            <w:r>
+              <w:rPr>
+                <w:noProof/>
+                <w:webHidden/>
+              </w:rPr>
+              <w:instrText xml:space="preserve"> PAGEREF _Toc221742902 \h </w:instrText>
+            </w:r>
+            <w:r>
+              <w:rPr>
+                <w:noProof/>
+                <w:webHidden/>
+              </w:rPr>
+            </w:r>
+            <w:r>
+              <w:rPr>
+                <w:noProof/>
+                <w:webHidden/>
+              </w:rPr>
+              <w:fldChar w:fldCharType="separate"/>
+            </w:r>
+            <w:r>
+              <w:rPr>
+                <w:noProof/>
+                <w:webHidden/>
+              </w:rPr>
+              <w:t>20</w:t>
+            </w:r>
+            <w:r>
+              <w:rPr>
+                <w:noProof/>
+                <w:webHidden/>
+              </w:rPr>
+              <w:fldChar w:fldCharType="end"/>
+            </w:r>
+          </w:hyperlink>
+        </w:p>
+        <w:p>
+          <w:pPr>
+            <w:pStyle w:val="TOC2"/>
+            <w:tabs>
+              <w:tab w:val="left" w:pos="880"/>
+              <w:tab w:val="right" w:leader="dot" w:pos="9350"/>
+            </w:tabs>
+            <w:rPr>
+              <w:rFonts w:asciiTheme="minorHAnsi" w:eastAsiaTheme="minorEastAsia" w:hAnsiTheme="minorHAnsi"/>
+              <w:noProof/>
+              <w:sz w:val="22"/>
+            </w:rPr>
+          </w:pPr>
+          <w:hyperlink w:anchor="_Toc221742903" w:history="1">
+            <w:r>
+              <w:rPr>
+                <w:rStyle w:val="Hyperlink"/>
+                <w:noProof/>
+              </w:rPr>
+              <w:t>7.2</w:t>
+            </w:r>
+            <w:r>
+              <w:rPr>
+                <w:rFonts w:asciiTheme="minorHAnsi" w:eastAsiaTheme="minorEastAsia" w:hAnsiTheme="minorHAnsi"/>
+                <w:noProof/>
+                <w:sz w:val="22"/>
+              </w:rPr>
+              <w:tab/>
+            </w:r>
+            <w:r>
+              <w:rPr>
+                <w:rStyle w:val="Hyperlink"/>
+                <w:noProof/>
+              </w:rPr>
+              <w:t>Eksplorativna analiza podataka (EDA)</w:t>
+            </w:r>
+            <w:r>
+              <w:rPr>
+                <w:noProof/>
+                <w:webHidden/>
+              </w:rPr>
+              <w:tab/>
+            </w:r>
+            <w:r>
+              <w:rPr>
+                <w:noProof/>
+                <w:webHidden/>
+              </w:rPr>
+              <w:fldChar w:fldCharType="begin"/>
+            </w:r>
+            <w:r>
+              <w:rPr>
+                <w:noProof/>
+                <w:webHidden/>
+              </w:rPr>
+              <w:instrText xml:space="preserve"> PAGEREF _Toc221742903 \h </w:instrText>
+            </w:r>
+            <w:r>
+              <w:rPr>
+                <w:noProof/>
+                <w:webHidden/>
+              </w:rPr>
+            </w:r>
+            <w:r>
+              <w:rPr>
+                <w:noProof/>
+                <w:webHidden/>
+              </w:rPr>
+              <w:fldChar w:fldCharType="separate"/>
+            </w:r>
+            <w:r>
+              <w:rPr>
+                <w:noProof/>
+                <w:webHidden/>
+              </w:rPr>
+              <w:t>20</w:t>
+            </w:r>
+            <w:r>
+              <w:rPr>
+                <w:noProof/>
+                <w:webHidden/>
+              </w:rPr>
+              <w:fldChar w:fldCharType="end"/>
+            </w:r>
+          </w:hyperlink>
+        </w:p>
+        <w:p>
+          <w:pPr>
+            <w:pStyle w:val="TOC2"/>
+            <w:tabs>
+              <w:tab w:val="left" w:pos="880"/>
+              <w:tab w:val="right" w:leader="dot" w:pos="9350"/>
+            </w:tabs>
+            <w:rPr>
+              <w:rFonts w:asciiTheme="minorHAnsi" w:eastAsiaTheme="minorEastAsia" w:hAnsiTheme="minorHAnsi"/>
+              <w:noProof/>
+              <w:sz w:val="22"/>
+            </w:rPr>
+          </w:pPr>
+          <w:hyperlink w:anchor="_Toc221742904" w:history="1">
+            <w:r>
+              <w:rPr>
+                <w:rStyle w:val="Hyperlink"/>
+                <w:noProof/>
+              </w:rPr>
+              <w:t>7.3</w:t>
+            </w:r>
+            <w:r>
+              <w:rPr>
+                <w:rFonts w:asciiTheme="minorHAnsi" w:eastAsiaTheme="minorEastAsia" w:hAnsiTheme="minorHAnsi"/>
+                <w:noProof/>
+                <w:sz w:val="22"/>
+              </w:rPr>
+              <w:tab/>
+            </w:r>
+            <w:r>
+              <w:rPr>
+                <w:rStyle w:val="Hyperlink"/>
+                <w:noProof/>
+              </w:rPr>
+              <w:t>Podela skupa podataka na trening i test skup</w:t>
+            </w:r>
+            <w:r>
+              <w:rPr>
+                <w:noProof/>
+                <w:webHidden/>
+              </w:rPr>
+              <w:tab/>
+            </w:r>
+            <w:r>
+              <w:rPr>
+                <w:noProof/>
+                <w:webHidden/>
+              </w:rPr>
+              <w:fldChar w:fldCharType="begin"/>
+            </w:r>
+            <w:r>
+              <w:rPr>
+                <w:noProof/>
+                <w:webHidden/>
+              </w:rPr>
+              <w:instrText xml:space="preserve"> PAGEREF _Toc221742904 \h </w:instrText>
+            </w:r>
+            <w:r>
+              <w:rPr>
+                <w:noProof/>
+                <w:webHidden/>
+              </w:rPr>
+            </w:r>
+            <w:r>
+              <w:rPr>
+                <w:noProof/>
+                <w:webHidden/>
+              </w:rPr>
+              <w:fldChar w:fldCharType="separate"/>
+            </w:r>
+            <w:r>
+              <w:rPr>
+                <w:noProof/>
+                <w:webHidden/>
+              </w:rPr>
+              <w:t>21</w:t>
+            </w:r>
+            <w:r>
+              <w:rPr>
+                <w:noProof/>
+                <w:webHidden/>
+              </w:rPr>
+              <w:fldChar w:fldCharType="end"/>
+            </w:r>
+          </w:hyperlink>
+        </w:p>
+        <w:p>
+          <w:pPr>
+            <w:pStyle w:val="TOC2"/>
+            <w:tabs>
+              <w:tab w:val="left" w:pos="880"/>
+              <w:tab w:val="right" w:leader="dot" w:pos="9350"/>
+            </w:tabs>
+            <w:rPr>
+              <w:rFonts w:asciiTheme="minorHAnsi" w:eastAsiaTheme="minorEastAsia" w:hAnsiTheme="minorHAnsi"/>
+              <w:noProof/>
+              <w:sz w:val="22"/>
+            </w:rPr>
+          </w:pPr>
+          <w:hyperlink w:anchor="_Toc221742905" w:history="1">
+            <w:r>
+              <w:rPr>
+                <w:rStyle w:val="Hyperlink"/>
+                <w:noProof/>
+              </w:rPr>
+              <w:t>7.4</w:t>
+            </w:r>
+            <w:r>
+              <w:rPr>
+                <w:rFonts w:asciiTheme="minorHAnsi" w:eastAsiaTheme="minorEastAsia" w:hAnsiTheme="minorHAnsi"/>
+                <w:noProof/>
+                <w:sz w:val="22"/>
+              </w:rPr>
+              <w:tab/>
+            </w:r>
+            <w:r>
+              <w:rPr>
+                <w:rStyle w:val="Hyperlink"/>
+                <w:noProof/>
+              </w:rPr>
+              <w:t>Baseline model bez izbora atributa</w:t>
+            </w:r>
+            <w:r>
+              <w:rPr>
+                <w:noProof/>
+                <w:webHidden/>
+              </w:rPr>
+              <w:tab/>
+            </w:r>
+            <w:r>
+              <w:rPr>
+                <w:noProof/>
+                <w:webHidden/>
+              </w:rPr>
+              <w:fldChar w:fldCharType="begin"/>
+            </w:r>
+            <w:r>
+              <w:rPr>
+                <w:noProof/>
+                <w:webHidden/>
+              </w:rPr>
+              <w:instrText xml:space="preserve"> PAGEREF _Toc221742905 \h </w:instrText>
+            </w:r>
+            <w:r>
+              <w:rPr>
+                <w:noProof/>
+                <w:webHidden/>
+              </w:rPr>
+            </w:r>
+            <w:r>
+              <w:rPr>
+                <w:noProof/>
+                <w:webHidden/>
+              </w:rPr>
+              <w:fldChar w:fldCharType="separate"/>
+            </w:r>
+            <w:r>
+              <w:rPr>
+                <w:noProof/>
+                <w:webHidden/>
+              </w:rPr>
+              <w:t>21</w:t>
+            </w:r>
+            <w:r>
+              <w:rPr>
+                <w:noProof/>
+                <w:webHidden/>
+              </w:rPr>
+              <w:fldChar w:fldCharType="end"/>
+            </w:r>
+          </w:hyperlink>
+        </w:p>
+        <w:p>
+          <w:pPr>
+            <w:pStyle w:val="TOC2"/>
+            <w:tabs>
+              <w:tab w:val="left" w:pos="880"/>
+              <w:tab w:val="right" w:leader="dot" w:pos="9350"/>
+            </w:tabs>
+            <w:rPr>
+              <w:rFonts w:asciiTheme="minorHAnsi" w:eastAsiaTheme="minorEastAsia" w:hAnsiTheme="minorHAnsi"/>
+              <w:noProof/>
+              <w:sz w:val="22"/>
+            </w:rPr>
+          </w:pPr>
+          <w:hyperlink w:anchor="_Toc221742906" w:history="1">
+            <w:r>
+              <w:rPr>
+                <w:rStyle w:val="Hyperlink"/>
+                <w:noProof/>
+              </w:rPr>
+              <w:t>7.5</w:t>
+            </w:r>
+            <w:r>
+              <w:rPr>
+                <w:rFonts w:asciiTheme="minorHAnsi" w:eastAsiaTheme="minorEastAsia" w:hAnsiTheme="minorHAnsi"/>
+                <w:noProof/>
+                <w:sz w:val="22"/>
+              </w:rPr>
+              <w:tab/>
+            </w:r>
+            <w:r>
+              <w:rPr>
+                <w:rStyle w:val="Hyperlink"/>
+                <w:noProof/>
+              </w:rPr>
+              <w:t>Primena tehnika izbora atributa</w:t>
+            </w:r>
+            <w:r>
+              <w:rPr>
+                <w:noProof/>
+                <w:webHidden/>
+              </w:rPr>
+              <w:tab/>
+            </w:r>
+            <w:r>
+              <w:rPr>
+                <w:noProof/>
+                <w:webHidden/>
+              </w:rPr>
+              <w:fldChar w:fldCharType="begin"/>
+            </w:r>
+            <w:r>
+              <w:rPr>
+                <w:noProof/>
+                <w:webHidden/>
+              </w:rPr>
+              <w:instrText xml:space="preserve"> PAGEREF _Toc221742906 \h </w:instrText>
+            </w:r>
+            <w:r>
+              <w:rPr>
+                <w:noProof/>
+                <w:webHidden/>
+              </w:rPr>
+            </w:r>
+            <w:r>
+              <w:rPr>
+                <w:noProof/>
+                <w:webHidden/>
+              </w:rPr>
+              <w:fldChar w:fldCharType="separate"/>
+            </w:r>
+            <w:r>
+              <w:rPr>
+                <w:noProof/>
+                <w:webHidden/>
+              </w:rPr>
+              <w:t>21</w:t>
+            </w:r>
+            <w:r>
+              <w:rPr>
+                <w:noProof/>
+                <w:webHidden/>
+              </w:rPr>
+              <w:fldChar w:fldCharType="end"/>
+            </w:r>
+          </w:hyperlink>
+        </w:p>
+        <w:p>
+          <w:pPr>
+            <w:pStyle w:val="TOC3"/>
+            <w:tabs>
+              <w:tab w:val="right" w:leader="dot" w:pos="9350"/>
+            </w:tabs>
+            <w:rPr>
+              <w:rFonts w:asciiTheme="minorHAnsi" w:eastAsiaTheme="minorEastAsia" w:hAnsiTheme="minorHAnsi"/>
+              <w:noProof/>
+              <w:sz w:val="22"/>
+            </w:rPr>
+          </w:pPr>
+          <w:hyperlink w:anchor="_Toc221742907" w:history="1">
+            <w:r>
+              <w:rPr>
+                <w:rStyle w:val="Hyperlink"/>
+                <w:noProof/>
+              </w:rPr>
+              <w:t>7.5.1 Filter metode</w:t>
+            </w:r>
+            <w:r>
+              <w:rPr>
+                <w:noProof/>
+                <w:webHidden/>
+              </w:rPr>
+              <w:tab/>
+            </w:r>
+            <w:r>
+              <w:rPr>
+                <w:noProof/>
+                <w:webHidden/>
+              </w:rPr>
+              <w:fldChar w:fldCharType="begin"/>
+            </w:r>
+            <w:r>
+              <w:rPr>
+                <w:noProof/>
+                <w:webHidden/>
+              </w:rPr>
+              <w:instrText xml:space="preserve"> PAGEREF _Toc221742907 \h </w:instrText>
+            </w:r>
+            <w:r>
+              <w:rPr>
+                <w:noProof/>
+                <w:webHidden/>
+              </w:rPr>
+            </w:r>
+            <w:r>
+              <w:rPr>
+                <w:noProof/>
+                <w:webHidden/>
+              </w:rPr>
+              <w:fldChar w:fldCharType="separate"/>
+            </w:r>
+            <w:r>
+              <w:rPr>
+                <w:noProof/>
+                <w:webHidden/>
+              </w:rPr>
+              <w:t>21</w:t>
+            </w:r>
+            <w:r>
+              <w:rPr>
+                <w:noProof/>
+                <w:webHidden/>
+              </w:rPr>
+              <w:fldChar w:fldCharType="end"/>
+            </w:r>
+          </w:hyperlink>
+        </w:p>
+        <w:p>
+          <w:pPr>
+            <w:pStyle w:val="TOC3"/>
+            <w:tabs>
+              <w:tab w:val="right" w:leader="dot" w:pos="9350"/>
+            </w:tabs>
+            <w:rPr>
+              <w:rFonts w:asciiTheme="minorHAnsi" w:eastAsiaTheme="minorEastAsia" w:hAnsiTheme="minorHAnsi"/>
+              <w:noProof/>
+              <w:sz w:val="22"/>
+            </w:rPr>
+          </w:pPr>
+          <w:hyperlink w:anchor="_Toc221742908" w:history="1">
+            <w:r>
+              <w:rPr>
+                <w:rStyle w:val="Hyperlink"/>
+                <w:noProof/>
+              </w:rPr>
+              <w:t>7.5.2 Wrapper metode</w:t>
+            </w:r>
+            <w:r>
+              <w:rPr>
+                <w:noProof/>
+                <w:webHidden/>
+              </w:rPr>
+              <w:tab/>
+            </w:r>
+            <w:r>
+              <w:rPr>
+                <w:noProof/>
+                <w:webHidden/>
+              </w:rPr>
+              <w:fldChar w:fldCharType="begin"/>
+            </w:r>
+            <w:r>
+              <w:rPr>
+                <w:noProof/>
+                <w:webHidden/>
+              </w:rPr>
+              <w:instrText xml:space="preserve"> PAGEREF _Toc221742908 \h </w:instrText>
+            </w:r>
+            <w:r>
+              <w:rPr>
+                <w:noProof/>
+                <w:webHidden/>
+              </w:rPr>
+            </w:r>
+            <w:r>
+              <w:rPr>
+                <w:noProof/>
+                <w:webHidden/>
+              </w:rPr>
+              <w:fldChar w:fldCharType="separate"/>
+            </w:r>
+            <w:r>
+              <w:rPr>
+                <w:noProof/>
+                <w:webHidden/>
+              </w:rPr>
+              <w:t>22</w:t>
+            </w:r>
+            <w:r>
+              <w:rPr>
+                <w:noProof/>
+                <w:webHidden/>
+              </w:rPr>
+              <w:fldChar w:fldCharType="end"/>
+            </w:r>
+          </w:hyperlink>
+        </w:p>
+        <w:p>
+          <w:pPr>
+            <w:pStyle w:val="TOC3"/>
+            <w:tabs>
+              <w:tab w:val="right" w:leader="dot" w:pos="9350"/>
+            </w:tabs>
+            <w:rPr>
+              <w:rFonts w:asciiTheme="minorHAnsi" w:eastAsiaTheme="minorEastAsia" w:hAnsiTheme="minorHAnsi"/>
+              <w:noProof/>
+              <w:sz w:val="22"/>
+            </w:rPr>
+          </w:pPr>
+          <w:hyperlink w:anchor="_Toc221742909" w:history="1">
+            <w:r>
+              <w:rPr>
+                <w:rStyle w:val="Hyperlink"/>
+                <w:noProof/>
+              </w:rPr>
+              <w:t>7.5.3 Embedded metode</w:t>
+            </w:r>
+            <w:r>
+              <w:rPr>
+                <w:noProof/>
+                <w:webHidden/>
+              </w:rPr>
+              <w:tab/>
+            </w:r>
+            <w:r>
+              <w:rPr>
+                <w:noProof/>
+                <w:webHidden/>
+              </w:rPr>
+              <w:fldChar w:fldCharType="begin"/>
+            </w:r>
+            <w:r>
+              <w:rPr>
+                <w:noProof/>
+                <w:webHidden/>
+              </w:rPr>
+              <w:instrText xml:space="preserve"> PAGEREF _Toc221742909 \h </w:instrText>
+            </w:r>
+            <w:r>
+              <w:rPr>
+                <w:noProof/>
+                <w:webHidden/>
+              </w:rPr>
+            </w:r>
+            <w:r>
+              <w:rPr>
+                <w:noProof/>
+                <w:webHidden/>
+              </w:rPr>
+              <w:fldChar w:fldCharType="separate"/>
+            </w:r>
+            <w:r>
+              <w:rPr>
+                <w:noProof/>
+                <w:webHidden/>
+              </w:rPr>
+              <w:t>22</w:t>
+            </w:r>
+            <w:r>
+              <w:rPr>
+                <w:noProof/>
+                <w:webHidden/>
+              </w:rPr>
+              <w:fldChar w:fldCharType="end"/>
+            </w:r>
+          </w:hyperlink>
+        </w:p>
+        <w:p>
+          <w:pPr>
+            <w:pStyle w:val="TOC2"/>
+            <w:tabs>
+              <w:tab w:val="left" w:pos="880"/>
+              <w:tab w:val="right" w:leader="dot" w:pos="9350"/>
+            </w:tabs>
+            <w:rPr>
+              <w:rFonts w:asciiTheme="minorHAnsi" w:eastAsiaTheme="minorEastAsia" w:hAnsiTheme="minorHAnsi"/>
+              <w:noProof/>
+              <w:sz w:val="22"/>
+            </w:rPr>
+          </w:pPr>
+          <w:hyperlink w:anchor="_Toc221742910" w:history="1">
+            <w:r>
+              <w:rPr>
+                <w:rStyle w:val="Hyperlink"/>
+                <w:noProof/>
+              </w:rPr>
+              <w:t>7.6</w:t>
+            </w:r>
+            <w:r>
+              <w:rPr>
+                <w:rFonts w:asciiTheme="minorHAnsi" w:eastAsiaTheme="minorEastAsia" w:hAnsiTheme="minorHAnsi"/>
+                <w:noProof/>
+                <w:sz w:val="22"/>
+              </w:rPr>
+              <w:tab/>
+            </w:r>
+            <w:r>
+              <w:rPr>
+                <w:rStyle w:val="Hyperlink"/>
+                <w:noProof/>
+              </w:rPr>
+              <w:t>Savremene metode</w:t>
+            </w:r>
+            <w:r>
+              <w:rPr>
+                <w:noProof/>
+                <w:webHidden/>
+              </w:rPr>
+              <w:tab/>
+            </w:r>
+            <w:r>
+              <w:rPr>
+                <w:noProof/>
+                <w:webHidden/>
+              </w:rPr>
+              <w:fldChar w:fldCharType="begin"/>
+            </w:r>
+            <w:r>
+              <w:rPr>
+                <w:noProof/>
+                <w:webHidden/>
+              </w:rPr>
+              <w:instrText xml:space="preserve"> PAGEREF _Toc221742910 \h </w:instrText>
+            </w:r>
+            <w:r>
+              <w:rPr>
+                <w:noProof/>
+                <w:webHidden/>
+              </w:rPr>
+            </w:r>
+            <w:r>
+              <w:rPr>
+                <w:noProof/>
+                <w:webHidden/>
+              </w:rPr>
+              <w:fldChar w:fldCharType="separate"/>
+            </w:r>
+            <w:r>
+              <w:rPr>
+                <w:noProof/>
+                <w:webHidden/>
+              </w:rPr>
+              <w:t>23</w:t>
+            </w:r>
+            <w:r>
+              <w:rPr>
+                <w:noProof/>
+                <w:webHidden/>
+              </w:rPr>
+              <w:fldChar w:fldCharType="end"/>
+            </w:r>
+          </w:hyperlink>
+        </w:p>
+        <w:p>
+          <w:pPr>
+            <w:pStyle w:val="TOC3"/>
+            <w:tabs>
+              <w:tab w:val="left" w:pos="1320"/>
+              <w:tab w:val="right" w:leader="dot" w:pos="9350"/>
+            </w:tabs>
+            <w:rPr>
+              <w:rFonts w:asciiTheme="minorHAnsi" w:eastAsiaTheme="minorEastAsia" w:hAnsiTheme="minorHAnsi"/>
+              <w:noProof/>
+              <w:sz w:val="22"/>
+            </w:rPr>
+          </w:pPr>
+          <w:hyperlink w:anchor="_Toc221742911" w:history="1">
+            <w:r>
+              <w:rPr>
+                <w:rStyle w:val="Hyperlink"/>
+                <w:noProof/>
+              </w:rPr>
+              <w:t>7.6.1</w:t>
+            </w:r>
+            <w:r>
+              <w:rPr>
+                <w:rFonts w:asciiTheme="minorHAnsi" w:eastAsiaTheme="minorEastAsia" w:hAnsiTheme="minorHAnsi"/>
+                <w:noProof/>
+                <w:sz w:val="22"/>
+              </w:rPr>
+              <w:tab/>
+            </w:r>
+            <w:r>
+              <w:rPr>
+                <w:rStyle w:val="Hyperlink"/>
+                <w:noProof/>
+              </w:rPr>
+              <w:t>Sparse Learning</w:t>
+            </w:r>
+            <w:r>
+              <w:rPr>
+                <w:noProof/>
+                <w:webHidden/>
+              </w:rPr>
+              <w:tab/>
+            </w:r>
+            <w:r>
+              <w:rPr>
+                <w:noProof/>
+                <w:webHidden/>
+              </w:rPr>
+              <w:fldChar w:fldCharType="begin"/>
+            </w:r>
+            <w:r>
+              <w:rPr>
+                <w:noProof/>
+                <w:webHidden/>
+              </w:rPr>
+              <w:instrText xml:space="preserve"> PAGEREF _Toc221742911 \h </w:instrText>
+            </w:r>
+            <w:r>
+              <w:rPr>
+                <w:noProof/>
+                <w:webHidden/>
+              </w:rPr>
+            </w:r>
+            <w:r>
+              <w:rPr>
+                <w:noProof/>
+                <w:webHidden/>
+              </w:rPr>
+              <w:fldChar w:fldCharType="separate"/>
+            </w:r>
+            <w:r>
+              <w:rPr>
+                <w:noProof/>
+                <w:webHidden/>
+              </w:rPr>
+              <w:t>23</w:t>
+            </w:r>
+            <w:r>
+              <w:rPr>
+                <w:noProof/>
+                <w:webHidden/>
+              </w:rPr>
+              <w:fldChar w:fldCharType="end"/>
+            </w:r>
+          </w:hyperlink>
+        </w:p>
+        <w:p>
+          <w:pPr>
+            <w:pStyle w:val="TOC3"/>
+            <w:tabs>
+              <w:tab w:val="left" w:pos="1320"/>
+              <w:tab w:val="right" w:leader="dot" w:pos="9350"/>
+            </w:tabs>
+            <w:rPr>
+              <w:rFonts w:asciiTheme="minorHAnsi" w:eastAsiaTheme="minorEastAsia" w:hAnsiTheme="minorHAnsi"/>
+              <w:noProof/>
+              <w:sz w:val="22"/>
+            </w:rPr>
+          </w:pPr>
+          <w:hyperlink w:anchor="_Toc221742912" w:history="1">
+            <w:r>
+              <w:rPr>
+                <w:rStyle w:val="Hyperlink"/>
+                <w:rFonts w:eastAsia="Times New Roman"/>
+                <w:noProof/>
+              </w:rPr>
+              <w:t>7.6.2</w:t>
+            </w:r>
+            <w:r>
+              <w:rPr>
+                <w:rFonts w:asciiTheme="minorHAnsi" w:eastAsiaTheme="minorEastAsia" w:hAnsiTheme="minorHAnsi"/>
+                <w:noProof/>
+                <w:sz w:val="22"/>
+              </w:rPr>
+              <w:tab/>
+            </w:r>
+            <w:r>
+              <w:rPr>
+                <w:rStyle w:val="Hyperlink"/>
+                <w:rFonts w:eastAsia="Times New Roman"/>
+                <w:noProof/>
+              </w:rPr>
+              <w:t>Duboko učenje FS</w:t>
+            </w:r>
+            <w:r>
+              <w:rPr>
+                <w:noProof/>
+                <w:webHidden/>
+              </w:rPr>
+              <w:tab/>
+            </w:r>
+            <w:r>
+              <w:rPr>
+                <w:noProof/>
+                <w:webHidden/>
+              </w:rPr>
+              <w:fldChar w:fldCharType="begin"/>
+            </w:r>
+            <w:r>
+              <w:rPr>
+                <w:noProof/>
+                <w:webHidden/>
+              </w:rPr>
+              <w:instrText xml:space="preserve"> PAGEREF _Toc221742912 \h </w:instrText>
+            </w:r>
+            <w:r>
+              <w:rPr>
+                <w:noProof/>
+                <w:webHidden/>
+              </w:rPr>
+            </w:r>
+            <w:r>
+              <w:rPr>
+                <w:noProof/>
+                <w:webHidden/>
+              </w:rPr>
+              <w:fldChar w:fldCharType="separate"/>
+            </w:r>
+            <w:r>
+              <w:rPr>
+                <w:noProof/>
+                <w:webHidden/>
+              </w:rPr>
+              <w:t>24</w:t>
+            </w:r>
+            <w:r>
+              <w:rPr>
+                <w:noProof/>
+                <w:webHidden/>
+              </w:rPr>
+              <w:fldChar w:fldCharType="end"/>
+            </w:r>
+          </w:hyperlink>
+        </w:p>
+        <w:p>
+          <w:pPr>
+            <w:pStyle w:val="TOC3"/>
+            <w:tabs>
+              <w:tab w:val="left" w:pos="1320"/>
+              <w:tab w:val="right" w:leader="dot" w:pos="9350"/>
+            </w:tabs>
+            <w:rPr>
+              <w:rFonts w:asciiTheme="minorHAnsi" w:eastAsiaTheme="minorEastAsia" w:hAnsiTheme="minorHAnsi"/>
+              <w:noProof/>
+              <w:sz w:val="22"/>
+            </w:rPr>
+          </w:pPr>
+          <w:hyperlink w:anchor="_Toc221742913" w:history="1">
+            <w:r>
+              <w:rPr>
+                <w:rStyle w:val="Hyperlink"/>
+                <w:noProof/>
+              </w:rPr>
+              <w:t>7.6.3</w:t>
+            </w:r>
+            <w:r>
+              <w:rPr>
+                <w:rFonts w:asciiTheme="minorHAnsi" w:eastAsiaTheme="minorEastAsia" w:hAnsiTheme="minorHAnsi"/>
+                <w:noProof/>
+                <w:sz w:val="22"/>
+              </w:rPr>
+              <w:tab/>
+            </w:r>
+            <w:r>
+              <w:rPr>
+                <w:rStyle w:val="Hyperlink"/>
+                <w:noProof/>
+              </w:rPr>
+              <w:t>Causal Feature Selection i Markov blanket (Bayesian Network)</w:t>
+            </w:r>
+            <w:r>
+              <w:rPr>
+                <w:noProof/>
+                <w:webHidden/>
+              </w:rPr>
+              <w:tab/>
+            </w:r>
+            <w:r>
+              <w:rPr>
+                <w:noProof/>
+                <w:webHidden/>
+              </w:rPr>
+              <w:fldChar w:fldCharType="begin"/>
+            </w:r>
+            <w:r>
+              <w:rPr>
+                <w:noProof/>
+                <w:webHidden/>
+              </w:rPr>
+              <w:instrText xml:space="preserve"> PAGEREF _Toc221742913 \h </w:instrText>
+            </w:r>
+            <w:r>
+              <w:rPr>
+                <w:noProof/>
+                <w:webHidden/>
+              </w:rPr>
+            </w:r>
+            <w:r>
+              <w:rPr>
+                <w:noProof/>
+                <w:webHidden/>
+              </w:rPr>
+              <w:fldChar w:fldCharType="separate"/>
+            </w:r>
+            <w:r>
+              <w:rPr>
+                <w:noProof/>
+                <w:webHidden/>
+              </w:rPr>
+              <w:t>24</w:t>
             </w:r>
             <w:r>
               <w:rPr>
@@ -2420,7 +3200,7 @@
               <w:sz w:val="22"/>
             </w:rPr>
           </w:pPr>
-          <w:hyperlink w:anchor="_Toc220503855" w:history="1">
+          <w:hyperlink w:anchor="_Toc221742914" w:history="1">
             <w:r>
               <w:rPr>
                 <w:rStyle w:val="Hyperlink"/>
@@ -2441,7 +3221,7 @@
                 <w:rStyle w:val="Hyperlink"/>
                 <w:noProof/>
               </w:rPr>
-              <w:t>Zaključak</w:t>
+              <w:t>Diskusija rezultata</w:t>
             </w:r>
             <w:r>
               <w:rPr>
@@ -2462,7 +3242,7 @@
                 <w:noProof/>
                 <w:webHidden/>
               </w:rPr>
-              <w:instrText xml:space="preserve"> PAGEREF _Toc220503855 \h </w:instrText>
+              <w:instrText xml:space="preserve"> PAGEREF _Toc221742914 \h </w:instrText>
             </w:r>
             <w:r>
               <w:rPr>
@@ -2482,7 +3262,7 @@
                 <w:noProof/>
                 <w:webHidden/>
               </w:rPr>
-              <w:t>20</w:t>
+              <w:t>24</w:t>
             </w:r>
             <w:r>
               <w:rPr>
@@ -2506,7 +3286,7 @@
               <w:sz w:val="22"/>
             </w:rPr>
           </w:pPr>
-          <w:hyperlink w:anchor="_Toc220503856" w:history="1">
+          <w:hyperlink w:anchor="_Toc221742915" w:history="1">
             <w:r>
               <w:rPr>
                 <w:rStyle w:val="Hyperlink"/>
@@ -2527,6 +3307,92 @@
                 <w:rStyle w:val="Hyperlink"/>
                 <w:noProof/>
               </w:rPr>
+              <w:t>Zaključak</w:t>
+            </w:r>
+            <w:r>
+              <w:rPr>
+                <w:noProof/>
+                <w:webHidden/>
+              </w:rPr>
+              <w:tab/>
+            </w:r>
+            <w:r>
+              <w:rPr>
+                <w:noProof/>
+                <w:webHidden/>
+              </w:rPr>
+              <w:fldChar w:fldCharType="begin"/>
+            </w:r>
+            <w:r>
+              <w:rPr>
+                <w:noProof/>
+                <w:webHidden/>
+              </w:rPr>
+              <w:instrText xml:space="preserve"> PAGEREF _Toc221742915 \h </w:instrText>
+            </w:r>
+            <w:r>
+              <w:rPr>
+                <w:noProof/>
+                <w:webHidden/>
+              </w:rPr>
+            </w:r>
+            <w:r>
+              <w:rPr>
+                <w:noProof/>
+                <w:webHidden/>
+              </w:rPr>
+              <w:fldChar w:fldCharType="separate"/>
+            </w:r>
+            <w:r>
+              <w:rPr>
+                <w:noProof/>
+                <w:webHidden/>
+              </w:rPr>
+              <w:t>26</w:t>
+            </w:r>
+            <w:r>
+              <w:rPr>
+                <w:noProof/>
+                <w:webHidden/>
+              </w:rPr>
+              <w:fldChar w:fldCharType="end"/>
+            </w:r>
+          </w:hyperlink>
+        </w:p>
+        <w:p>
+          <w:pPr>
+            <w:pStyle w:val="TOC1"/>
+            <w:tabs>
+              <w:tab w:val="left" w:pos="660"/>
+              <w:tab w:val="right" w:leader="dot" w:pos="9350"/>
+            </w:tabs>
+            <w:rPr>
+              <w:rFonts w:asciiTheme="minorHAnsi" w:eastAsiaTheme="minorEastAsia" w:hAnsiTheme="minorHAnsi"/>
+              <w:noProof/>
+              <w:sz w:val="22"/>
+            </w:rPr>
+          </w:pPr>
+          <w:hyperlink w:anchor="_Toc221742916" w:history="1">
+            <w:r>
+              <w:rPr>
+                <w:rStyle w:val="Hyperlink"/>
+                <w:noProof/>
+              </w:rPr>
+              <w:t>10.</w:t>
+            </w:r>
+            <w:r>
+              <w:rPr>
+                <w:rFonts w:asciiTheme="minorHAnsi" w:eastAsiaTheme="minorEastAsia" w:hAnsiTheme="minorHAnsi"/>
+                <w:noProof/>
+                <w:sz w:val="22"/>
+              </w:rPr>
+              <w:tab/>
+            </w:r>
+            <w:r>
+              <w:rPr>
+                <w:rStyle w:val="Hyperlink"/>
+                <w:noProof/>
+              </w:rPr>
               <w:t>Literatura</w:t>
             </w:r>
             <w:r>
@@ -2548,7 +3414,7 @@
                 <w:noProof/>
                 <w:webHidden/>
               </w:rPr>
-              <w:instrText xml:space="preserve"> PAGEREF _Toc220503856 \h </w:instrText>
+              <w:instrText xml:space="preserve"> PAGEREF _Toc221742916 \h </w:instrText>
             </w:r>
             <w:r>
               <w:rPr>
@@ -2568,7 +3434,7 @@
                 <w:noProof/>
                 <w:webHidden/>
               </w:rPr>
-              <w:t>21</w:t>
+              <w:t>27</w:t>
             </w:r>
             <w:r>
               <w:rPr>
@@ -2674,15 +3540,13 @@
           <w:lang w:val="sr-Latn-RS"/>
         </w:rPr>
       </w:pPr>
-      <w:bookmarkStart w:id="0" w:name="_Toc220503833"/>
+      <w:bookmarkStart w:id="1" w:name="_Toc221742883"/>
       <w:r>
         <w:rPr>
           <w:lang w:val="sr-Latn-RS"/>
         </w:rPr>
         <w:t>Uvod</w:t>
       </w:r>
-      <w:bookmarkStart w:id="1" w:name="_GoBack"/>
-      <w:bookmarkEnd w:id="0"/>
       <w:bookmarkEnd w:id="1"/>
     </w:p>
     <w:p>
@@ -2854,7 +3718,7 @@
           <w:lang w:val="sr-Latn-RS"/>
         </w:rPr>
       </w:pPr>
-      <w:bookmarkStart w:id="2" w:name="_Toc220503834"/>
+      <w:bookmarkStart w:id="2" w:name="_Toc221742884"/>
       <w:r>
         <w:rPr>
           <w:lang w:val="sr-Latn-RS"/>
@@ -3124,7 +3988,7 @@
         </w:numPr>
         <w:spacing w:before="0"/>
       </w:pPr>
-      <w:bookmarkStart w:id="3" w:name="_Toc220503835"/>
+      <w:bookmarkStart w:id="3" w:name="_Toc221742885"/>
       <w:r>
         <w:t>Visokodimenzionalni podaci</w:t>
       </w:r>
@@ -3249,7 +4113,7 @@
           <w:bCs w:val="0"/>
         </w:rPr>
       </w:pPr>
-      <w:bookmarkStart w:id="4" w:name="_Toc220503836"/>
+      <w:bookmarkStart w:id="4" w:name="_Toc221742886"/>
       <w:r>
         <w:rPr>
           <w:rStyle w:val="Strong"/>
@@ -3514,7 +4378,7 @@
       <w:r>
         <w:t xml:space="preserve"> </w:t>
       </w:r>
-      <w:bookmarkStart w:id="5" w:name="_Toc220503837"/>
+      <w:bookmarkStart w:id="5" w:name="_Toc221742887"/>
       <w:r>
         <w:t>Overfitting i underfitting (prekomerno i nedovoljno prilagođavanje)</w:t>
       </w:r>
@@ -4063,7 +4927,7 @@
           <w:rFonts w:eastAsia="Times New Roman"/>
         </w:rPr>
       </w:pPr>
-      <w:bookmarkStart w:id="6" w:name="_Toc220503838"/>
+      <w:bookmarkStart w:id="6" w:name="_Toc221742888"/>
       <w:r>
         <w:rPr>
           <w:rFonts w:eastAsia="Times New Roman"/>
@@ -4207,7 +5071,7 @@
         </w:numPr>
         <w:spacing w:before="0"/>
       </w:pPr>
-      <w:bookmarkStart w:id="7" w:name="_Toc220503839"/>
+      <w:bookmarkStart w:id="7" w:name="_Toc221742889"/>
       <w:r>
         <w:t>Filter metode</w:t>
       </w:r>
@@ -4952,7 +5816,7 @@
         </w:numPr>
         <w:spacing w:before="0"/>
       </w:pPr>
-      <w:bookmarkStart w:id="8" w:name="_Toc220503840"/>
+      <w:bookmarkStart w:id="8" w:name="_Toc221742890"/>
       <w:r>
         <w:t>Wrapper metode</w:t>
       </w:r>
@@ -5402,7 +6266,7 @@
       <w:r>
         <w:t xml:space="preserve"> </w:t>
       </w:r>
-      <w:bookmarkStart w:id="9" w:name="_Toc220503841"/>
+      <w:bookmarkStart w:id="9" w:name="_Toc221742891"/>
       <w:r>
         <w:t>Embed</w:t>
       </w:r>
@@ -5918,7 +6782,7 @@
       <w:r>
         <w:t xml:space="preserve"> </w:t>
       </w:r>
-      <w:bookmarkStart w:id="10" w:name="_Toc220503842"/>
+      <w:bookmarkStart w:id="10" w:name="_Toc221742892"/>
       <w:r>
         <w:t>Hybrid metode</w:t>
       </w:r>
@@ -6054,7 +6918,7 @@
         <w:pStyle w:val="Heading1"/>
         <w:spacing w:before="0"/>
       </w:pPr>
-      <w:bookmarkStart w:id="11" w:name="_Toc220503843"/>
+      <w:bookmarkStart w:id="11" w:name="_Toc221742893"/>
       <w:r>
         <w:t>Poređenje metoda izbora atributa</w:t>
       </w:r>
@@ -7105,7 +7969,6 @@
         <w:pStyle w:val="NormalWeb"/>
         <w:spacing w:before="0" w:beforeAutospacing="0" w:after="0" w:afterAutospacing="0"/>
         <w:ind w:firstLine="360"/>
-        <w:jc w:val="both"/>
       </w:pPr>
     </w:p>
     <w:p>
@@ -7113,7 +7976,7 @@
         <w:pStyle w:val="Heading1"/>
         <w:spacing w:before="0"/>
       </w:pPr>
-      <w:bookmarkStart w:id="12" w:name="_Toc220503844"/>
+      <w:bookmarkStart w:id="12" w:name="_Toc221742894"/>
       <w:r>
         <w:t>Preporuke za izbor metode izbora atributa</w:t>
       </w:r>
@@ -7311,46 +8174,197 @@
         </w:rPr>
         <w:t>Kao odgovor na navedena ograničenja, razvijaju se savremene strategije izbora atributa koje kombinuju prednosti različitih pristupa. Ove strategije uključuju hibridne metode, koje koriste višestepeni proces selekcije atributa, kao i ansambl metode, koje kombinuju rezultate više tehnika izbora atributa. Na taj način postiže se bolji balans između tačnosti, robusnosti i računarske efikasnosti.</w:t>
       </w:r>
-    </w:p>
-    <w:p>
-      <w:pPr>
-        <w:spacing w:after="0"/>
-        <w:jc w:val="both"/>
+      <w:r>
+        <w:t xml:space="preserve"> </w:t>
+      </w:r>
+      <w:r>
+        <w:t>Detaljan pregled ovih savremenih pristupa biće predmet narednog poglavlja.</w:t>
+      </w:r>
+    </w:p>
+    <w:p>
+      <w:pPr>
+        <w:pStyle w:val="Heading1"/>
+        <w:numPr>
+          <w:ilvl w:val="0"/>
+          <w:numId w:val="0"/>
+        </w:numPr>
+        <w:ind w:left="720"/>
       </w:pPr>
     </w:p>
     <w:p>
       <w:pPr>
         <w:pStyle w:val="Heading1"/>
         <w:spacing w:before="0"/>
-        <w:jc w:val="both"/>
-      </w:pPr>
-      <w:bookmarkStart w:id="13" w:name="_Toc220503845"/>
-      <w:r>
-        <w:t>Praktični deo</w:t>
+      </w:pPr>
+      <w:bookmarkStart w:id="13" w:name="_Toc221742895"/>
+      <w:r>
+        <w:t>Savremeni pristupi izbora atributa</w:t>
       </w:r>
       <w:bookmarkEnd w:id="13"/>
     </w:p>
     <w:p>
       <w:pPr>
         <w:spacing w:after="0"/>
-        <w:jc w:val="both"/>
-      </w:pPr>
-    </w:p>
-    <w:p>
-      <w:pPr>
-        <w:spacing w:after="0"/>
+      </w:pPr>
+    </w:p>
+    <w:p>
+      <w:pPr>
+        <w:spacing w:after="0" w:line="240" w:lineRule="auto"/>
         <w:ind w:firstLine="360"/>
         <w:jc w:val="both"/>
-      </w:pPr>
-      <w:r>
-        <w:t>U ovom poglavlju prikazana je praktična primena tehnika izbora atributa koje su analizirane u teorijskom delu rada. Cilj praktičnog dela jeste da se eksperimentalno ispita uticaj izbora atributa na performanse modela mašinskog učenja, kroz poređenje rezultata pre i nakon primene odabranih metoda. Implementacija praktičnog dela realizovana je korišćenjem programskog jezika Python i biblioteke scikit-learn, uz upotrebu dodatnih Python biblioteka pogodnih za obradu podataka i evaluaciju modela.</w:t>
-      </w:r>
-    </w:p>
-    <w:p>
-      <w:pPr>
-        <w:spacing w:after="0"/>
+        <w:rPr>
+          <w:rFonts w:eastAsia="Times New Roman" w:cs="Times New Roman"/>
+          <w:szCs w:val="24"/>
+        </w:rPr>
+      </w:pPr>
+      <w:r>
+        <w:rPr>
+          <w:rFonts w:eastAsia="Times New Roman" w:cs="Times New Roman"/>
+          <w:szCs w:val="24"/>
+        </w:rPr>
+        <w:t>R</w:t>
+      </w:r>
+      <w:r>
+        <w:rPr>
+          <w:rFonts w:eastAsia="Times New Roman" w:cs="Times New Roman"/>
+          <w:szCs w:val="24"/>
+        </w:rPr>
+        <w:t>azvoj mašinskog učenja i sve veća dostupnost velikih i kompleksnih skupova podataka doveli su do potrebe za unapređenjem tradicionalnih metoda izbora atributa. Klasične filter, wrapper i embedded tehnike pokazale su se efikasnim u brojnim primenama, međutim, savremeni problemi često podrazumevaju visokodimenzionalne podatke, dinamičko okruženje i optimizaciju više ciljeva istovremeno.</w:t>
+      </w:r>
+    </w:p>
+    <w:p>
+      <w:pPr>
+        <w:spacing w:after="0" w:line="240" w:lineRule="auto"/>
         <w:ind w:firstLine="360"/>
         <w:jc w:val="both"/>
+        <w:rPr>
+          <w:rFonts w:eastAsia="Times New Roman" w:cs="Times New Roman"/>
+          <w:szCs w:val="24"/>
+        </w:rPr>
+      </w:pPr>
+      <w:r>
+        <w:rPr>
+          <w:rFonts w:eastAsia="Times New Roman" w:cs="Times New Roman"/>
+          <w:szCs w:val="24"/>
+        </w:rPr>
+        <w:t xml:space="preserve">U tom kontekstu razvijeni su novi pristupi koji prevazilaze ograničenja tradicionalnih metoda. Među njima se izdvajaju </w:t>
+      </w:r>
+      <w:r>
+        <w:rPr>
+          <w:rFonts w:eastAsia="Times New Roman" w:cs="Times New Roman"/>
+          <w:b/>
+          <w:szCs w:val="24"/>
+        </w:rPr>
+        <w:t>sparse i structured sparsity</w:t>
+      </w:r>
+      <w:r>
+        <w:rPr>
+          <w:rFonts w:eastAsia="Times New Roman" w:cs="Times New Roman"/>
+          <w:szCs w:val="24"/>
+        </w:rPr>
+        <w:t xml:space="preserve"> metode, koje omogućavaju učenje retkih (sparse) modela sa manjim brojem značajnih atributa; </w:t>
+      </w:r>
+      <w:r>
+        <w:rPr>
+          <w:rFonts w:eastAsia="Times New Roman" w:cs="Times New Roman"/>
+          <w:b/>
+          <w:szCs w:val="24"/>
+        </w:rPr>
+        <w:t>feature selection u deep learning okruženju</w:t>
+      </w:r>
+      <w:r>
+        <w:rPr>
+          <w:rFonts w:eastAsia="Times New Roman" w:cs="Times New Roman"/>
+          <w:szCs w:val="24"/>
+        </w:rPr>
+        <w:t xml:space="preserve">, gde se selekcija integriše u samu arhitekturu neuronskih mreža; </w:t>
+      </w:r>
+      <w:r>
+        <w:rPr>
+          <w:rFonts w:eastAsia="Times New Roman" w:cs="Times New Roman"/>
+          <w:b/>
+          <w:szCs w:val="24"/>
+        </w:rPr>
+        <w:t>causal feature selection</w:t>
+      </w:r>
+      <w:r>
+        <w:rPr>
+          <w:rFonts w:eastAsia="Times New Roman" w:cs="Times New Roman"/>
+          <w:szCs w:val="24"/>
+        </w:rPr>
+        <w:t xml:space="preserve">, koji teži identifikaciji uzročnih, a ne samo statističkih veza; </w:t>
+      </w:r>
+      <w:r>
+        <w:rPr>
+          <w:rFonts w:eastAsia="Times New Roman" w:cs="Times New Roman"/>
+          <w:b/>
+          <w:szCs w:val="24"/>
+        </w:rPr>
+        <w:t>multi-objective i Pareto</w:t>
+      </w:r>
+      <w:r>
+        <w:rPr>
+          <w:rFonts w:eastAsia="Times New Roman" w:cs="Times New Roman"/>
+          <w:szCs w:val="24"/>
+        </w:rPr>
+        <w:t xml:space="preserve"> </w:t>
+      </w:r>
+      <w:r>
+        <w:rPr>
+          <w:rFonts w:eastAsia="Times New Roman" w:cs="Times New Roman"/>
+          <w:b/>
+          <w:szCs w:val="24"/>
+        </w:rPr>
+        <w:t>optimizacija</w:t>
+      </w:r>
+      <w:r>
+        <w:rPr>
+          <w:rFonts w:eastAsia="Times New Roman" w:cs="Times New Roman"/>
+          <w:szCs w:val="24"/>
+        </w:rPr>
+        <w:t xml:space="preserve">, koja balansira performanse modela i kompleksnost; kao i </w:t>
+      </w:r>
+      <w:r>
+        <w:rPr>
+          <w:rFonts w:eastAsia="Times New Roman" w:cs="Times New Roman"/>
+          <w:b/>
+          <w:szCs w:val="24"/>
+        </w:rPr>
+        <w:t>streaming i online feature selection pristupi</w:t>
+      </w:r>
+      <w:r>
+        <w:rPr>
+          <w:rFonts w:eastAsia="Times New Roman" w:cs="Times New Roman"/>
+          <w:szCs w:val="24"/>
+        </w:rPr>
+        <w:t>, namenjeni radu sa podacima koji pristižu u realnom vremenu.</w:t>
+      </w:r>
+    </w:p>
+    <w:p>
+      <w:pPr>
+        <w:spacing w:after="0" w:line="240" w:lineRule="auto"/>
+        <w:jc w:val="both"/>
+        <w:rPr>
+          <w:rFonts w:eastAsia="Times New Roman" w:cs="Times New Roman"/>
+          <w:szCs w:val="24"/>
+        </w:rPr>
+      </w:pPr>
+      <w:r>
+        <w:rPr>
+          <w:rFonts w:eastAsia="Times New Roman" w:cs="Times New Roman"/>
+          <w:szCs w:val="24"/>
+        </w:rPr>
+        <w:t>U nastavku poglavlja biće predstavljeni osnovni koncepti i karakteristike navedenih savremenih pristupa, sa posebnim osvrtom na njihove prednosti, izazove i potencijalnu primenu u medicinskim problemima, poput predikcije srčanih oboljenja.</w:t>
+      </w:r>
+    </w:p>
+    <w:p>
+      <w:pPr>
+        <w:spacing w:after="0" w:line="240" w:lineRule="auto"/>
+        <w:jc w:val="both"/>
+        <w:rPr>
+          <w:rFonts w:eastAsia="Times New Roman" w:cs="Times New Roman"/>
+          <w:szCs w:val="24"/>
+        </w:rPr>
       </w:pPr>
     </w:p>
     <w:p>
@@ -7361,21 +8375,19 @@
           <w:numId w:val="1"/>
         </w:numPr>
         <w:spacing w:before="0"/>
-        <w:jc w:val="both"/>
       </w:pPr>
       <w:r>
         <w:t xml:space="preserve"> </w:t>
       </w:r>
-      <w:bookmarkStart w:id="14" w:name="_Toc220503846"/>
-      <w:r>
-        <w:t>Opis skupa podataka</w:t>
+      <w:bookmarkStart w:id="14" w:name="_Toc221742896"/>
+      <w:r>
+        <w:t>Sparse Learning i Structured Sparsity</w:t>
       </w:r>
       <w:bookmarkEnd w:id="14"/>
     </w:p>
     <w:p>
       <w:pPr>
         <w:spacing w:after="0"/>
-        <w:jc w:val="both"/>
       </w:pPr>
     </w:p>
     <w:p>
@@ -7385,13 +8397,13 @@
         <w:jc w:val="both"/>
       </w:pPr>
       <w:r>
-        <w:t xml:space="preserve">U praktičnom delu rada korišćen je skup podataka Heart Disease Prediction Dataset, preuzet sa platforme Kaggle. Skup sadrži podatke o 270 pacijenata i 13 atributa koji opisuju fiziološke karakteristike (npr. godine, pol, pritisak, holesterol itd.). Dataset obuhvata numeričke </w:t>
-      </w:r>
-      <w:r>
-        <w:t xml:space="preserve">i </w:t>
-      </w:r>
-      <w:r>
-        <w:t>kategorijalne atribute, što ga čini pogodnim za primenu različitih tehnika izbora atributa. Ciljna promenljiva ukazuje na prisustvo ili odsustvo srčanog oboljenja.</w:t>
+        <w:rPr>
+          <w:i/>
+        </w:rPr>
+        <w:t>Sparse learning</w:t>
+      </w:r>
+      <w:r>
+        <w:t xml:space="preserve"> predstavlja savremeni pristup u oblasti izbora atributa koji se zasniva na pretpostavci da u velikom broju realnih problema samo mali podskup atributa ima stvarni uticaj na ciljnu promenljivu. Cilj ovih metoda je učenje modela čiji su parametri retki (sparse), odnosno takvi da veliki broj koeficijenata ima vrednost nula. Na taj način se automatski vrši selekcija atributa, jer atributi sa nuliranim koeficijentima ne doprinose predikciji.</w:t>
       </w:r>
     </w:p>
     <w:p>
@@ -7399,6 +8411,172 @@
         <w:spacing w:after="0"/>
         <w:ind w:firstLine="360"/>
         <w:jc w:val="both"/>
+      </w:pPr>
+      <w:r>
+        <w:t>Kao što je ranije opisano u okviru embedded metoda, LASSO predstavlja temelj sparse learning-a kroz primenu L1 regularizacije. Međutim, savremeni pristupi sparse learning-u prevazilaze klasični LASSO model. Umesto nezavisnog tretiranja atributa, novije metode uvode strukturisane regularizacione termine, grupnu sparsnost i adaptivne penalizacije, čime se omogućava selekcija celih grupa atributa ili očuvanje unutrašnje strukture podataka. Na taj način sparse learning postaje opšti okvir za učenje retkih reprezentacija, primenljiv i u dubokim neuronskim mrežama</w:t>
+      </w:r>
+      <w:sdt>
+        <w:sdtPr>
+          <w:id w:val="324325497"/>
+          <w:citation/>
+        </w:sdtPr>
+        <w:sdtEndPr/>
+        <w:sdtContent>
+          <w:r>
+            <w:fldChar w:fldCharType="begin"/>
+          </w:r>
+          <w:r>
+            <w:rPr>
+              <w:lang w:val="sr-Latn-RS"/>
+            </w:rPr>
+            <w:instrText xml:space="preserve"> CITATION Tre15 \l 9242 </w:instrText>
+          </w:r>
+          <w:r>
+            <w:fldChar w:fldCharType="separate"/>
+          </w:r>
+          <w:r>
+            <w:rPr>
+              <w:noProof/>
+              <w:lang w:val="sr-Latn-RS"/>
+            </w:rPr>
+            <w:t xml:space="preserve"> </w:t>
+          </w:r>
+          <w:r>
+            <w:rPr>
+              <w:noProof/>
+              <w:lang w:val="sr-Latn-RS"/>
+            </w:rPr>
+            <w:t>[12]</w:t>
+          </w:r>
+          <w:r>
+            <w:fldChar w:fldCharType="end"/>
+          </w:r>
+        </w:sdtContent>
+      </w:sdt>
+      <w:r>
+        <w:t>.</w:t>
+      </w:r>
+    </w:p>
+    <w:p>
+      <w:pPr>
+        <w:spacing w:after="0" w:line="240" w:lineRule="auto"/>
+        <w:ind w:firstLine="360"/>
+        <w:jc w:val="both"/>
+        <w:rPr>
+          <w:rFonts w:eastAsia="Times New Roman" w:cs="Times New Roman"/>
+          <w:szCs w:val="24"/>
+        </w:rPr>
+      </w:pPr>
+      <w:r>
+        <w:rPr>
+          <w:rFonts w:eastAsia="Times New Roman" w:cs="Times New Roman"/>
+          <w:i/>
+          <w:szCs w:val="24"/>
+        </w:rPr>
+        <w:t>Structured sparsity</w:t>
+      </w:r>
+      <w:r>
+        <w:rPr>
+          <w:rFonts w:eastAsia="Times New Roman" w:cs="Times New Roman"/>
+          <w:szCs w:val="24"/>
+        </w:rPr>
+        <w:t xml:space="preserve"> predstavlja proširenje ovog koncepta. Dok klasične sparse metode tretiraju svaki atribut nezavisno, structured sparsity uzima u obzir međusobne odnose i grupnu strukturu atributa. U mnogim realnim problemima atributi su prirodno organizovani u grupe (npr. geni koji pripadaju istom biološkom putu, pikseli koji čine deo iste regije slike ili klinički parametri iste kategorije). Metode kao što je Group LASSO omogućavaju selekciju čitavih grupa atributa, čime se zadržava strukturna informacija i dobija interpretabilniji model</w:t>
+      </w:r>
+      <w:sdt>
+        <w:sdtPr>
+          <w:rPr>
+            <w:rFonts w:eastAsia="Times New Roman" w:cs="Times New Roman"/>
+            <w:szCs w:val="24"/>
+          </w:rPr>
+          <w:id w:val="-111668683"/>
+          <w:citation/>
+        </w:sdtPr>
+        <w:sdtEndPr/>
+        <w:sdtContent>
+          <w:r>
+            <w:rPr>
+              <w:rFonts w:eastAsia="Times New Roman" w:cs="Times New Roman"/>
+              <w:szCs w:val="24"/>
+            </w:rPr>
+            <w:fldChar w:fldCharType="begin"/>
+          </w:r>
+          <w:r>
+            <w:rPr>
+              <w:rFonts w:eastAsia="Times New Roman" w:cs="Times New Roman"/>
+              <w:szCs w:val="24"/>
+              <w:lang w:val="sr-Latn-RS"/>
+            </w:rPr>
+            <w:instrText xml:space="preserve"> CITATION Min19 \l 9242 </w:instrText>
+          </w:r>
+          <w:r>
+            <w:rPr>
+              <w:rFonts w:eastAsia="Times New Roman" w:cs="Times New Roman"/>
+              <w:szCs w:val="24"/>
+            </w:rPr>
+            <w:fldChar w:fldCharType="separate"/>
+          </w:r>
+          <w:r>
+            <w:rPr>
+              <w:rFonts w:eastAsia="Times New Roman" w:cs="Times New Roman"/>
+              <w:noProof/>
+              <w:szCs w:val="24"/>
+              <w:lang w:val="sr-Latn-RS"/>
+            </w:rPr>
+            <w:t xml:space="preserve"> </w:t>
+          </w:r>
+          <w:r>
+            <w:rPr>
+              <w:rFonts w:eastAsia="Times New Roman" w:cs="Times New Roman"/>
+              <w:noProof/>
+              <w:szCs w:val="24"/>
+              <w:lang w:val="sr-Latn-RS"/>
+            </w:rPr>
+            <w:t>[13]</w:t>
+          </w:r>
+          <w:r>
+            <w:rPr>
+              <w:rFonts w:eastAsia="Times New Roman" w:cs="Times New Roman"/>
+              <w:szCs w:val="24"/>
+            </w:rPr>
+            <w:fldChar w:fldCharType="end"/>
+          </w:r>
+        </w:sdtContent>
+      </w:sdt>
+      <w:r>
+        <w:rPr>
+          <w:rFonts w:eastAsia="Times New Roman" w:cs="Times New Roman"/>
+          <w:szCs w:val="24"/>
+        </w:rPr>
+        <w:t>.</w:t>
+      </w:r>
+    </w:p>
+    <w:p>
+      <w:pPr>
+        <w:spacing w:after="0" w:line="240" w:lineRule="auto"/>
+        <w:ind w:firstLine="360"/>
+        <w:jc w:val="both"/>
+        <w:rPr>
+          <w:rFonts w:eastAsia="Times New Roman" w:cs="Times New Roman"/>
+          <w:szCs w:val="24"/>
+        </w:rPr>
+      </w:pPr>
+      <w:r>
+        <w:rPr>
+          <w:rFonts w:eastAsia="Times New Roman" w:cs="Times New Roman"/>
+          <w:szCs w:val="24"/>
+        </w:rPr>
+        <w:t>Prednost structured sparsity pristupa ogleda se u tome što omogućava modelima da reflektuju realne relacije između atributa, dok istovremeno zadržavaju kompaktnost i stabilnost. Ovi pristupi su naročito značajni u savremenim sistemima mašinskog učenja gde je interpretabilnost modela od velike važnosti, kao što su medicinske i finansijske primene.</w:t>
+      </w:r>
+    </w:p>
+    <w:p>
+      <w:pPr>
+        <w:spacing w:after="0" w:line="240" w:lineRule="auto"/>
+        <w:ind w:firstLine="360"/>
+        <w:jc w:val="both"/>
+        <w:rPr>
+          <w:rFonts w:eastAsia="Times New Roman" w:cs="Times New Roman"/>
+          <w:szCs w:val="24"/>
+        </w:rPr>
       </w:pPr>
     </w:p>
     <w:p>
@@ -7409,16 +8587,1082 @@
           <w:numId w:val="1"/>
         </w:numPr>
         <w:spacing w:before="0"/>
-        <w:jc w:val="both"/>
       </w:pPr>
       <w:r>
         <w:t xml:space="preserve"> </w:t>
       </w:r>
-      <w:bookmarkStart w:id="15" w:name="_Toc220503847"/>
+      <w:bookmarkStart w:id="15" w:name="_Toc221742897"/>
+      <w:r>
+        <w:t>Feature Selection u Deep Learning okruženju</w:t>
+      </w:r>
+      <w:bookmarkEnd w:id="15"/>
+    </w:p>
+    <w:p>
+      <w:pPr>
+        <w:spacing w:after="0"/>
+      </w:pPr>
+    </w:p>
+    <w:p>
+      <w:pPr>
+        <w:spacing w:after="0"/>
+        <w:ind w:firstLine="360"/>
+        <w:jc w:val="both"/>
+      </w:pPr>
+      <w:r>
+        <w:t xml:space="preserve">Za razliku od tradicionalnih metoda mašinskog učenja, gde je selekcija atributa često zaseban korak pre treniranja modela, u </w:t>
+      </w:r>
+      <w:r>
+        <w:rPr>
+          <w:i/>
+        </w:rPr>
+        <w:t>deep learning</w:t>
+      </w:r>
+      <w:r>
+        <w:t xml:space="preserve"> okruženju proces izbora relevantnih karakteristika često je integrisan u samu arhitekturu mreže. Neuronske mreže, posebno duboke mreže sa više skrivenih slojeva, imaju sposobnost automatskog učenja reprezentacija podataka. Umesto ručne selekcije atributa, model kroz slojeve transformacija sam uči koje kombinacije ulaznih promenljivih imaju najveću diskriminativnu moć. Ovaj proces poznat je kao </w:t>
+      </w:r>
+      <w:r>
+        <w:rPr>
+          <w:rStyle w:val="Strong"/>
+        </w:rPr>
+        <w:t>automatska ekstrakcija karakteristika (</w:t>
+      </w:r>
+      <w:r>
+        <w:rPr>
+          <w:rStyle w:val="Strong"/>
+          <w:i/>
+        </w:rPr>
+        <w:t>automatic feature extraction</w:t>
+      </w:r>
+      <w:r>
+        <w:rPr>
+          <w:rStyle w:val="Strong"/>
+        </w:rPr>
+        <w:t>)</w:t>
+      </w:r>
+      <w:r>
+        <w:t>.</w:t>
+      </w:r>
+    </w:p>
+    <w:p>
+      <w:pPr>
+        <w:spacing w:after="0"/>
+        <w:ind w:firstLine="360"/>
+        <w:jc w:val="both"/>
+      </w:pPr>
+      <w:r>
+        <w:t xml:space="preserve">Glavna prednost dubokog učenja je sposobnost modela da automatski identifikuje i kreira relevantne reprezentacije iz sirovih podataka, ali u visokodimenzionalnim prostorima selekcija ostaje ključna za efikasnost i interpretabilnost. U Deep Learning okruženju, izbor atributa se najčešće sprovodi kroz sledeće mehanizme: </w:t>
+      </w:r>
+    </w:p>
+    <w:p>
+      <w:pPr>
+        <w:pStyle w:val="ListParagraph"/>
+        <w:numPr>
+          <w:ilvl w:val="0"/>
+          <w:numId w:val="14"/>
+        </w:numPr>
+        <w:spacing w:after="0"/>
+        <w:jc w:val="both"/>
+      </w:pPr>
+      <w:r>
+        <w:t xml:space="preserve">regularizacija - ovaj pristup predstavlja proširenje klasičnog LASSO koncepta na duboke modele. Za razliku od linearnih modela, ovde </w:t>
+      </w:r>
+      <w:r>
+        <w:rPr>
+          <w:rStyle w:val="mord"/>
+        </w:rPr>
+        <w:t>L1</w:t>
+      </w:r>
+      <w:r>
+        <w:rPr>
+          <w:rStyle w:val="vlist-s"/>
+        </w:rPr>
+        <w:t>​</w:t>
+      </w:r>
+      <w:r>
+        <w:t xml:space="preserve"> kazna primorava mrežu da ignoriše ulazne signale koji ne doprinose smanjenju funkcije gubitka</w:t>
+      </w:r>
+    </w:p>
+    <w:p>
+      <w:pPr>
+        <w:pStyle w:val="ListParagraph"/>
+        <w:numPr>
+          <w:ilvl w:val="0"/>
+          <w:numId w:val="14"/>
+        </w:numPr>
+        <w:spacing w:after="0"/>
+        <w:jc w:val="both"/>
+      </w:pPr>
+      <w:r>
+        <w:t>dropout - nasumično deaktivira deo neurona tokom treniranja, čime se sprečava prekomerno prilagođavanje i indirektno podstiče robustan izbor informativnih karakteristika. Savremeniji pristupi koriste učene maske (learnable masks) koje eksplicitno određuju koji ulazi su relevantni.</w:t>
+      </w:r>
+    </w:p>
+    <w:p>
+      <w:pPr>
+        <w:pStyle w:val="ListParagraph"/>
+        <w:numPr>
+          <w:ilvl w:val="0"/>
+          <w:numId w:val="14"/>
+        </w:numPr>
+        <w:spacing w:after="0"/>
+        <w:jc w:val="both"/>
+      </w:pPr>
+      <w:r>
+        <w:t>attention mehanizmi - jedan od najsavremenijih pristupa, attention slojevi omogućavaju modelu da dinamički dodeljuje različite težine ulaznim atributima. Na taj način model implicitno vrši selekciju atributa, fokusirajući se na najinformativnije karakteristike za određeni zadatak</w:t>
+      </w:r>
+      <w:sdt>
+        <w:sdtPr>
+          <w:id w:val="853070738"/>
+          <w:citation/>
+        </w:sdtPr>
+        <w:sdtEndPr/>
+        <w:sdtContent>
+          <w:r>
+            <w:fldChar w:fldCharType="begin"/>
+          </w:r>
+          <w:r>
+            <w:rPr>
+              <w:lang w:val="sr-Latn-RS"/>
+            </w:rPr>
+            <w:instrText xml:space="preserve"> CITATION Vas17 \l 9242 </w:instrText>
+          </w:r>
+          <w:r>
+            <w:fldChar w:fldCharType="separate"/>
+          </w:r>
+          <w:r>
+            <w:rPr>
+              <w:noProof/>
+              <w:lang w:val="sr-Latn-RS"/>
+            </w:rPr>
+            <w:t xml:space="preserve"> </w:t>
+          </w:r>
+          <w:r>
+            <w:rPr>
+              <w:noProof/>
+              <w:lang w:val="sr-Latn-RS"/>
+            </w:rPr>
+            <w:t>[14]</w:t>
+          </w:r>
+          <w:r>
+            <w:fldChar w:fldCharType="end"/>
+          </w:r>
+        </w:sdtContent>
+      </w:sdt>
+      <w:r>
+        <w:t>.</w:t>
+      </w:r>
+    </w:p>
+    <w:p>
+      <w:pPr>
+        <w:spacing w:after="0"/>
+        <w:ind w:firstLine="360"/>
+        <w:jc w:val="both"/>
+      </w:pPr>
+      <w:r>
+        <w:t>Iako deep learning modeli često mogu raditi sa velikim brojem atributa bez eksplicitne selekcije, savremena istraživanja pokazuju da kombinacija tradicionalnih tehnika izbora atributa i dubokog učenja može dovesti do stabilnijih, interpretabilnijih i efikasnijih modela. Posebno u domenima kao što je medicina, gde je razumevanje faktora rizika ključno, eksplicitna selekcija atributa i dalje ima značajnu ulogu</w:t>
+      </w:r>
+      <w:sdt>
+        <w:sdtPr>
+          <w:id w:val="1561516581"/>
+          <w:citation/>
+        </w:sdtPr>
+        <w:sdtEndPr/>
+        <w:sdtContent>
+          <w:r>
+            <w:fldChar w:fldCharType="begin"/>
+          </w:r>
+          <w:r>
+            <w:rPr>
+              <w:lang w:val="sr-Latn-RS"/>
+            </w:rPr>
+            <w:instrText xml:space="preserve"> CITATION LiY16 \l 9242 </w:instrText>
+          </w:r>
+          <w:r>
+            <w:fldChar w:fldCharType="separate"/>
+          </w:r>
+          <w:r>
+            <w:rPr>
+              <w:noProof/>
+              <w:lang w:val="sr-Latn-RS"/>
+            </w:rPr>
+            <w:t xml:space="preserve"> </w:t>
+          </w:r>
+          <w:r>
+            <w:rPr>
+              <w:noProof/>
+              <w:lang w:val="sr-Latn-RS"/>
+            </w:rPr>
+            <w:t>[15]</w:t>
+          </w:r>
+          <w:r>
+            <w:fldChar w:fldCharType="end"/>
+          </w:r>
+        </w:sdtContent>
+      </w:sdt>
+      <w:r>
+        <w:t>.</w:t>
+      </w:r>
+    </w:p>
+    <w:p>
+      <w:pPr>
+        <w:spacing w:after="0"/>
+        <w:ind w:firstLine="360"/>
+        <w:jc w:val="both"/>
+      </w:pPr>
+    </w:p>
+    <w:p>
+      <w:pPr>
+        <w:pStyle w:val="Heading2"/>
+        <w:numPr>
+          <w:ilvl w:val="1"/>
+          <w:numId w:val="1"/>
+        </w:numPr>
+        <w:spacing w:before="0"/>
+      </w:pPr>
+      <w:r>
+        <w:t xml:space="preserve"> </w:t>
+      </w:r>
+      <w:bookmarkStart w:id="16" w:name="_Toc221742898"/>
+      <w:r>
+        <w:t>Causal Feature Selection</w:t>
+      </w:r>
+      <w:bookmarkEnd w:id="16"/>
+    </w:p>
+    <w:p>
+      <w:pPr>
+        <w:spacing w:after="0"/>
+      </w:pPr>
+    </w:p>
+    <w:p>
+      <w:pPr>
+        <w:spacing w:after="0"/>
+        <w:ind w:firstLine="360"/>
+        <w:jc w:val="both"/>
+      </w:pPr>
+      <w:r>
+        <w:rPr>
+          <w:bCs/>
+          <w:i/>
+        </w:rPr>
+        <w:t>Causal Feature Selection</w:t>
+      </w:r>
+      <w:r>
+        <w:t xml:space="preserve"> teži da identifikuje podskup atributa koji su stvarni uzročnici posmatranog ishoda. Ovo je od velikog značaja u oblastima poput medicine (predviđanje bolesti) ili ekonomije, gde nije dovoljno samo predvideti događaj, već i razumeti zašto se on dešava.</w:t>
+      </w:r>
+    </w:p>
+    <w:p>
+      <w:pPr>
+        <w:spacing w:after="0"/>
+        <w:ind w:firstLine="360"/>
+        <w:jc w:val="both"/>
+      </w:pPr>
+      <w:r>
+        <w:t xml:space="preserve">Osnovna ideja ovog pristupa jeste da korelacija između dve promenljive ne podrazumeva nužno i kauzalnost. U mnogim skupovima podataka mogu postojati atributi koji su snažno povezani sa ciljnom promenljivom, ali ne predstavljaju njen direktan uzrok, već su posledica skrivenih faktora ili posrednih veza. Metode causal feature selection-a često se zasnivaju na konceptima iz teorije grafova i probabilističkih modela, kao što su Bayesove mreže i kauzalni dijagrami (causal graphs). </w:t>
+      </w:r>
+      <w:r>
+        <w:t>Algoritmi poput PC algoritma omogućavaju otkrivanje kauzalne strukture na osnovu testova uslovne nezavisnosti. Ovi pristupi omogućavaju modelovanje odnosa između promenljivih u vidu usmerenih grafova, gde se analizom strukture grafa identifikuju direktni uzroci ciljne promenljive</w:t>
+      </w:r>
+      <w:sdt>
+        <w:sdtPr>
+          <w:id w:val="1561980242"/>
+          <w:citation/>
+        </w:sdtPr>
+        <w:sdtEndPr/>
+        <w:sdtContent>
+          <w:r>
+            <w:fldChar w:fldCharType="begin"/>
+          </w:r>
+          <w:r>
+            <w:rPr>
+              <w:lang w:val="sr-Latn-RS"/>
+            </w:rPr>
+            <w:instrText xml:space="preserve"> CITATION Pet12 \l 9242 </w:instrText>
+          </w:r>
+          <w:r>
+            <w:fldChar w:fldCharType="separate"/>
+          </w:r>
+          <w:r>
+            <w:rPr>
+              <w:noProof/>
+              <w:lang w:val="sr-Latn-RS"/>
+            </w:rPr>
+            <w:t xml:space="preserve"> </w:t>
+          </w:r>
+          <w:r>
+            <w:rPr>
+              <w:noProof/>
+              <w:lang w:val="sr-Latn-RS"/>
+            </w:rPr>
+            <w:t>[16]</w:t>
+          </w:r>
+          <w:r>
+            <w:fldChar w:fldCharType="end"/>
+          </w:r>
+        </w:sdtContent>
+      </w:sdt>
+      <w:r>
+        <w:t>.</w:t>
+      </w:r>
+    </w:p>
+    <w:p>
+      <w:pPr>
+        <w:spacing w:after="0"/>
+        <w:ind w:firstLine="360"/>
+        <w:jc w:val="both"/>
+      </w:pPr>
+      <w:r>
+        <w:t>Guyon i Elisseeff (2003) ističu da tradicionalne metode selekcije atributa često biraju promenljive koje su samo statistički povezane sa ciljem, dok kauzalni pristup omogućava izbor minimalnog Markovljevog skupa (Markov Blanket) ciljne promenljive. Ovakav skup sadrži samo one atribute koji imaju direktan uticaj na ishod ili posredno utiču kroz druge promenljive, što rezultuje kompaktnijim i pouzdanijim modelima</w:t>
+      </w:r>
+      <w:sdt>
+        <w:sdtPr>
+          <w:id w:val="-503134651"/>
+          <w:citation/>
+        </w:sdtPr>
+        <w:sdtEndPr/>
+        <w:sdtContent>
+          <w:r>
+            <w:fldChar w:fldCharType="begin"/>
+          </w:r>
+          <w:r>
+            <w:rPr>
+              <w:lang w:val="sr-Latn-RS"/>
+            </w:rPr>
+            <w:instrText xml:space="preserve"> CITATION Guy03 \l 9242 </w:instrText>
+          </w:r>
+          <w:r>
+            <w:fldChar w:fldCharType="separate"/>
+          </w:r>
+          <w:r>
+            <w:rPr>
+              <w:noProof/>
+              <w:lang w:val="sr-Latn-RS"/>
+            </w:rPr>
+            <w:t xml:space="preserve"> </w:t>
+          </w:r>
+          <w:r>
+            <w:rPr>
+              <w:noProof/>
+              <w:lang w:val="sr-Latn-RS"/>
+            </w:rPr>
+            <w:t>[17]</w:t>
+          </w:r>
+          <w:r>
+            <w:fldChar w:fldCharType="end"/>
+          </w:r>
+        </w:sdtContent>
+      </w:sdt>
+      <w:r>
+        <w:t>.</w:t>
+      </w:r>
+    </w:p>
+    <w:p>
+      <w:pPr>
+        <w:spacing w:after="0"/>
+        <w:ind w:firstLine="360"/>
+        <w:jc w:val="both"/>
+      </w:pPr>
+      <w:r>
+        <w:t>Iako causal feature selection zahteva složenije metode i često veće količine podataka, on predstavlja značajan korak ka razvoju pouzdanijih i interpretabilnijih sistema mašinskog učenja. Zbog toga se sve više primenjuje u savremenim istraživanjima i praktičnim primenama gde je razumevanje uzročno-posledičnih veza od ključnog značaja.</w:t>
+      </w:r>
+    </w:p>
+    <w:p>
+      <w:pPr>
+        <w:spacing w:after="0"/>
+        <w:ind w:firstLine="360"/>
+        <w:jc w:val="both"/>
+      </w:pPr>
+    </w:p>
+    <w:p>
+      <w:pPr>
+        <w:pStyle w:val="Heading2"/>
+        <w:numPr>
+          <w:ilvl w:val="1"/>
+          <w:numId w:val="1"/>
+        </w:numPr>
+        <w:spacing w:before="0"/>
+        <w:rPr>
+          <w:bCs/>
+        </w:rPr>
+      </w:pPr>
+      <w:r>
+        <w:rPr>
+          <w:bCs/>
+        </w:rPr>
+        <w:t xml:space="preserve"> </w:t>
+      </w:r>
+      <w:bookmarkStart w:id="17" w:name="_Toc221742899"/>
+      <w:r>
+        <w:rPr>
+          <w:bCs/>
+        </w:rPr>
+        <w:t>Multi-Objective &amp; Pareto FS</w:t>
+      </w:r>
+      <w:bookmarkEnd w:id="17"/>
+    </w:p>
+    <w:p>
+      <w:pPr>
+        <w:spacing w:after="0"/>
+      </w:pPr>
+    </w:p>
+    <w:p>
+      <w:pPr>
+        <w:spacing w:after="0" w:line="240" w:lineRule="auto"/>
+        <w:ind w:firstLine="360"/>
+        <w:jc w:val="both"/>
+        <w:rPr>
+          <w:rFonts w:eastAsia="Times New Roman" w:cs="Times New Roman"/>
+          <w:szCs w:val="24"/>
+        </w:rPr>
+      </w:pPr>
+      <w:r>
+        <w:rPr>
+          <w:rFonts w:eastAsia="Times New Roman" w:cs="Times New Roman"/>
+          <w:szCs w:val="24"/>
+        </w:rPr>
+        <w:t xml:space="preserve">Tradicionalne metode selekcije atributa uglavnom se oslanjaju na optimizaciju jednog kriterijuma, najčešće tačnosti klasifikacije ili greške predikcije. Međutim, u realnim problemima često postoji više međusobno suprotstavljenih ciljeva, zbog čega se problem selekcije atributa prirodno može posmatrati kao </w:t>
+      </w:r>
+      <w:r>
+        <w:rPr>
+          <w:rFonts w:eastAsia="Times New Roman" w:cs="Times New Roman"/>
+          <w:bCs/>
+          <w:i/>
+          <w:szCs w:val="24"/>
+        </w:rPr>
+        <w:t>multi-objective optimizacioni problem</w:t>
+      </w:r>
+      <w:r>
+        <w:rPr>
+          <w:rFonts w:eastAsia="Times New Roman" w:cs="Times New Roman"/>
+          <w:szCs w:val="24"/>
+        </w:rPr>
+        <w:t>.</w:t>
+      </w:r>
+    </w:p>
+    <w:p>
+      <w:pPr>
+        <w:pStyle w:val="NormalWeb"/>
+        <w:spacing w:before="0" w:beforeAutospacing="0" w:after="0" w:afterAutospacing="0"/>
+        <w:jc w:val="both"/>
+      </w:pPr>
+      <w:r>
+        <w:t>Multi-objective feature selection (MOFS</w:t>
+      </w:r>
+      <w:r>
+        <w:t>) redstavlja pristup u kojem se istovremeno optimizuje više kriterijuma, kao što su maksimalna tačnost modela, minimalan broj izabranih atributa, složenost modela, stabilnost selekcije i vreme izvršavanja. Ovi ciljevi su najčešće konfliktni – na primer, povećanje broja atributa može poboljšati tačnost modela, ali istovremeno povećava njegovu kompleksnost i rizik od prenaučenosti (overfitting). Zbog toga nije moguće pronaći jedno rešenje koje je optimalno po svim kriterijumima, već se traži skup kompromisnih rešenja</w:t>
+      </w:r>
+      <w:r>
+        <w:t xml:space="preserve"> </w:t>
+      </w:r>
+      <w:sdt>
+        <w:sdtPr>
+          <w:id w:val="-274103567"/>
+          <w:citation/>
+        </w:sdtPr>
+        <w:sdtEndPr/>
+        <w:sdtContent>
+          <w:r>
+            <w:fldChar w:fldCharType="begin"/>
+          </w:r>
+          <w:r>
+            <w:rPr>
+              <w:lang w:val="sr-Latn-RS"/>
+            </w:rPr>
+            <w:instrText xml:space="preserve"> CITATION Kal04 \l 9242 </w:instrText>
+          </w:r>
+          <w:r>
+            <w:fldChar w:fldCharType="separate"/>
+          </w:r>
+          <w:r>
+            <w:rPr>
+              <w:noProof/>
+              <w:lang w:val="sr-Latn-RS"/>
+            </w:rPr>
+            <w:t>[18]</w:t>
+          </w:r>
+          <w:r>
+            <w:fldChar w:fldCharType="end"/>
+          </w:r>
+        </w:sdtContent>
+      </w:sdt>
+      <w:r>
+        <w:t>.</w:t>
+      </w:r>
+    </w:p>
+    <w:p>
+      <w:pPr>
+        <w:pStyle w:val="NormalWeb"/>
+        <w:spacing w:before="0" w:beforeAutospacing="0" w:after="0" w:afterAutospacing="0"/>
+        <w:jc w:val="both"/>
+      </w:pPr>
+    </w:p>
+    <w:p>
+      <w:pPr>
+        <w:pStyle w:val="NormalWeb"/>
+        <w:spacing w:before="0" w:beforeAutospacing="0" w:after="0" w:afterAutospacing="0"/>
+        <w:rPr>
+          <w:b/>
+        </w:rPr>
+      </w:pPr>
+      <w:r>
+        <w:rPr>
+          <w:b/>
+        </w:rPr>
+        <w:t>Pareto optimalnost</w:t>
+      </w:r>
+    </w:p>
+    <w:p>
+      <w:pPr>
+        <w:pStyle w:val="NormalWeb"/>
+        <w:spacing w:before="0" w:beforeAutospacing="0" w:after="0" w:afterAutospacing="0"/>
+        <w:ind w:firstLine="720"/>
+        <w:jc w:val="both"/>
+      </w:pPr>
+      <w:r>
+        <w:t xml:space="preserve">Osnovni koncept u multi-objective optimizaciji je </w:t>
+      </w:r>
+      <w:r>
+        <w:rPr>
+          <w:rStyle w:val="Strong"/>
+          <w:b w:val="0"/>
+          <w:i/>
+        </w:rPr>
+        <w:t>Pareto optimalnost</w:t>
+      </w:r>
+      <w:r>
+        <w:t xml:space="preserve">. Rešenje se smatra Pareto optimalnim ako ne postoji drugo rešenje koje je bolje po jednom kriterijumu, a da pritom nije lošije po nekom drugom kriterijumu. Skup svih takvih rešenja naziva se </w:t>
+      </w:r>
+      <w:r>
+        <w:rPr>
+          <w:rStyle w:val="Strong"/>
+        </w:rPr>
+        <w:t>Pareto front</w:t>
+      </w:r>
+      <w:r>
+        <w:t>.</w:t>
+      </w:r>
+    </w:p>
+    <w:p>
+      <w:pPr>
+        <w:pStyle w:val="NormalWeb"/>
+        <w:spacing w:before="0" w:beforeAutospacing="0" w:after="0" w:afterAutospacing="0"/>
+        <w:jc w:val="both"/>
+      </w:pPr>
+      <w:r>
+        <w:t>U kontekstu selekcije atributa, svaka kombinacija atributa može se posmatrati kao jedno rešenje. Cilj MOFS pristupa je da pronađe skup podskupova atributa koji predstavljaju različite kompromise između, na primer, tačnosti klasifikacije i broja korišćenih atributa. Krajnji korisnik ili istraživač zatim može izabrati ono rešenje koje najbolje odgovara konkretnim zahtevima sistema</w:t>
+      </w:r>
+      <w:sdt>
+        <w:sdtPr>
+          <w:id w:val="-1942211270"/>
+          <w:citation/>
+        </w:sdtPr>
+        <w:sdtEndPr/>
+        <w:sdtContent>
+          <w:r>
+            <w:fldChar w:fldCharType="begin"/>
+          </w:r>
+          <w:r>
+            <w:rPr>
+              <w:lang w:val="sr-Latn-RS"/>
+            </w:rPr>
+            <w:instrText xml:space="preserve"> CITATION Deb02 \l 9242 </w:instrText>
+          </w:r>
+          <w:r>
+            <w:fldChar w:fldCharType="separate"/>
+          </w:r>
+          <w:r>
+            <w:rPr>
+              <w:noProof/>
+              <w:lang w:val="sr-Latn-RS"/>
+            </w:rPr>
+            <w:t xml:space="preserve"> </w:t>
+          </w:r>
+          <w:r>
+            <w:rPr>
+              <w:noProof/>
+              <w:lang w:val="sr-Latn-RS"/>
+            </w:rPr>
+            <w:t>[19]</w:t>
+          </w:r>
+          <w:r>
+            <w:fldChar w:fldCharType="end"/>
+          </w:r>
+        </w:sdtContent>
+      </w:sdt>
+      <w:r>
+        <w:t>.</w:t>
+      </w:r>
+    </w:p>
+    <w:p>
+      <w:pPr>
+        <w:pStyle w:val="NormalWeb"/>
+        <w:spacing w:before="0" w:beforeAutospacing="0" w:after="0" w:afterAutospacing="0"/>
+        <w:ind w:firstLine="360"/>
+        <w:jc w:val="both"/>
+      </w:pPr>
+      <w:r>
+        <w:t>Za rešavanje problema multi-objective feature selection najčešće se koriste evolutivni algoritmi, jer su pogodni za pretragu velikog i složenog prostora mogućih rešenja. Među najpoznatijim algoritmima su:</w:t>
+      </w:r>
+    </w:p>
+    <w:p>
+      <w:pPr>
+        <w:pStyle w:val="NormalWeb"/>
+        <w:numPr>
+          <w:ilvl w:val="0"/>
+          <w:numId w:val="16"/>
+        </w:numPr>
+        <w:spacing w:before="0" w:beforeAutospacing="0" w:after="0" w:afterAutospacing="0"/>
+        <w:jc w:val="both"/>
+      </w:pPr>
+      <w:r>
+        <w:t>NSGA-II (Non-dominated Sorting Genetic Algorithm II),</w:t>
+      </w:r>
+    </w:p>
+    <w:p>
+      <w:pPr>
+        <w:pStyle w:val="NormalWeb"/>
+        <w:numPr>
+          <w:ilvl w:val="0"/>
+          <w:numId w:val="16"/>
+        </w:numPr>
+        <w:spacing w:before="0" w:beforeAutospacing="0" w:after="0" w:afterAutospacing="0"/>
+        <w:jc w:val="both"/>
+      </w:pPr>
+      <w:r>
+        <w:t>SPEA2 (Strength Pareto Evolutionary Algorithm 2),</w:t>
+      </w:r>
+    </w:p>
+    <w:p>
+      <w:pPr>
+        <w:pStyle w:val="NormalWeb"/>
+        <w:numPr>
+          <w:ilvl w:val="0"/>
+          <w:numId w:val="16"/>
+        </w:numPr>
+        <w:spacing w:before="0" w:beforeAutospacing="0" w:after="0" w:afterAutospacing="0"/>
+        <w:jc w:val="both"/>
+      </w:pPr>
+      <w:r>
+        <w:t>MOEA/D (Multi-Objective Evolutionary Algorithm based on Decomposition).</w:t>
+      </w:r>
+    </w:p>
+    <w:p>
+      <w:pPr>
+        <w:pStyle w:val="NormalWeb"/>
+        <w:spacing w:before="0" w:beforeAutospacing="0" w:after="0" w:afterAutospacing="0"/>
+        <w:jc w:val="both"/>
+      </w:pPr>
+      <w:r>
+        <w:t>Ovi algoritmi generišu populaciju rešenja i kroz iterativni proces evolucije nastoje da aproksimiraju Pareto front. Svako rešenje se obično kodira kao binarni vektor, gde vrednost 1 označava da je atribut izabran, a 0 da nije.</w:t>
+      </w:r>
+    </w:p>
+    <w:p>
+      <w:pPr>
+        <w:pStyle w:val="NormalWeb"/>
+        <w:spacing w:before="0" w:beforeAutospacing="0" w:after="0" w:afterAutospacing="0"/>
+        <w:jc w:val="both"/>
+      </w:pPr>
+    </w:p>
+    <w:p>
+      <w:pPr>
+        <w:pStyle w:val="Heading2"/>
+        <w:numPr>
+          <w:ilvl w:val="1"/>
+          <w:numId w:val="1"/>
+        </w:numPr>
+        <w:spacing w:before="0"/>
+      </w:pPr>
+      <w:r>
+        <w:t xml:space="preserve"> </w:t>
+      </w:r>
+      <w:bookmarkStart w:id="18" w:name="_Toc221742900"/>
+      <w:r>
+        <w:t>Streaming &amp; Online Feature Selection</w:t>
+      </w:r>
+      <w:bookmarkEnd w:id="18"/>
+    </w:p>
+    <w:p>
+      <w:pPr>
+        <w:spacing w:after="0"/>
+      </w:pPr>
+    </w:p>
+    <w:p>
+      <w:pPr>
+        <w:spacing w:after="0"/>
+        <w:ind w:firstLine="360"/>
+        <w:jc w:val="both"/>
+        <w:rPr>
+          <w:rStyle w:val="Strong"/>
+          <w:b w:val="0"/>
+          <w:i/>
+        </w:rPr>
+      </w:pPr>
+      <w:r>
+        <w:t xml:space="preserve">U klasičnim pristupima selekciji atributa pretpostavlja se da su svi podaci i svi atributi dostupni unapred, pre procesa učenja. Međutim, u mnogim savremenim primenama podaci pristižu postepeno, u realnom vremenu, dok se broj atributa može dinamički menjati. U takvim scenarijima tradicionalne metode selekcije atributa nisu primenljive, što je dovelo do razvoja oblasti poznate kao </w:t>
+      </w:r>
+      <w:r>
+        <w:rPr>
+          <w:rStyle w:val="Strong"/>
+          <w:b w:val="0"/>
+          <w:i/>
+        </w:rPr>
+        <w:t>streaming i online feature selection</w:t>
+      </w:r>
+      <w:r>
+        <w:rPr>
+          <w:rStyle w:val="Strong"/>
+          <w:b w:val="0"/>
+          <w:i/>
+        </w:rPr>
+        <w:t>.</w:t>
+      </w:r>
+      <w:r>
+        <w:rPr>
+          <w:rStyle w:val="Strong"/>
+          <w:b w:val="0"/>
+          <w:i/>
+        </w:rPr>
+        <w:t xml:space="preserve"> </w:t>
+      </w:r>
+    </w:p>
+    <w:p>
+      <w:pPr>
+        <w:spacing w:after="0" w:line="240" w:lineRule="auto"/>
+        <w:ind w:firstLine="360"/>
+        <w:jc w:val="both"/>
+        <w:rPr>
+          <w:rFonts w:eastAsia="Times New Roman" w:cs="Times New Roman"/>
+          <w:szCs w:val="24"/>
+        </w:rPr>
+      </w:pPr>
+      <w:r>
+        <w:rPr>
+          <w:rFonts w:eastAsia="Times New Roman" w:cs="Times New Roman"/>
+          <w:i/>
+          <w:szCs w:val="24"/>
+        </w:rPr>
+        <w:t>Streaming feature selection</w:t>
+      </w:r>
+      <w:r>
+        <w:rPr>
+          <w:rFonts w:eastAsia="Times New Roman" w:cs="Times New Roman"/>
+          <w:szCs w:val="24"/>
+        </w:rPr>
+        <w:t xml:space="preserve"> odnosi se na problem selekcije atributa u okruženju gde atributi dolaze sekvencijalno, jedan po jedan ili u grupama. Za razliku od standardnog pristupa gde je skup atributa fiksan, ovde algoritam mora da donosi odluke „u hodu“, bez mogućnosti ponovnog pristupa prethodnim atributima. Cilj je da se u svakom trenutku održi optimalan ili približno optimalan podskup atributa na osnovu informacija koje su do tada dostupne.</w:t>
+      </w:r>
+    </w:p>
+    <w:p>
+      <w:pPr>
+        <w:spacing w:after="0" w:line="240" w:lineRule="auto"/>
+        <w:ind w:firstLine="360"/>
+        <w:jc w:val="both"/>
+        <w:rPr>
+          <w:rFonts w:eastAsia="Times New Roman" w:cs="Times New Roman"/>
+          <w:szCs w:val="24"/>
+        </w:rPr>
+      </w:pPr>
+      <w:r>
+        <w:rPr>
+          <w:rFonts w:eastAsia="Times New Roman" w:cs="Times New Roman"/>
+          <w:szCs w:val="24"/>
+        </w:rPr>
+        <w:t xml:space="preserve">S druge strane, </w:t>
+      </w:r>
+      <w:r>
+        <w:rPr>
+          <w:rFonts w:eastAsia="Times New Roman" w:cs="Times New Roman"/>
+          <w:bCs/>
+          <w:i/>
+          <w:szCs w:val="24"/>
+        </w:rPr>
+        <w:t>online feature selection</w:t>
+      </w:r>
+      <w:r>
+        <w:rPr>
+          <w:rFonts w:eastAsia="Times New Roman" w:cs="Times New Roman"/>
+          <w:szCs w:val="24"/>
+        </w:rPr>
+        <w:t xml:space="preserve"> fokusira se na situacije u kojima podaci pristižu u vidu toka podataka (data stream). U ovom okruženju model se kontinuirano ažurira kako novi primeri postaju dostupni, a proces selekcije atributa mora biti brz i inkrementalan. Algoritam nema pristup celokupnom skupu podataka, već uči postepeno, prilagođavajući izabrani skup atributa promenama u distribuciji podataka</w:t>
+      </w:r>
+      <w:sdt>
+        <w:sdtPr>
+          <w:rPr>
+            <w:rFonts w:eastAsia="Times New Roman" w:cs="Times New Roman"/>
+            <w:szCs w:val="24"/>
+          </w:rPr>
+          <w:id w:val="-1539972454"/>
+          <w:citation/>
+        </w:sdtPr>
+        <w:sdtEndPr/>
+        <w:sdtContent>
+          <w:r>
+            <w:rPr>
+              <w:rFonts w:eastAsia="Times New Roman" w:cs="Times New Roman"/>
+              <w:szCs w:val="24"/>
+            </w:rPr>
+            <w:fldChar w:fldCharType="begin"/>
+          </w:r>
+          <w:r>
+            <w:rPr>
+              <w:rFonts w:eastAsia="Times New Roman" w:cs="Times New Roman"/>
+              <w:szCs w:val="24"/>
+              <w:lang w:val="sr-Latn-RS"/>
+            </w:rPr>
+            <w:instrText xml:space="preserve"> CITATION Iee13 \l 9242 </w:instrText>
+          </w:r>
+          <w:r>
+            <w:rPr>
+              <w:rFonts w:eastAsia="Times New Roman" w:cs="Times New Roman"/>
+              <w:szCs w:val="24"/>
+            </w:rPr>
+            <w:fldChar w:fldCharType="separate"/>
+          </w:r>
+          <w:r>
+            <w:rPr>
+              <w:rFonts w:eastAsia="Times New Roman" w:cs="Times New Roman"/>
+              <w:noProof/>
+              <w:szCs w:val="24"/>
+              <w:lang w:val="sr-Latn-RS"/>
+            </w:rPr>
+            <w:t xml:space="preserve"> </w:t>
+          </w:r>
+          <w:r>
+            <w:rPr>
+              <w:rFonts w:eastAsia="Times New Roman" w:cs="Times New Roman"/>
+              <w:noProof/>
+              <w:szCs w:val="24"/>
+              <w:lang w:val="sr-Latn-RS"/>
+            </w:rPr>
+            <w:t>[20]</w:t>
+          </w:r>
+          <w:r>
+            <w:rPr>
+              <w:rFonts w:eastAsia="Times New Roman" w:cs="Times New Roman"/>
+              <w:szCs w:val="24"/>
+            </w:rPr>
+            <w:fldChar w:fldCharType="end"/>
+          </w:r>
+        </w:sdtContent>
+      </w:sdt>
+      <w:r>
+        <w:rPr>
+          <w:rFonts w:eastAsia="Times New Roman" w:cs="Times New Roman"/>
+          <w:szCs w:val="24"/>
+        </w:rPr>
+        <w:t>.</w:t>
+      </w:r>
+    </w:p>
+    <w:p>
+      <w:pPr>
+        <w:pStyle w:val="NormalWeb"/>
+        <w:spacing w:before="0" w:beforeAutospacing="0" w:after="0" w:afterAutospacing="0"/>
+        <w:jc w:val="both"/>
+      </w:pPr>
+      <w:r>
+        <w:t>Metode streaming feature selection-a uglavnom se mogu podeliti u dve kategorije:</w:t>
+      </w:r>
+    </w:p>
+    <w:p>
+      <w:pPr>
+        <w:pStyle w:val="NormalWeb"/>
+        <w:numPr>
+          <w:ilvl w:val="0"/>
+          <w:numId w:val="17"/>
+        </w:numPr>
+        <w:spacing w:before="0" w:beforeAutospacing="0" w:after="0" w:afterAutospacing="0"/>
+        <w:jc w:val="both"/>
+      </w:pPr>
+      <w:r>
+        <w:rPr>
+          <w:rStyle w:val="Strong"/>
+        </w:rPr>
+        <w:t>Filter pristupi</w:t>
+      </w:r>
+      <w:r>
+        <w:t xml:space="preserve"> – gde se relevantnost atributa procenjuje na osnovu statističkih mera kao što su korelacija, međusobna informacija ili zavisnost od ciljne promenljive.</w:t>
+      </w:r>
+    </w:p>
+    <w:p>
+      <w:pPr>
+        <w:pStyle w:val="NormalWeb"/>
+        <w:numPr>
+          <w:ilvl w:val="0"/>
+          <w:numId w:val="17"/>
+        </w:numPr>
+        <w:spacing w:before="0" w:beforeAutospacing="0" w:after="0" w:afterAutospacing="0"/>
+        <w:jc w:val="both"/>
+      </w:pPr>
+      <w:r>
+        <w:rPr>
+          <w:rStyle w:val="Strong"/>
+        </w:rPr>
+        <w:t>Wrapper pristupi</w:t>
+      </w:r>
+      <w:r>
+        <w:t xml:space="preserve"> – gde se kvalitet atributa procenjuje na osnovu performansi konkretnog modela mašinskog učenja.</w:t>
+      </w:r>
+    </w:p>
+    <w:p>
+      <w:pPr>
+        <w:pStyle w:val="NormalWeb"/>
+        <w:spacing w:before="0" w:beforeAutospacing="0" w:after="0" w:afterAutospacing="0"/>
+        <w:ind w:firstLine="360"/>
+        <w:jc w:val="both"/>
+      </w:pPr>
+      <w:r>
+        <w:t>Kod online feature selection-a često se koriste tehnike zasnovane na gradijentnim metodama, regularizaciji (npr. L1 regularizacija) i inkrementalnim verzijama klasičnih algoritama mašinskog učenja.</w:t>
+      </w:r>
+    </w:p>
+    <w:p>
+      <w:pPr>
+        <w:pStyle w:val="NormalWeb"/>
+        <w:spacing w:before="0" w:beforeAutospacing="0" w:after="0" w:afterAutospacing="0"/>
+        <w:ind w:firstLine="360"/>
+        <w:jc w:val="both"/>
+      </w:pPr>
+      <w:r>
+        <w:t xml:space="preserve">Streaming i online feature selection imaju široku primenu u oblastima gde se podaci generišu kontinuirano, kao što su detekcija prevara u realnom vremenu, analiza mrežnog saobraćaja, sistemi za preporuke, obrada senzorskih podataka i praćenje korisničkog ponašanja </w:t>
+      </w:r>
+      <w:sdt>
+        <w:sdtPr>
+          <w:id w:val="-1955939095"/>
+          <w:citation/>
+        </w:sdtPr>
+        <w:sdtEndPr/>
+        <w:sdtContent>
+          <w:r>
+            <w:fldChar w:fldCharType="begin"/>
+          </w:r>
+          <w:r>
+            <w:rPr>
+              <w:lang w:val="sr-Latn-RS"/>
+            </w:rPr>
+            <w:instrText xml:space="preserve"> CITATION Wan05 \l 9242 </w:instrText>
+          </w:r>
+          <w:r>
+            <w:fldChar w:fldCharType="separate"/>
+          </w:r>
+          <w:r>
+            <w:rPr>
+              <w:noProof/>
+              <w:lang w:val="sr-Latn-RS"/>
+            </w:rPr>
+            <w:t>[21]</w:t>
+          </w:r>
+          <w:r>
+            <w:fldChar w:fldCharType="end"/>
+          </w:r>
+        </w:sdtContent>
+      </w:sdt>
+      <w:r>
+        <w:t>.</w:t>
+      </w:r>
+    </w:p>
+    <w:p>
+      <w:pPr>
+        <w:spacing w:after="0"/>
+        <w:jc w:val="both"/>
+      </w:pPr>
+    </w:p>
+    <w:p>
+      <w:pPr>
+        <w:pStyle w:val="Heading1"/>
+        <w:spacing w:before="0"/>
+        <w:jc w:val="both"/>
+      </w:pPr>
+      <w:bookmarkStart w:id="19" w:name="_Toc221742901"/>
+      <w:r>
+        <w:t>Praktični deo</w:t>
+      </w:r>
+      <w:bookmarkEnd w:id="19"/>
+    </w:p>
+    <w:p>
+      <w:pPr>
+        <w:spacing w:after="0"/>
+        <w:jc w:val="both"/>
+      </w:pPr>
+    </w:p>
+    <w:p>
+      <w:pPr>
+        <w:spacing w:after="0"/>
+        <w:ind w:firstLine="360"/>
+        <w:jc w:val="both"/>
+      </w:pPr>
+      <w:r>
+        <w:t>U ovom poglavlju prikazana je praktična primena tehnika izbora atributa koje su analizirane u teorijskom delu rada. Cilj praktičnog dela jeste da se eksperimentalno ispita uticaj izbora atributa na performanse modela mašinskog učenja, kroz poređenje rezultata pre i nakon primene odabranih metoda. Implementacija praktičnog dela realizovana je korišćenjem programskog jezika Python i biblioteke scikit-learn, uz upotrebu dodatnih Python biblioteka pogodnih za obradu podataka i evaluaciju modela.</w:t>
+      </w:r>
+    </w:p>
+    <w:p>
+      <w:pPr>
+        <w:spacing w:after="0"/>
+        <w:ind w:firstLine="360"/>
+        <w:jc w:val="both"/>
+      </w:pPr>
+    </w:p>
+    <w:p>
+      <w:pPr>
+        <w:pStyle w:val="Heading2"/>
+        <w:numPr>
+          <w:ilvl w:val="1"/>
+          <w:numId w:val="1"/>
+        </w:numPr>
+        <w:spacing w:before="0"/>
+        <w:jc w:val="both"/>
+      </w:pPr>
+      <w:r>
+        <w:t xml:space="preserve"> </w:t>
+      </w:r>
+      <w:bookmarkStart w:id="20" w:name="_Toc221742902"/>
+      <w:r>
+        <w:t>Opis skupa podataka</w:t>
+      </w:r>
+      <w:bookmarkEnd w:id="20"/>
+    </w:p>
+    <w:p>
+      <w:pPr>
+        <w:spacing w:after="0"/>
+        <w:jc w:val="both"/>
+      </w:pPr>
+    </w:p>
+    <w:p>
+      <w:pPr>
+        <w:spacing w:after="0"/>
+        <w:ind w:firstLine="360"/>
+        <w:jc w:val="both"/>
+      </w:pPr>
+      <w:r>
+        <w:t xml:space="preserve">U praktičnom delu rada korišćen je skup podataka Heart Disease Prediction Dataset, preuzet sa platforme Kaggle. Skup sadrži podatke o 270 pacijenata i 13 atributa koji opisuju fiziološke karakteristike (npr. godine, pol, pritisak, holesterol itd.). Dataset obuhvata numeričke </w:t>
+      </w:r>
+      <w:r>
+        <w:t xml:space="preserve">i </w:t>
+      </w:r>
+      <w:r>
+        <w:t>kategorijalne atribute, što ga čini pogodnim za primenu različitih tehnika izbora atributa. Ciljna promenljiva ukazuje na prisustvo ili odsustvo srčanog oboljenja.</w:t>
+      </w:r>
+    </w:p>
+    <w:p>
+      <w:pPr>
+        <w:spacing w:after="0"/>
+        <w:ind w:firstLine="360"/>
+        <w:jc w:val="both"/>
+      </w:pPr>
+    </w:p>
+    <w:p>
+      <w:pPr>
+        <w:pStyle w:val="Heading2"/>
+        <w:numPr>
+          <w:ilvl w:val="1"/>
+          <w:numId w:val="1"/>
+        </w:numPr>
+        <w:spacing w:before="0"/>
+        <w:jc w:val="both"/>
+      </w:pPr>
+      <w:r>
+        <w:t xml:space="preserve"> </w:t>
+      </w:r>
+      <w:bookmarkStart w:id="21" w:name="_Toc221742903"/>
       <w:r>
         <w:t>Eksplorativna analiza podataka (EDA)</w:t>
       </w:r>
-      <w:bookmarkEnd w:id="15"/>
+      <w:bookmarkEnd w:id="21"/>
     </w:p>
     <w:p>
       <w:pPr>
@@ -7476,13 +9720,6 @@
       <w:pPr>
         <w:pStyle w:val="ListParagraph"/>
         <w:spacing w:after="0"/>
-        <w:jc w:val="both"/>
-      </w:pPr>
-    </w:p>
-    <w:p>
-      <w:pPr>
-        <w:pStyle w:val="ListParagraph"/>
-        <w:spacing w:after="0"/>
         <w:jc w:val="center"/>
       </w:pPr>
       <w:r>
@@ -7491,8 +9728,8 @@
         </w:rPr>
         <w:drawing>
           <wp:inline distT="0" distB="0" distL="0" distR="0" wp14:anchorId="3AA7B665" wp14:editId="65A08180">
-            <wp:extent cx="5554980" cy="4618355"/>
-            <wp:effectExtent l="0" t="0" r="7620" b="0"/>
+            <wp:extent cx="5151120" cy="4282590"/>
+            <wp:effectExtent l="0" t="0" r="0" b="3810"/>
             <wp:docPr id="6" name="Picture 6"/>
             <wp:cNvGraphicFramePr>
               <a:graphicFrameLocks xmlns:a="http://schemas.openxmlformats.org/drawingml/2006/main" noChangeAspect="1"/>
@@ -7513,7 +9750,7 @@
                   <pic:spPr>
                     <a:xfrm>
                       <a:off x="0" y="0"/>
-                      <a:ext cx="5554980" cy="4618355"/>
+                      <a:ext cx="5154078" cy="4285049"/>
                     </a:xfrm>
                     <a:prstGeom prst="rect">
                       <a:avLst/>
@@ -7597,11 +9834,11 @@
       <w:r>
         <w:t xml:space="preserve"> </w:t>
       </w:r>
-      <w:bookmarkStart w:id="16" w:name="_Toc220503848"/>
+      <w:bookmarkStart w:id="22" w:name="_Toc221742904"/>
       <w:r>
         <w:t>Podela skupa podataka na trening i test skup</w:t>
       </w:r>
-      <w:bookmarkEnd w:id="16"/>
+      <w:bookmarkEnd w:id="22"/>
     </w:p>
     <w:p>
       <w:pPr>
@@ -7681,11 +9918,11 @@
       <w:r>
         <w:t xml:space="preserve"> </w:t>
       </w:r>
-      <w:bookmarkStart w:id="17" w:name="_Toc220503849"/>
+      <w:bookmarkStart w:id="23" w:name="_Toc221742905"/>
       <w:r>
         <w:t>Baseline model bez izbora atributa</w:t>
       </w:r>
-      <w:bookmarkEnd w:id="17"/>
+      <w:bookmarkEnd w:id="23"/>
     </w:p>
     <w:p>
       <w:pPr>
@@ -7752,11 +9989,11 @@
       <w:r>
         <w:t xml:space="preserve"> </w:t>
       </w:r>
-      <w:bookmarkStart w:id="18" w:name="_Toc220503850"/>
+      <w:bookmarkStart w:id="24" w:name="_Toc221742906"/>
       <w:r>
         <w:t>Primena tehnika izbora atributa</w:t>
       </w:r>
-      <w:bookmarkEnd w:id="18"/>
+      <w:bookmarkEnd w:id="24"/>
     </w:p>
     <w:p>
       <w:pPr>
@@ -7767,14 +10004,16 @@
       <w:pPr>
         <w:spacing w:after="0"/>
         <w:ind w:firstLine="360"/>
-      </w:pPr>
-      <w:r>
-        <w:t>U radu su primenjene po dve kategorije od svake od tri metode kako bi se faktori rizika identifikovali.</w:t>
-      </w:r>
-    </w:p>
-    <w:p>
-      <w:pPr>
-        <w:spacing w:after="0"/>
+        <w:jc w:val="both"/>
+      </w:pPr>
+      <w:r>
+        <w:t>U radu su primenjene metode izbora atributa iz tri osnovne grupe pristupa, pri čemu su iz svake grupe korišćene po dve različite tehnike. Na taj način omogućena je sistematična analiza i poređenje performansi različitih metoda u kontekstu identifikacije relevantnih faktora rizika. Pored tradicionalnih statističkih pristupa, primenjene su i savremene metode zasnovane na Sparse Learning-u, dubokom učenju i kauzalnoj analizi.</w:t>
+      </w:r>
+    </w:p>
+    <w:p>
+      <w:pPr>
+        <w:spacing w:after="0"/>
+        <w:ind w:firstLine="360"/>
         <w:jc w:val="both"/>
       </w:pPr>
     </w:p>
@@ -7784,14 +10023,17 @@
         <w:spacing w:before="0"/>
         <w:jc w:val="both"/>
       </w:pPr>
-      <w:bookmarkStart w:id="19" w:name="_Toc220503851"/>
-      <w:r>
-        <w:t xml:space="preserve">6.5.1 </w:t>
+      <w:bookmarkStart w:id="25" w:name="_Toc221742907"/>
+      <w:r>
+        <w:t>7</w:t>
+      </w:r>
+      <w:r>
+        <w:t xml:space="preserve">.5.1 </w:t>
       </w:r>
       <w:r>
         <w:t>Filter metode</w:t>
       </w:r>
-      <w:bookmarkEnd w:id="19"/>
+      <w:bookmarkEnd w:id="25"/>
     </w:p>
     <w:p>
       <w:pPr>
@@ -7997,14 +10239,17 @@
         <w:spacing w:before="0"/>
         <w:jc w:val="both"/>
       </w:pPr>
-      <w:bookmarkStart w:id="20" w:name="_Toc220503852"/>
-      <w:r>
-        <w:t xml:space="preserve">6.5.2 </w:t>
+      <w:bookmarkStart w:id="26" w:name="_Toc221742908"/>
+      <w:r>
+        <w:t>7</w:t>
+      </w:r>
+      <w:r>
+        <w:t xml:space="preserve">.5.2 </w:t>
       </w:r>
       <w:r>
         <w:t>Wrapper metode</w:t>
       </w:r>
-      <w:bookmarkEnd w:id="20"/>
+      <w:bookmarkEnd w:id="26"/>
     </w:p>
     <w:p>
       <w:pPr>
@@ -8085,10 +10330,7 @@
         <w:t xml:space="preserve"> </w:t>
       </w:r>
       <w:r>
-        <w:t>u</w:t>
-      </w:r>
-      <w:r>
-        <w:t xml:space="preserve"> poređenju sa baseline modelom, uočava se blago smanjenje tačnosti, ali uz značajno smanjenje dimenzionalnosti podataka. Dobijeni rezultati ukazuju da SFS uspešno identifikuje ključne atribute koji nose najveću diskriminativnu moć, pri čemu se postiže dobar balans između preciznosti i odziva.</w:t>
+        <w:t>u poređenju sa baseline modelom, uočava se blago smanjenje tačnosti, ali uz značajno smanjenje dimenzionalnosti podataka. Dobijeni rezultati ukazuju da SFS uspešno identifikuje ključne atribute koji nose najveću diskriminativnu moć, pri čemu se postiže dobar balans između preciznosti i odziva.</w:t>
       </w:r>
     </w:p>
     <w:p>
@@ -8103,14 +10345,17 @@
         <w:spacing w:before="0"/>
         <w:jc w:val="both"/>
       </w:pPr>
-      <w:bookmarkStart w:id="21" w:name="_Toc220503853"/>
-      <w:r>
-        <w:t xml:space="preserve">6.5.3 </w:t>
+      <w:bookmarkStart w:id="27" w:name="_Toc221742909"/>
+      <w:r>
+        <w:t>7</w:t>
+      </w:r>
+      <w:r>
+        <w:t xml:space="preserve">.5.3 </w:t>
       </w:r>
       <w:r>
         <w:t>Embedded metode</w:t>
       </w:r>
-      <w:bookmarkEnd w:id="21"/>
+      <w:bookmarkEnd w:id="27"/>
     </w:p>
     <w:p>
       <w:pPr>
@@ -8305,6 +10550,397 @@
       <w:pPr>
         <w:pStyle w:val="ListParagraph"/>
         <w:spacing w:after="0"/>
+        <w:jc w:val="center"/>
+      </w:pPr>
+    </w:p>
+    <w:p>
+      <w:pPr>
+        <w:pStyle w:val="Heading2"/>
+        <w:numPr>
+          <w:ilvl w:val="1"/>
+          <w:numId w:val="1"/>
+        </w:numPr>
+        <w:spacing w:before="0"/>
+      </w:pPr>
+      <w:r>
+        <w:t xml:space="preserve"> </w:t>
+      </w:r>
+      <w:bookmarkStart w:id="28" w:name="_Toc221742910"/>
+      <w:r>
+        <w:t>Savremene metode</w:t>
+      </w:r>
+      <w:bookmarkEnd w:id="28"/>
+    </w:p>
+    <w:p>
+      <w:pPr>
+        <w:spacing w:after="0"/>
+      </w:pPr>
+    </w:p>
+    <w:p>
+      <w:pPr>
+        <w:pStyle w:val="Heading3"/>
+        <w:numPr>
+          <w:ilvl w:val="2"/>
+          <w:numId w:val="1"/>
+        </w:numPr>
+        <w:spacing w:before="0"/>
+      </w:pPr>
+      <w:bookmarkStart w:id="29" w:name="_Toc221742911"/>
+      <w:r>
+        <w:t>Sparse Learning</w:t>
+      </w:r>
+      <w:bookmarkEnd w:id="29"/>
+      <w:r>
+        <w:t xml:space="preserve"> </w:t>
+      </w:r>
+    </w:p>
+    <w:p>
+      <w:pPr>
+        <w:spacing w:after="0"/>
+      </w:pPr>
+    </w:p>
+    <w:p>
+      <w:pPr>
+        <w:spacing w:after="0" w:line="240" w:lineRule="auto"/>
+        <w:ind w:firstLine="360"/>
+        <w:jc w:val="both"/>
+        <w:rPr>
+          <w:rFonts w:eastAsia="Times New Roman" w:cs="Times New Roman"/>
+          <w:szCs w:val="24"/>
+        </w:rPr>
+      </w:pPr>
+      <w:r>
+        <w:rPr>
+          <w:rFonts w:eastAsia="Times New Roman" w:cs="Times New Roman"/>
+          <w:szCs w:val="24"/>
+        </w:rPr>
+        <w:t>Metode Sparse Learning-a predstavljaju proširenje klasične L1 regularizacije sa ciljem agresivnijeg smanjenja broja atributa uz očuvanje performansi modela. Ideja je da se kroz jače penalizovanje koeficijenata izdvoje samo oni atributi koji imaju stvaran doprinos predikciji, dok se ostali eliminišu.</w:t>
+      </w:r>
+      <w:r>
+        <w:rPr>
+          <w:rFonts w:eastAsia="Times New Roman" w:cs="Times New Roman"/>
+          <w:szCs w:val="24"/>
+        </w:rPr>
+        <w:t xml:space="preserve"> </w:t>
+      </w:r>
+    </w:p>
+    <w:p>
+      <w:pPr>
+        <w:pStyle w:val="NormalWeb"/>
+        <w:spacing w:before="0" w:beforeAutospacing="0" w:after="0" w:afterAutospacing="0"/>
+      </w:pPr>
+      <w:r>
+        <w:t>U okviru rada primenjena su dva pristupa iz ove kategorije:</w:t>
+      </w:r>
+    </w:p>
+    <w:p>
+      <w:pPr>
+        <w:pStyle w:val="NormalWeb"/>
+        <w:spacing w:before="0" w:beforeAutospacing="0" w:after="0" w:afterAutospacing="0"/>
+      </w:pPr>
+    </w:p>
+    <w:p>
+      <w:pPr>
+        <w:pStyle w:val="NormalWeb"/>
+        <w:spacing w:before="0" w:beforeAutospacing="0" w:after="0" w:afterAutospacing="0"/>
+        <w:rPr>
+          <w:rStyle w:val="Strong"/>
+        </w:rPr>
+      </w:pPr>
+      <w:r>
+        <w:rPr>
+          <w:rStyle w:val="Strong"/>
+        </w:rPr>
+        <w:t>Klasični LASSO pristup</w:t>
+      </w:r>
+    </w:p>
+    <w:p>
+      <w:pPr>
+        <w:pStyle w:val="NormalWeb"/>
+        <w:spacing w:before="0" w:beforeAutospacing="0" w:after="0" w:afterAutospacing="0"/>
+        <w:jc w:val="both"/>
+      </w:pPr>
+      <w:r>
+        <w:br/>
+        <w:t>Primenom standardnog LASSO modela izvršena je selekcija atributa na osnovu L1 regularizacije. Ovaj model je uspeo da redukuje početni skup od 13 atributa na 6 najznačajnijih, uz zadržavanje performansi identičnih baseline modelu. Time je potvrđeno da se s manjim brojem pažljivo odabranih atributa može postići isti nivo prediktivne moći.</w:t>
+      </w:r>
+    </w:p>
+    <w:p>
+      <w:pPr>
+        <w:pStyle w:val="NormalWeb"/>
+        <w:spacing w:before="0" w:beforeAutospacing="0" w:after="0" w:afterAutospacing="0"/>
+        <w:jc w:val="both"/>
+      </w:pPr>
+    </w:p>
+    <w:p>
+      <w:pPr>
+        <w:pStyle w:val="NormalWeb"/>
+        <w:spacing w:before="0" w:beforeAutospacing="0" w:after="0" w:afterAutospacing="0"/>
+        <w:rPr>
+          <w:rStyle w:val="Strong"/>
+        </w:rPr>
+      </w:pPr>
+      <w:r>
+        <w:rPr>
+          <w:rStyle w:val="Strong"/>
+        </w:rPr>
+        <w:t>Optimizovani LASSO (Sparse Learning sa izborom parametra C)</w:t>
+      </w:r>
+    </w:p>
+    <w:p>
+      <w:pPr>
+        <w:pStyle w:val="NormalWeb"/>
+        <w:spacing w:before="0" w:beforeAutospacing="0" w:after="0" w:afterAutospacing="0"/>
+        <w:jc w:val="both"/>
+        <w:rPr>
+          <w:rFonts w:eastAsiaTheme="minorHAnsi" w:cstheme="minorBidi"/>
+          <w:szCs w:val="22"/>
+        </w:rPr>
+      </w:pPr>
+      <w:r>
+        <w:br/>
+        <w:t xml:space="preserve">Kako bi se pronašao optimalan balans između tačnosti i sparsnosti, primenjen je optimizovani LASSO pristup korišćenjem </w:t>
+      </w:r>
+      <w:r>
+        <w:rPr>
+          <w:i/>
+        </w:rPr>
+        <w:t>GridSearchCV</w:t>
+      </w:r>
+      <w:r>
+        <w:t xml:space="preserve"> metode za izbor najboljeg parametra regularizacije C. Ovaj model je postigao maksimalnu tačnost od 90.74%, pri čemu je zadržao 12 od 13 atributa</w:t>
+      </w:r>
+      <w:r>
+        <w:rPr>
+          <w:rFonts w:eastAsiaTheme="minorHAnsi" w:cstheme="minorBidi"/>
+          <w:szCs w:val="22"/>
+        </w:rPr>
+        <w:t>.</w:t>
+      </w:r>
+    </w:p>
+    <w:p>
+      <w:pPr>
+        <w:pStyle w:val="NormalWeb"/>
+        <w:spacing w:before="0" w:beforeAutospacing="0" w:after="0" w:afterAutospacing="0"/>
+        <w:jc w:val="both"/>
+        <w:rPr>
+          <w:rFonts w:eastAsiaTheme="minorHAnsi" w:cstheme="minorBidi"/>
+          <w:szCs w:val="22"/>
+        </w:rPr>
+      </w:pPr>
+    </w:p>
+    <w:p>
+      <w:pPr>
+        <w:pStyle w:val="NormalWeb"/>
+        <w:spacing w:before="0" w:beforeAutospacing="0" w:after="0" w:afterAutospacing="0"/>
+        <w:ind w:firstLine="720"/>
+      </w:pPr>
+      <w:r>
+        <w:t>Ovakav rezultat ukazuje na to da su medicinski parametri u skupu podataka visoko informativni i međusobno komplementarni, zbog čega agresivnija redukcija atributa nije donela značajno poboljšanje. Optimizovani LASSO model pokazao je da većina atributa nosi relevantnu informaciju, ali uz stabilnije i bolje regulisane koeficijente.</w:t>
+      </w:r>
+    </w:p>
+    <w:p>
+      <w:pPr>
+        <w:pStyle w:val="NormalWeb"/>
+        <w:spacing w:before="0" w:beforeAutospacing="0" w:after="0" w:afterAutospacing="0"/>
+        <w:ind w:firstLine="360"/>
+      </w:pPr>
+      <w:r>
+        <w:t>Rezultati Sparse Learning pristupa potvrđuju da L1 regularizacija predstavlja efikasan alat za kontrolu složenosti modela i identifikaciju potencijalno redundantnih atributa, uz očuvanje visoke interpretabilnosti.</w:t>
+      </w:r>
+    </w:p>
+    <w:p>
+      <w:pPr>
+        <w:pStyle w:val="NormalWeb"/>
+        <w:spacing w:before="0" w:beforeAutospacing="0" w:after="0" w:afterAutospacing="0"/>
+        <w:jc w:val="both"/>
+        <w:rPr>
+          <w:b/>
+          <w:bCs/>
+        </w:rPr>
+      </w:pPr>
+    </w:p>
+    <w:p>
+      <w:pPr>
+        <w:pStyle w:val="Heading3"/>
+        <w:numPr>
+          <w:ilvl w:val="2"/>
+          <w:numId w:val="1"/>
+        </w:numPr>
+        <w:spacing w:before="0"/>
+        <w:rPr>
+          <w:rFonts w:eastAsia="Times New Roman"/>
+        </w:rPr>
+      </w:pPr>
+      <w:bookmarkStart w:id="30" w:name="_Toc221742912"/>
+      <w:r>
+        <w:rPr>
+          <w:rFonts w:eastAsia="Times New Roman"/>
+        </w:rPr>
+        <w:t>Duboko učenje FS</w:t>
+      </w:r>
+      <w:bookmarkEnd w:id="30"/>
+    </w:p>
+    <w:p>
+      <w:pPr>
+        <w:spacing w:after="0"/>
+      </w:pPr>
+    </w:p>
+    <w:p>
+      <w:pPr>
+        <w:spacing w:after="0"/>
+        <w:ind w:firstLine="360"/>
+        <w:jc w:val="both"/>
+      </w:pPr>
+      <w:r>
+        <w:t>U radu je primenjen i pristup zasnovan na dubokom učenju za procenu značaja atributa. Korišćen je neuronski model koji, nakon procesa treniranja, omogućava ekstrakciju relativne važnosti ulaznih promenljivih na osnovu naučenih težina.</w:t>
+      </w:r>
+      <w:r>
+        <w:t xml:space="preserve"> Ova metoda je pokazala visoku preciznost (</w:t>
+      </w:r>
+      <w:r>
+        <w:rPr>
+          <w:bCs/>
+        </w:rPr>
+        <w:t>0.889</w:t>
+      </w:r>
+      <w:r>
+        <w:t>), ali sa nešto nižim Recall-om, što ukazuje na to da neuronske mreže odlično prepoznaju jasne kliničke slike, ali mogu biti previše konzervativne kod kompleksnijih pacijenata.</w:t>
+      </w:r>
+    </w:p>
+    <w:p>
+      <w:pPr>
+        <w:spacing w:after="0"/>
+        <w:ind w:firstLine="360"/>
+        <w:jc w:val="both"/>
+      </w:pPr>
+      <w:r>
+        <w:t>Prednost ovog pristupa ogleda se u tome što duboke neuronske mreže mogu modelovati složene nelinearne odnose između atributa i ciljne promenljive, što klasične statističke metode često ne mogu da obuhvate. Ipak, interpretabilnost ovakvih modela je ograničena, zbog čega su rezultati korišćeni prvenstveno kao dopuna ostalim metodama selekcije.</w:t>
+      </w:r>
+    </w:p>
+    <w:p>
+      <w:pPr>
+        <w:spacing w:after="0"/>
+        <w:ind w:firstLine="360"/>
+        <w:jc w:val="both"/>
+      </w:pPr>
+    </w:p>
+    <w:p>
+      <w:pPr>
+        <w:pStyle w:val="Heading3"/>
+        <w:numPr>
+          <w:ilvl w:val="2"/>
+          <w:numId w:val="1"/>
+        </w:numPr>
+        <w:spacing w:before="0"/>
+      </w:pPr>
+      <w:bookmarkStart w:id="31" w:name="_Toc221742913"/>
+      <w:r>
+        <w:t>Causal Feature Selection i Markov blanket (Bayesian Network)</w:t>
+      </w:r>
+      <w:bookmarkEnd w:id="31"/>
+    </w:p>
+    <w:p>
+      <w:pPr>
+        <w:spacing w:after="0"/>
+      </w:pPr>
+    </w:p>
+    <w:p>
+      <w:pPr>
+        <w:pStyle w:val="NormalWeb"/>
+        <w:spacing w:before="0" w:beforeAutospacing="0" w:after="0" w:afterAutospacing="0"/>
+        <w:ind w:firstLine="360"/>
+        <w:jc w:val="both"/>
+      </w:pPr>
+      <w:r>
+        <w:t xml:space="preserve">Za identifikaciju najpouzdanijih faktora rizika primenjen je pristup zasnovan na </w:t>
+      </w:r>
+      <w:r>
+        <w:rPr>
+          <w:bCs/>
+        </w:rPr>
+        <w:t>uniji</w:t>
+      </w:r>
+      <w:r>
+        <w:rPr>
+          <w:b/>
+          <w:bCs/>
+        </w:rPr>
+        <w:t xml:space="preserve"> </w:t>
+      </w:r>
+      <w:r>
+        <w:rPr>
+          <w:bCs/>
+        </w:rPr>
+        <w:t>rezultata</w:t>
+      </w:r>
+      <w:r>
+        <w:t xml:space="preserve"> više metoda. Formiran je finalni skup atributa spajanjem značajnih promenljivih dobijenih Sparse Learning-om i dubokim učenjem. Ovaj mod</w:t>
+      </w:r>
+      <w:r>
+        <w:t xml:space="preserve">el je postigao specifičan uspeh - </w:t>
+      </w:r>
+      <w:r>
+        <w:rPr>
+          <w:bCs/>
+        </w:rPr>
+        <w:t>savršenu preciznost</w:t>
+      </w:r>
+      <w:r>
+        <w:rPr>
+          <w:b/>
+          <w:bCs/>
+        </w:rPr>
+        <w:t xml:space="preserve"> </w:t>
+      </w:r>
+      <w:r>
+        <w:rPr>
+          <w:bCs/>
+        </w:rPr>
+        <w:t>(1.000)</w:t>
+      </w:r>
+      <w:r>
+        <w:t xml:space="preserve"> uz visoku tačnost od </w:t>
+      </w:r>
+      <w:r>
+        <w:rPr>
+          <w:bCs/>
+        </w:rPr>
+        <w:t>88.89%</w:t>
+      </w:r>
+      <w:r>
+        <w:t>.</w:t>
+      </w:r>
+      <w:r>
+        <w:t xml:space="preserve"> Ovakav rezultat je od izuzetnog značaja za kliničku praksu jer eliminiše mogućnost lažno pozitivnih dijagnoza, identifikujući "stabilno jezgro" atributa u koje oba napredna algoritma imaju poverenja.</w:t>
+      </w:r>
+    </w:p>
+    <w:p>
+      <w:pPr>
+        <w:pStyle w:val="NormalWeb"/>
+        <w:spacing w:before="0" w:beforeAutospacing="0" w:after="0" w:afterAutospacing="0"/>
+        <w:ind w:firstLine="360"/>
+        <w:jc w:val="both"/>
+      </w:pPr>
+      <w:r>
+        <w:t xml:space="preserve">Kao dodatni korak ka kauzalnoj analizi primenjena je metoda zasnovana na konceptu Markov Blanket-a. Ovaj pristup nastoji da identifikuje minimalni skup atributa koji nosi svu relevantnu informaciju o ciljnoj promenljivoj. Primena Bayesovih mreža za identifikaciju Markov Blanket-a pokazala se kao moćan alat za kauzalnu selekciju atributa. </w:t>
+      </w:r>
+      <w:r>
+        <w:t>Iako ovaj model beleži niže performanse (</w:t>
+      </w:r>
+      <w:r>
+        <w:rPr>
+          <w:bCs/>
+        </w:rPr>
+        <w:t>Accuracy: 0.778</w:t>
+      </w:r>
+      <w:r>
+        <w:t>), on pruža najveći stepen interpretabilnosti. Time je potvrđeno da se medicinska dijagnoza može svesti na analizu uzročnog jezgra, čime se drastično smanjuje potreba za prikupljanjem suvišnih dijagnostičkih podataka bez kritičnog gubitka pouzdanosti.</w:t>
+      </w:r>
+    </w:p>
+    <w:p>
+      <w:pPr>
+        <w:spacing w:after="0"/>
       </w:pPr>
     </w:p>
     <w:p>
@@ -8315,11 +10951,11 @@
       <w:r>
         <w:t xml:space="preserve"> </w:t>
       </w:r>
-      <w:bookmarkStart w:id="22" w:name="_Toc220503854"/>
+      <w:bookmarkStart w:id="32" w:name="_Toc221742914"/>
       <w:r>
         <w:t>Diskusija rezultata</w:t>
       </w:r>
-      <w:bookmarkEnd w:id="22"/>
+      <w:bookmarkEnd w:id="32"/>
       <w:r>
         <w:t xml:space="preserve"> </w:t>
       </w:r>
@@ -8346,7 +10982,13 @@
         <w:jc w:val="both"/>
       </w:pPr>
       <w:r>
-        <w:t>Filter metode su se pokazale kao veoma efikasan alat za brzo smanjenje dimenzionalnosti podataka. Chi-square test je identifikovao manji broj najznačajnijih atributa, ali je model treniran na ovom podskupu ostvario nešto slabije performanse u odnosu na baseline model. Mutual Information metoda je pokazala veću fleksibilnost, jer je u stanju da detektuje i nelinearne zavisnosti, što je dovelo do boljih rezultata u poređenju sa klasičnim statističkim testovima. Prednost filter metoda ogleda se u njihovoj brzini i skalabilnosti, zbog čega su posebno pogodne za velike skupove podataka.</w:t>
+        <w:rPr>
+          <w:b/>
+        </w:rPr>
+        <w:t>Filter metode</w:t>
+      </w:r>
+      <w:r>
+        <w:t xml:space="preserve"> su se pokazale kao veoma efikasan alat za brzo smanjenje dimenzionalnosti podataka. Chi-square test je identifikovao manji broj najznačajnijih atributa, ali je model treniran na ovom podskupu ostvario nešto slabije performanse u odnosu na baseline model. Mutual Information metoda je pokazala veću fleksibilnost, jer je u stanju da detektuje i nelinearne zavisnosti, što je dovelo do boljih rezultata u poređenju sa klasičnim statističkim testovima. Prednost filter metoda ogleda se u njihovoj brzini i skalabilnosti, zbog čega su posebno pogodne za velike skupove podataka.</w:t>
       </w:r>
     </w:p>
     <w:p>
@@ -8356,7 +10998,13 @@
         <w:jc w:val="both"/>
       </w:pPr>
       <w:r>
-        <w:t>Wrapper metode su ostvarile najbolje rezultate u pogledu evaluacionih metrika. RFE metoda je omogućila izbor optimalnog podskupa atributa uz visoku preciznost modela, ali po cenu povećane računarske složenosti. Ovakvi rezultati potvrđuju da wrapper metode uspešno modeluju međuzavisnosti između atributa, ali istovremeno nose rizik od prekomernog prilagođavanja, naročito kod manjih skupova podataka.</w:t>
+        <w:rPr>
+          <w:b/>
+        </w:rPr>
+        <w:t>Wrapper metode</w:t>
+      </w:r>
+      <w:r>
+        <w:t xml:space="preserve"> su ostvarile najbolje rezultate u pogledu evaluacionih metrika. RFE metoda je omogućila izbor optimalnog podskupa atributa uz visoku preciznost modela, ali po cenu povećane računarske složenosti. Ovakvi rezultati potvrđuju da wrapper metode uspešno modeluju međuzavisnosti između atributa, ali istovremeno nose rizik od prekomernog prilagođavanja, naročito kod manjih skupova podataka.</w:t>
       </w:r>
     </w:p>
     <w:p>
@@ -8376,6 +11024,118 @@
       </w:pPr>
       <w:r>
         <w:t>Iako wrapper metode često daju najbolje rezultate u pogledu tačnosti i ostalih evaluacionih metrika, njihov glavni nedostatak ogleda se u visokoj računarskoj zahtevnosti, jer podrazumevaju višestruko treniranje modela. Zbog toga su najpogodnije za skupove podataka sa ograničenim brojem atributa i kada su raspoloživi adekvatni računarski resursi.</w:t>
+      </w:r>
+    </w:p>
+    <w:p>
+      <w:pPr>
+        <w:pStyle w:val="NormalWeb"/>
+        <w:spacing w:before="0" w:beforeAutospacing="0" w:after="0" w:afterAutospacing="0"/>
+        <w:ind w:firstLine="720"/>
+        <w:jc w:val="both"/>
+      </w:pPr>
+      <w:r>
+        <w:rPr>
+          <w:b/>
+        </w:rPr>
+        <w:t>Embedded metode</w:t>
+      </w:r>
+      <w:r>
+        <w:t xml:space="preserve"> su pokazale dobar balans između performansi i složenosti. LASSO regularizacija je zadržala performanse baseline modela, uz stabilizaciju koeficijenata i smanjenje uticaja manje značajnih atributa. Random Forest je omogućio intuitivno rangiranje atributa prema njihovoj važnosti i istakao ključne faktore u donošenju odluka modela. Ove metode su posebno pogodne kada se želi kombinacija dobre tačnosti i interpretabilnosti.</w:t>
+      </w:r>
+    </w:p>
+    <w:p>
+      <w:pPr>
+        <w:pStyle w:val="NormalWeb"/>
+        <w:spacing w:before="0" w:beforeAutospacing="0" w:after="0" w:afterAutospacing="0"/>
+        <w:ind w:firstLine="720"/>
+        <w:jc w:val="both"/>
+      </w:pPr>
+      <w:r>
+        <w:rPr>
+          <w:rStyle w:val="Strong"/>
+        </w:rPr>
+        <w:t>Sparse Learning pristupi</w:t>
+      </w:r>
+      <w:r>
+        <w:t xml:space="preserve"> se izdvojio kao najsuperiorniji model u celokupnom istraživanju. Kroz precizno podešavanje parametra regularizacije, ovaj pristup je ostvario maksimalnu tačnost (</w:t>
+      </w:r>
+      <w:r>
+        <w:rPr>
+          <w:bCs/>
+        </w:rPr>
+        <w:t>90.74%</w:t>
+      </w:r>
+      <w:r>
+        <w:t>) i visok odziv (</w:t>
+      </w:r>
+      <w:r>
+        <w:rPr>
+          <w:bCs/>
+        </w:rPr>
+        <w:t>Recall: 85.7%</w:t>
+      </w:r>
+      <w:r>
+        <w:t>), dokazujući da se kontrolisanom penalizacijom koeficijenata može postići vrhunska dijagnostička preciznost bez gubitka ključnih informacija.</w:t>
+      </w:r>
+    </w:p>
+    <w:p>
+      <w:pPr>
+        <w:pStyle w:val="NormalWeb"/>
+        <w:spacing w:before="0" w:beforeAutospacing="0" w:after="0" w:afterAutospacing="0"/>
+        <w:ind w:firstLine="720"/>
+        <w:jc w:val="both"/>
+      </w:pPr>
+      <w:r>
+        <w:rPr>
+          <w:rStyle w:val="Strong"/>
+        </w:rPr>
+        <w:t xml:space="preserve">Duboko učenje </w:t>
+      </w:r>
+      <w:r>
+        <w:t>je potvrdilo da neuronske mreže mogu uspešno identifikovati nelinearne obrasce rizika. Iako je ovaj model pokazao visoku preciznost, njegova konzervativnost u pogledu odziva sugeriše da je najefikasniji kada se koristi kao dopunska metoda za validaciju najuticajnijih atributa u kompleksnim medicinskim datasetovima.</w:t>
+      </w:r>
+    </w:p>
+    <w:p>
+      <w:pPr>
+        <w:pStyle w:val="NormalWeb"/>
+        <w:spacing w:before="0" w:beforeAutospacing="0" w:after="0" w:afterAutospacing="0"/>
+        <w:ind w:firstLine="720"/>
+        <w:jc w:val="both"/>
+      </w:pPr>
+      <w:r>
+        <w:rPr>
+          <w:rStyle w:val="Strong"/>
+        </w:rPr>
+        <w:t>Causal Feature Selection pristup zasnovan na uniji metoda</w:t>
+      </w:r>
+      <w:r>
+        <w:t xml:space="preserve"> predstavlja inovativni pristup koji je rezultirao </w:t>
+      </w:r>
+      <w:r>
+        <w:rPr>
+          <w:bCs/>
+        </w:rPr>
+        <w:t>savršenom preciznošću (1.000)</w:t>
+      </w:r>
+      <w:r>
+        <w:t>. Spajanjem saznanja iz linearnih (LASSO) i nelinearnih (Deep Learning) modela, kreiran je robustan sistem koji eliminiše lažno pozitivne rezultate, što je od kritičnog značaja za sigurnost pacijenata u kliničkoj praksi.</w:t>
+      </w:r>
+    </w:p>
+    <w:p>
+      <w:pPr>
+        <w:pStyle w:val="NormalWeb"/>
+        <w:spacing w:before="0" w:beforeAutospacing="0" w:after="0" w:afterAutospacing="0"/>
+        <w:ind w:firstLine="720"/>
+        <w:jc w:val="both"/>
+      </w:pPr>
+      <w:r>
+        <w:rPr>
+          <w:rStyle w:val="Strong"/>
+        </w:rPr>
+        <w:t>Markov Blanket pristup zasnovan na Bayesovim mrežama</w:t>
+      </w:r>
+      <w:r>
+        <w:t xml:space="preserve"> je pružio najviši stepen interpretabilnosti identifikacijom minimalnog uzročnog jezgra od 5 ključnih faktora rizika. Iako sa nešto nižim performansama, ovaj model je dokazao da se medicinska odluka može doneti na osnovu strogo relevantnog skupa informacija, čime se potvrđuje hipoteza o postojanju primarnih uzročnika bolesti koji dominiraju nad ostalim statističkim korelacijama.</w:t>
       </w:r>
     </w:p>
     <w:p>
@@ -8385,20 +11145,23 @@
         <w:ind w:firstLine="720"/>
         <w:jc w:val="both"/>
       </w:pPr>
-      <w:r>
-        <w:t>Embedded metode su pokazale dobar balans između performansi i složenosti. LASSO regularizacija je zadržala performanse baseline modela, uz stabilizaciju koeficijenata i smanjenje uticaja manje značajnih atributa. Random Forest je omogućio intuitivno rangiranje atributa prema njihovoj važnosti i istakao ključne faktore u donošenju odluka modela. Ove metode su posebno pogodne kada se želi kombinacija dobre tačnosti i interpretabilnosti.</w:t>
-      </w:r>
-    </w:p>
-    <w:p>
-      <w:pPr>
-        <w:jc w:val="center"/>
-      </w:pPr>
-      <w:r>
+    </w:p>
+    <w:p>
+      <w:pPr>
+        <w:pStyle w:val="NormalWeb"/>
+        <w:spacing w:before="0" w:beforeAutospacing="0" w:after="40" w:afterAutospacing="0"/>
+        <w:ind w:firstLine="720"/>
+        <w:jc w:val="both"/>
+      </w:pPr>
+      <w:r>
+        <w:rPr>
+          <w:noProof/>
+        </w:rPr>
         <w:drawing>
-          <wp:inline distT="0" distB="0" distL="0" distR="0" wp14:anchorId="6E723AC6" wp14:editId="0AAF1863">
-            <wp:extent cx="5181600" cy="3345180"/>
-            <wp:effectExtent l="0" t="0" r="0" b="7620"/>
-            <wp:docPr id="14" name="Picture 14"/>
+          <wp:inline distT="0" distB="0" distL="0" distR="0" wp14:anchorId="0B4C28A0" wp14:editId="5A573A6D">
+            <wp:extent cx="5913120" cy="4241527"/>
+            <wp:effectExtent l="0" t="0" r="0" b="6985"/>
+            <wp:docPr id="7" name="Picture 7"/>
             <wp:cNvGraphicFramePr>
               <a:graphicFrameLocks xmlns:a="http://schemas.openxmlformats.org/drawingml/2006/main" noChangeAspect="1"/>
             </wp:cNvGraphicFramePr>
@@ -8418,7 +11181,7 @@
                   <pic:spPr>
                     <a:xfrm>
                       <a:off x="0" y="0"/>
-                      <a:ext cx="5228439" cy="3375419"/>
+                      <a:ext cx="5947810" cy="4266410"/>
                     </a:xfrm>
                     <a:prstGeom prst="rect">
                       <a:avLst/>
@@ -8449,228 +11212,39 @@
     <w:p>
       <w:pPr>
         <w:spacing w:after="0"/>
-      </w:pPr>
-    </w:p>
-    <w:p>
-      <w:pPr>
-        <w:spacing w:after="0"/>
-        <w:jc w:val="both"/>
-      </w:pPr>
-      <w:r>
-        <w:t xml:space="preserve">Nakon primene svih tehnika izbora atributa, rezultati su sumirani i vizuelno prikazani na grafikonu </w:t>
-      </w:r>
-      <w:r>
-        <w:t>iznad</w:t>
-      </w:r>
-      <w:r>
-        <w:t xml:space="preserve">. Poređenje je vršeno na osnovu četiri ključne metrike: </w:t>
+        <w:ind w:left="360"/>
+        <w:jc w:val="both"/>
+      </w:pPr>
+    </w:p>
+    <w:p>
+      <w:pPr>
+        <w:spacing w:after="0"/>
+        <w:ind w:left="360"/>
+        <w:jc w:val="both"/>
+      </w:pPr>
+      <w:r>
+        <w:t xml:space="preserve">Dok su wrapper metode pružile visoku tačnost, a filter metode brzinu, </w:t>
       </w:r>
       <w:r>
         <w:rPr>
           <w:b/>
           <w:bCs/>
         </w:rPr>
-        <w:t>Accuracy</w:t>
-      </w:r>
-      <w:r>
-        <w:t xml:space="preserve"> (tačnost), </w:t>
-      </w:r>
-      <w:r>
-        <w:rPr>
-          <w:b/>
-          <w:bCs/>
-        </w:rPr>
-        <w:t>Precision</w:t>
-      </w:r>
-      <w:r>
-        <w:t xml:space="preserve"> (preciznost), </w:t>
-      </w:r>
-      <w:r>
-        <w:rPr>
-          <w:b/>
-          <w:bCs/>
-        </w:rPr>
-        <w:t>Recall</w:t>
-      </w:r>
-      <w:r>
-        <w:t xml:space="preserve"> (odziv) i </w:t>
-      </w:r>
-      <w:r>
-        <w:rPr>
-          <w:b/>
-          <w:bCs/>
-        </w:rPr>
-        <w:t>F1-score</w:t>
-      </w:r>
-      <w:r>
-        <w:t>.</w:t>
-      </w:r>
-    </w:p>
-    <w:p>
-      <w:pPr>
-        <w:pStyle w:val="ListParagraph"/>
-        <w:numPr>
-          <w:ilvl w:val="0"/>
-          <w:numId w:val="13"/>
-        </w:numPr>
-        <w:spacing w:after="0"/>
-        <w:jc w:val="both"/>
-      </w:pPr>
-      <w:r>
-        <w:rPr>
-          <w:b/>
-          <w:bCs/>
-        </w:rPr>
-        <w:t>Dominacija Recall-a:</w:t>
-      </w:r>
-      <w:r>
-        <w:t xml:space="preserve"> Na grafikonu je primetno da </w:t>
-      </w:r>
-      <w:r>
-        <w:rPr>
-          <w:bCs/>
-        </w:rPr>
-        <w:t>Lasso (Embed</w:t>
-      </w:r>
-      <w:r>
-        <w:rPr>
-          <w:b/>
-          <w:bCs/>
-        </w:rPr>
-        <w:t>)</w:t>
-      </w:r>
-      <w:r>
-        <w:t xml:space="preserve"> i </w:t>
-      </w:r>
-      <w:r>
-        <w:rPr>
-          <w:bCs/>
-        </w:rPr>
-        <w:t>Baseline</w:t>
-      </w:r>
-      <w:r>
-        <w:t xml:space="preserve"> modeli ostvaruju najviši odziv (</w:t>
-      </w:r>
-      <w:r>
-        <w:rPr>
-          <w:bCs/>
-        </w:rPr>
-        <w:t>Recall = 0.857</w:t>
-      </w:r>
-      <w:r>
-        <w:t>). U medicinskom kontekstu, ovo su najuspešniji modeli jer minimizuju broj lažno negativnih rezultata, odnosno uspešno identifikuju najveći procenat pacijenata sa srčanim oboljenjem.</w:t>
-      </w:r>
-    </w:p>
-    <w:p>
-      <w:pPr>
-        <w:pStyle w:val="ListParagraph"/>
-        <w:numPr>
-          <w:ilvl w:val="0"/>
-          <w:numId w:val="13"/>
-        </w:numPr>
-        <w:spacing w:after="0"/>
-        <w:jc w:val="both"/>
-      </w:pPr>
-      <w:r>
-        <w:rPr>
-          <w:b/>
-          <w:bCs/>
-        </w:rPr>
-        <w:t>Specifičnost RFE metode</w:t>
-      </w:r>
-      <w:r>
-        <w:rPr>
-          <w:bCs/>
-        </w:rPr>
-        <w:t>:</w:t>
-      </w:r>
-      <w:r>
-        <w:t xml:space="preserve"> </w:t>
-      </w:r>
-      <w:r>
-        <w:rPr>
-          <w:bCs/>
-        </w:rPr>
-        <w:t>RFE (Wrapper)</w:t>
-      </w:r>
-      <w:r>
-        <w:t xml:space="preserve"> metoda se izdvojila po savršenoj preciznosti (</w:t>
-      </w:r>
-      <w:r>
-        <w:rPr>
-          <w:bCs/>
-        </w:rPr>
-        <w:t>1.0</w:t>
-      </w:r>
-      <w:r>
-        <w:t>), ali uz značajan pad odziva. To znači da je ovaj model izuzetno "siguran" kada proglasi bolest, ali je skloniji tome da promaši pacijente sa blažim simptomima.</w:t>
-      </w:r>
-    </w:p>
-    <w:p>
-      <w:pPr>
-        <w:pStyle w:val="ListParagraph"/>
-        <w:numPr>
-          <w:ilvl w:val="0"/>
-          <w:numId w:val="13"/>
-        </w:numPr>
-        <w:spacing w:after="0"/>
-        <w:jc w:val="both"/>
-      </w:pPr>
-      <w:r>
-        <w:rPr>
-          <w:b/>
-          <w:bCs/>
-        </w:rPr>
-        <w:t>Efikasnost Filter metoda:</w:t>
-      </w:r>
-      <w:r>
-        <w:t xml:space="preserve"> Metode poput </w:t>
-      </w:r>
-      <w:r>
-        <w:rPr>
-          <w:bCs/>
-        </w:rPr>
-        <w:t>Chi2</w:t>
-      </w:r>
-      <w:r>
-        <w:t xml:space="preserve"> i </w:t>
-      </w:r>
-      <w:r>
-        <w:rPr>
-          <w:bCs/>
-        </w:rPr>
-        <w:t>Mutual Information</w:t>
-      </w:r>
-      <w:r>
-        <w:t>, iako koriste svega 5 atributa, uspevaju da zadrže visok nivo tačnosti (iznad 80%). Ovo potvrđuje teoriju da mali podskup visoko informativnih atributa (poput nalaza Thallium testa i broja krvnih sudova) nosi najveći deo prediktivne moći.</w:t>
-      </w:r>
-    </w:p>
-    <w:p>
-      <w:pPr>
-        <w:spacing w:after="0"/>
-        <w:ind w:left="360"/>
-        <w:jc w:val="both"/>
-      </w:pPr>
-    </w:p>
-    <w:p>
-      <w:pPr>
-        <w:pStyle w:val="NormalWeb"/>
-        <w:spacing w:before="0" w:beforeAutospacing="0" w:after="0" w:afterAutospacing="0"/>
-        <w:ind w:firstLine="720"/>
-      </w:pPr>
-      <w:r>
-        <w:t>Na osnovu dobijenih rezultata može se zaključiti da izbor metode izbora atributa treba prilagoditi konkretnom problemu. Filter metode su pogodne kao inicijalni korak ili za rad sa velikim skupovima podataka, wrapper metode daju najbolje performanse kada su računarski resursi dostupni, dok embedded metode predstavljaju kompromisno rešenje koje omogućava dobru generalizaciju i stabilnost modela.</w:t>
+        <w:t>savremeni hibridni i kauzalni pristupi</w:t>
+      </w:r>
+      <w:r>
+        <w:t xml:space="preserve"> su omogućili kreiranje modela koji nisu samo precizni, već i medicinski logični, čime je postignut krajnji cilj istraživanja — pouzdana i razumljiva identifikacija faktora rizika.</w:t>
       </w:r>
     </w:p>
     <w:p>
       <w:pPr>
         <w:pStyle w:val="Heading1"/>
       </w:pPr>
-      <w:bookmarkStart w:id="23" w:name="_Toc220503855"/>
+      <w:bookmarkStart w:id="33" w:name="_Toc221742915"/>
       <w:r>
         <w:t>Zaključak</w:t>
       </w:r>
-      <w:bookmarkEnd w:id="23"/>
+      <w:bookmarkEnd w:id="33"/>
     </w:p>
     <w:p>
       <w:pPr>
@@ -8699,6 +11273,27 @@
       <w:r>
         <w:t>U praktičnom delu rada sprovedeni su eksperimenti nad realnim medicinskim skupom podataka. Najpre je formiran referentni (baseline) model bez primene izbora atributa, nakon čega su rezultati upoređeni sa modelima treniranim nad podskupovima atributa dobijenim primenom filter, wrapper i embedded metoda. Dobijeni rezultati pokazuju da selekcija atributa može dovesti do poboljšanja performansi modela ili do zadržavanja sličnog nivoa tačnosti uz znatno manji broj atributa, čime se dobija jednostavniji, stabilniji i interpretabilniji model.</w:t>
       </w:r>
+      <w:r>
+        <w:t xml:space="preserve"> </w:t>
+      </w:r>
+      <w:r>
+        <w:rPr>
+          <w:bCs/>
+        </w:rPr>
+        <w:t>Posebno se istakao hibridni "Causal" pristup, koji je kroz uniju linearnih i nelinearnih metoda (LASSO i Deep Learning) postigao savršenu preciznost (1.000), čime je praktično eliminisana mogućnost lažno pozitivnih dijagnoza.</w:t>
+      </w:r>
+      <w:r>
+        <w:t xml:space="preserve"> Takođe, identifikacija </w:t>
+      </w:r>
+      <w:r>
+        <w:rPr>
+          <w:bCs/>
+        </w:rPr>
+        <w:t>Markovljevog ćebeta</w:t>
+      </w:r>
+      <w:r>
+        <w:t xml:space="preserve"> putem Bajesovih mreža potvrdila je postojanje minimalnog uzročnog jezgra od samo pet ključnih medicinskih parametara.</w:t>
+      </w:r>
     </w:p>
     <w:p>
       <w:pPr>
@@ -8710,20 +11305,26 @@
       <w:r>
         <w:t>Na osnovu sprovedene analize može se zaključiti da ne postoji univerzalna metoda izbora atributa koja je optimalna za sve probleme. Efikasnost pojedinih tehnika zavisi od karakteristika skupa podataka, složenosti problema, ciljeva analize i raspoloživih računarskih resursa. Zbog toga se u praksi preporučuje eksperimentalna evaluacija i, po potrebi, kombinovanje različitih pristupa u cilju postizanja optimalnih rezultata.</w:t>
       </w:r>
-    </w:p>
-    <w:p>
-      <w:pPr>
-        <w:pStyle w:val="NormalWeb"/>
-        <w:spacing w:before="0" w:beforeAutospacing="0" w:after="0" w:afterAutospacing="0"/>
+      <w:r>
+        <w:t xml:space="preserve"> </w:t>
+      </w:r>
+      <w:r>
+        <w:rPr>
+          <w:bCs/>
+        </w:rPr>
+        <w:t>Ipak, za medicinske datasetove ovog tipa, optimizovane embedded metode i kauzalni pristupi pokazali su se kao najsuperiorniji, nudeći najbolji kompromis između dijagnostičke tačnosti i kliničke primenljivosti</w:t>
+      </w:r>
+    </w:p>
+    <w:p>
+      <w:pPr>
         <w:ind w:firstLine="360"/>
         <w:jc w:val="both"/>
       </w:pPr>
       <w:r>
-        <w:t>Ovaj rad potvrđuje značaj izbora atributa kao neizostavnog koraka u procesu izgradnje modela mašinskog učenja, jer doprinosi efikasnijoj obradi podataka, boljoj generalizaciji modela i dubljem razumevanju analiziranog problema.</w:t>
-      </w:r>
-    </w:p>
-    <w:p/>
-    <w:bookmarkStart w:id="24" w:name="_Toc220503856" w:displacedByCustomXml="next"/>
+        <w:t>Ovaj rad potvrđuje značaj izbora atributa kao neizostavnog koraka u procesu izgradnje modela mašinskog učenja. Pravilna selekcija atributa doprinosi efikasnijoj obradi podataka, boljoj generalizaciji modela i dubljem razumevanju medicinskog problema, čime se otvara mogućnost razvoja pouzdanijih i praktično primenljivih sistema za podršku u donošenju kliničkih odluka.</w:t>
+      </w:r>
+    </w:p>
+    <w:bookmarkStart w:id="34" w:name="_Toc221742916" w:displacedByCustomXml="next"/>
     <w:sdt>
       <w:sdtPr>
         <w:rPr>
@@ -8747,7 +11348,7 @@
           <w:r>
             <w:t>Literatura</w:t>
           </w:r>
-          <w:bookmarkEnd w:id="24"/>
+          <w:bookmarkEnd w:id="34"/>
         </w:p>
         <w:sdt>
           <w:sdtPr>
@@ -8792,7 +11393,7 @@
               </w:tblGrid>
               <w:tr>
                 <w:trPr>
-                  <w:divId w:val="1018309091"/>
+                  <w:divId w:val="1302804088"/>
                   <w:tblCellSpacing w:w="15" w:type="dxa"/>
                 </w:trPr>
                 <w:tc>
@@ -8839,7 +11440,7 @@
               </w:tr>
               <w:tr>
                 <w:trPr>
-                  <w:divId w:val="1018309091"/>
+                  <w:divId w:val="1302804088"/>
                   <w:tblCellSpacing w:w="15" w:type="dxa"/>
                 </w:trPr>
                 <w:tc>
@@ -8885,7 +11486,7 @@
               </w:tr>
               <w:tr>
                 <w:trPr>
-                  <w:divId w:val="1018309091"/>
+                  <w:divId w:val="1302804088"/>
                   <w:tblCellSpacing w:w="15" w:type="dxa"/>
                 </w:trPr>
                 <w:tc>
@@ -8931,7 +11532,7 @@
               </w:tr>
               <w:tr>
                 <w:trPr>
-                  <w:divId w:val="1018309091"/>
+                  <w:divId w:val="1302804088"/>
                   <w:tblCellSpacing w:w="15" w:type="dxa"/>
                 </w:trPr>
                 <w:tc>
@@ -8977,7 +11578,7 @@
               </w:tr>
               <w:tr>
                 <w:trPr>
-                  <w:divId w:val="1018309091"/>
+                  <w:divId w:val="1302804088"/>
                   <w:tblCellSpacing w:w="15" w:type="dxa"/>
                 </w:trPr>
                 <w:tc>
@@ -9023,7 +11624,7 @@
               </w:tr>
               <w:tr>
                 <w:trPr>
-                  <w:divId w:val="1018309091"/>
+                  <w:divId w:val="1302804088"/>
                   <w:tblCellSpacing w:w="15" w:type="dxa"/>
                 </w:trPr>
                 <w:tc>
@@ -9083,7 +11684,7 @@
               </w:tr>
               <w:tr>
                 <w:trPr>
-                  <w:divId w:val="1018309091"/>
+                  <w:divId w:val="1302804088"/>
                   <w:tblCellSpacing w:w="15" w:type="dxa"/>
                 </w:trPr>
                 <w:tc>
@@ -9129,7 +11730,7 @@
               </w:tr>
               <w:tr>
                 <w:trPr>
-                  <w:divId w:val="1018309091"/>
+                  <w:divId w:val="1302804088"/>
                   <w:tblCellSpacing w:w="15" w:type="dxa"/>
                 </w:trPr>
                 <w:tc>
@@ -9175,7 +11776,7 @@
               </w:tr>
               <w:tr>
                 <w:trPr>
-                  <w:divId w:val="1018309091"/>
+                  <w:divId w:val="1302804088"/>
                   <w:tblCellSpacing w:w="15" w:type="dxa"/>
                 </w:trPr>
                 <w:tc>
@@ -9221,7 +11822,7 @@
               </w:tr>
               <w:tr>
                 <w:trPr>
-                  <w:divId w:val="1018309091"/>
+                  <w:divId w:val="1302804088"/>
                   <w:tblCellSpacing w:w="15" w:type="dxa"/>
                 </w:trPr>
                 <w:tc>
@@ -9267,7 +11868,7 @@
               </w:tr>
               <w:tr>
                 <w:trPr>
-                  <w:divId w:val="1018309091"/>
+                  <w:divId w:val="1302804088"/>
                   <w:tblCellSpacing w:w="15" w:type="dxa"/>
                 </w:trPr>
                 <w:tc>
@@ -9325,10 +11926,484 @@
                   </w:p>
                 </w:tc>
               </w:tr>
+              <w:tr>
+                <w:trPr>
+                  <w:divId w:val="1302804088"/>
+                  <w:tblCellSpacing w:w="15" w:type="dxa"/>
+                </w:trPr>
+                <w:tc>
+                  <w:tcPr>
+                    <w:tcW w:w="50" w:type="pct"/>
+                    <w:hideMark/>
+                  </w:tcPr>
+                  <w:p>
+                    <w:pPr>
+                      <w:pStyle w:val="Bibliography"/>
+                      <w:rPr>
+                        <w:noProof/>
+                      </w:rPr>
+                    </w:pPr>
+                    <w:r>
+                      <w:rPr>
+                        <w:noProof/>
+                      </w:rPr>
+                      <w:t xml:space="preserve">[12] </w:t>
+                    </w:r>
+                  </w:p>
+                </w:tc>
+                <w:tc>
+                  <w:tcPr>
+                    <w:tcW w:w="0" w:type="auto"/>
+                    <w:hideMark/>
+                  </w:tcPr>
+                  <w:p>
+                    <w:pPr>
+                      <w:pStyle w:val="Bibliography"/>
+                      <w:rPr>
+                        <w:noProof/>
+                      </w:rPr>
+                    </w:pPr>
+                    <w:r>
+                      <w:rPr>
+                        <w:noProof/>
+                      </w:rPr>
+                      <w:t xml:space="preserve">R. T. M. W. Trevor Hastie, Statistical learning with sparsity the lasso and generalizations, Boca Raton, Fla Crc Press, Taylor &amp; Francis Group, 2015. </w:t>
+                    </w:r>
+                  </w:p>
+                </w:tc>
+              </w:tr>
+              <w:tr>
+                <w:trPr>
+                  <w:divId w:val="1302804088"/>
+                  <w:tblCellSpacing w:w="15" w:type="dxa"/>
+                </w:trPr>
+                <w:tc>
+                  <w:tcPr>
+                    <w:tcW w:w="50" w:type="pct"/>
+                    <w:hideMark/>
+                  </w:tcPr>
+                  <w:p>
+                    <w:pPr>
+                      <w:pStyle w:val="Bibliography"/>
+                      <w:rPr>
+                        <w:noProof/>
+                      </w:rPr>
+                    </w:pPr>
+                    <w:r>
+                      <w:rPr>
+                        <w:noProof/>
+                      </w:rPr>
+                      <w:t xml:space="preserve">[13] </w:t>
+                    </w:r>
+                  </w:p>
+                </w:tc>
+                <w:tc>
+                  <w:tcPr>
+                    <w:tcW w:w="0" w:type="auto"/>
+                    <w:hideMark/>
+                  </w:tcPr>
+                  <w:p>
+                    <w:pPr>
+                      <w:pStyle w:val="Bibliography"/>
+                      <w:rPr>
+                        <w:noProof/>
+                      </w:rPr>
+                    </w:pPr>
+                    <w:r>
+                      <w:rPr>
+                        <w:noProof/>
+                      </w:rPr>
+                      <w:t xml:space="preserve">Y. L. Ming Yuan, "Model selection and estimation in regression with grouped variables," </w:t>
+                    </w:r>
+                    <w:r>
+                      <w:rPr>
+                        <w:i/>
+                        <w:iCs/>
+                        <w:noProof/>
+                      </w:rPr>
+                      <w:t xml:space="preserve">Journal of the Royal Statistical Society: Series B (Statistical Methodology), </w:t>
+                    </w:r>
+                    <w:r>
+                      <w:rPr>
+                        <w:noProof/>
+                      </w:rPr>
+                      <w:t xml:space="preserve">no. 1, p. 68, 2019. </w:t>
+                    </w:r>
+                  </w:p>
+                </w:tc>
+              </w:tr>
+              <w:tr>
+                <w:trPr>
+                  <w:divId w:val="1302804088"/>
+                  <w:tblCellSpacing w:w="15" w:type="dxa"/>
+                </w:trPr>
+                <w:tc>
+                  <w:tcPr>
+                    <w:tcW w:w="50" w:type="pct"/>
+                    <w:hideMark/>
+                  </w:tcPr>
+                  <w:p>
+                    <w:pPr>
+                      <w:pStyle w:val="Bibliography"/>
+                      <w:rPr>
+                        <w:noProof/>
+                      </w:rPr>
+                    </w:pPr>
+                    <w:r>
+                      <w:rPr>
+                        <w:noProof/>
+                      </w:rPr>
+                      <w:t xml:space="preserve">[14] </w:t>
+                    </w:r>
+                  </w:p>
+                </w:tc>
+                <w:tc>
+                  <w:tcPr>
+                    <w:tcW w:w="0" w:type="auto"/>
+                    <w:hideMark/>
+                  </w:tcPr>
+                  <w:p>
+                    <w:pPr>
+                      <w:pStyle w:val="Bibliography"/>
+                      <w:rPr>
+                        <w:noProof/>
+                      </w:rPr>
+                    </w:pPr>
+                    <w:r>
+                      <w:rPr>
+                        <w:noProof/>
+                      </w:rPr>
+                      <w:t xml:space="preserve">A. Vaswani, Attention Is All You Need. Advances in Neural Information Processing Systems, 2017. </w:t>
+                    </w:r>
+                  </w:p>
+                </w:tc>
+              </w:tr>
+              <w:tr>
+                <w:trPr>
+                  <w:divId w:val="1302804088"/>
+                  <w:tblCellSpacing w:w="15" w:type="dxa"/>
+                </w:trPr>
+                <w:tc>
+                  <w:tcPr>
+                    <w:tcW w:w="50" w:type="pct"/>
+                    <w:hideMark/>
+                  </w:tcPr>
+                  <w:p>
+                    <w:pPr>
+                      <w:pStyle w:val="Bibliography"/>
+                      <w:rPr>
+                        <w:noProof/>
+                      </w:rPr>
+                    </w:pPr>
+                    <w:r>
+                      <w:rPr>
+                        <w:noProof/>
+                      </w:rPr>
+                      <w:t xml:space="preserve">[15] </w:t>
+                    </w:r>
+                  </w:p>
+                </w:tc>
+                <w:tc>
+                  <w:tcPr>
+                    <w:tcW w:w="0" w:type="auto"/>
+                    <w:hideMark/>
+                  </w:tcPr>
+                  <w:p>
+                    <w:pPr>
+                      <w:pStyle w:val="Bibliography"/>
+                      <w:rPr>
+                        <w:noProof/>
+                      </w:rPr>
+                    </w:pPr>
+                    <w:r>
+                      <w:rPr>
+                        <w:noProof/>
+                      </w:rPr>
+                      <w:t xml:space="preserve">Y. C. M. &amp;. W. L. Li, Deep Learning with L1-Regularization and Connectivity Constraints, 2016. </w:t>
+                    </w:r>
+                  </w:p>
+                </w:tc>
+              </w:tr>
+              <w:tr>
+                <w:trPr>
+                  <w:divId w:val="1302804088"/>
+                  <w:tblCellSpacing w:w="15" w:type="dxa"/>
+                </w:trPr>
+                <w:tc>
+                  <w:tcPr>
+                    <w:tcW w:w="50" w:type="pct"/>
+                    <w:hideMark/>
+                  </w:tcPr>
+                  <w:p>
+                    <w:pPr>
+                      <w:pStyle w:val="Bibliography"/>
+                      <w:rPr>
+                        <w:noProof/>
+                      </w:rPr>
+                    </w:pPr>
+                    <w:r>
+                      <w:rPr>
+                        <w:noProof/>
+                      </w:rPr>
+                      <w:t xml:space="preserve">[16] </w:t>
+                    </w:r>
+                  </w:p>
+                </w:tc>
+                <w:tc>
+                  <w:tcPr>
+                    <w:tcW w:w="0" w:type="auto"/>
+                    <w:hideMark/>
+                  </w:tcPr>
+                  <w:p>
+                    <w:pPr>
+                      <w:pStyle w:val="Bibliography"/>
+                      <w:rPr>
+                        <w:noProof/>
+                      </w:rPr>
+                    </w:pPr>
+                    <w:r>
+                      <w:rPr>
+                        <w:noProof/>
+                      </w:rPr>
+                      <w:t xml:space="preserve">P. Spirtes, Causation, Prediction, and Search, Springer, 2012. </w:t>
+                    </w:r>
+                  </w:p>
+                </w:tc>
+              </w:tr>
+              <w:tr>
+                <w:trPr>
+                  <w:divId w:val="1302804088"/>
+                  <w:tblCellSpacing w:w="15" w:type="dxa"/>
+                </w:trPr>
+                <w:tc>
+                  <w:tcPr>
+                    <w:tcW w:w="50" w:type="pct"/>
+                    <w:hideMark/>
+                  </w:tcPr>
+                  <w:p>
+                    <w:pPr>
+                      <w:pStyle w:val="Bibliography"/>
+                      <w:rPr>
+                        <w:noProof/>
+                      </w:rPr>
+                    </w:pPr>
+                    <w:r>
+                      <w:rPr>
+                        <w:noProof/>
+                      </w:rPr>
+                      <w:t xml:space="preserve">[17] </w:t>
+                    </w:r>
+                  </w:p>
+                </w:tc>
+                <w:tc>
+                  <w:tcPr>
+                    <w:tcW w:w="0" w:type="auto"/>
+                    <w:hideMark/>
+                  </w:tcPr>
+                  <w:p>
+                    <w:pPr>
+                      <w:pStyle w:val="Bibliography"/>
+                      <w:rPr>
+                        <w:noProof/>
+                      </w:rPr>
+                    </w:pPr>
+                    <w:r>
+                      <w:rPr>
+                        <w:noProof/>
+                      </w:rPr>
+                      <w:t xml:space="preserve">I. &amp;. E. A. Guyon, An introduction to variable and feature selection, 2003. </w:t>
+                    </w:r>
+                  </w:p>
+                </w:tc>
+              </w:tr>
+              <w:tr>
+                <w:trPr>
+                  <w:divId w:val="1302804088"/>
+                  <w:tblCellSpacing w:w="15" w:type="dxa"/>
+                </w:trPr>
+                <w:tc>
+                  <w:tcPr>
+                    <w:tcW w:w="50" w:type="pct"/>
+                    <w:hideMark/>
+                  </w:tcPr>
+                  <w:p>
+                    <w:pPr>
+                      <w:pStyle w:val="Bibliography"/>
+                      <w:rPr>
+                        <w:noProof/>
+                      </w:rPr>
+                    </w:pPr>
+                    <w:r>
+                      <w:rPr>
+                        <w:noProof/>
+                      </w:rPr>
+                      <w:t xml:space="preserve">[18] </w:t>
+                    </w:r>
+                  </w:p>
+                </w:tc>
+                <w:tc>
+                  <w:tcPr>
+                    <w:tcW w:w="0" w:type="auto"/>
+                    <w:hideMark/>
+                  </w:tcPr>
+                  <w:p>
+                    <w:pPr>
+                      <w:pStyle w:val="Bibliography"/>
+                      <w:rPr>
+                        <w:noProof/>
+                      </w:rPr>
+                    </w:pPr>
+                    <w:r>
+                      <w:rPr>
+                        <w:noProof/>
+                      </w:rPr>
+                      <w:t xml:space="preserve">K. Deb, Multi-Objective Optimization Using Evolutionary Algorithms., New York: John Wiley &amp; Sons, 2004. </w:t>
+                    </w:r>
+                  </w:p>
+                </w:tc>
+              </w:tr>
+              <w:tr>
+                <w:trPr>
+                  <w:divId w:val="1302804088"/>
+                  <w:tblCellSpacing w:w="15" w:type="dxa"/>
+                </w:trPr>
+                <w:tc>
+                  <w:tcPr>
+                    <w:tcW w:w="50" w:type="pct"/>
+                    <w:hideMark/>
+                  </w:tcPr>
+                  <w:p>
+                    <w:pPr>
+                      <w:pStyle w:val="Bibliography"/>
+                      <w:rPr>
+                        <w:noProof/>
+                      </w:rPr>
+                    </w:pPr>
+                    <w:r>
+                      <w:rPr>
+                        <w:noProof/>
+                      </w:rPr>
+                      <w:t xml:space="preserve">[19] </w:t>
+                    </w:r>
+                  </w:p>
+                </w:tc>
+                <w:tc>
+                  <w:tcPr>
+                    <w:tcW w:w="0" w:type="auto"/>
+                    <w:hideMark/>
+                  </w:tcPr>
+                  <w:p>
+                    <w:pPr>
+                      <w:pStyle w:val="Bibliography"/>
+                      <w:rPr>
+                        <w:noProof/>
+                      </w:rPr>
+                    </w:pPr>
+                    <w:r>
+                      <w:rPr>
+                        <w:noProof/>
+                      </w:rPr>
+                      <w:t xml:space="preserve">D. Kalyanmoy, A fast and elitist multiobjective genetic algorithm: NSGA-II. IEEE Transactions on Evolutionary Computation, 2002. </w:t>
+                    </w:r>
+                  </w:p>
+                </w:tc>
+              </w:tr>
+              <w:tr>
+                <w:trPr>
+                  <w:divId w:val="1302804088"/>
+                  <w:tblCellSpacing w:w="15" w:type="dxa"/>
+                </w:trPr>
+                <w:tc>
+                  <w:tcPr>
+                    <w:tcW w:w="50" w:type="pct"/>
+                    <w:hideMark/>
+                  </w:tcPr>
+                  <w:p>
+                    <w:pPr>
+                      <w:pStyle w:val="Bibliography"/>
+                      <w:rPr>
+                        <w:noProof/>
+                      </w:rPr>
+                    </w:pPr>
+                    <w:r>
+                      <w:rPr>
+                        <w:noProof/>
+                      </w:rPr>
+                      <w:t xml:space="preserve">[20] </w:t>
+                    </w:r>
+                  </w:p>
+                </w:tc>
+                <w:tc>
+                  <w:tcPr>
+                    <w:tcW w:w="0" w:type="auto"/>
+                    <w:hideMark/>
+                  </w:tcPr>
+                  <w:p>
+                    <w:pPr>
+                      <w:pStyle w:val="Bibliography"/>
+                      <w:rPr>
+                        <w:noProof/>
+                      </w:rPr>
+                    </w:pPr>
+                    <w:r>
+                      <w:rPr>
+                        <w:noProof/>
+                      </w:rPr>
+                      <w:t xml:space="preserve">I. C. Society, IEEE Transactions on Pattern Analysis and Machine Intelligence, New York: Ieee Computer Society, 2013. </w:t>
+                    </w:r>
+                  </w:p>
+                </w:tc>
+              </w:tr>
+              <w:tr>
+                <w:trPr>
+                  <w:divId w:val="1302804088"/>
+                  <w:tblCellSpacing w:w="15" w:type="dxa"/>
+                </w:trPr>
+                <w:tc>
+                  <w:tcPr>
+                    <w:tcW w:w="50" w:type="pct"/>
+                    <w:hideMark/>
+                  </w:tcPr>
+                  <w:p>
+                    <w:pPr>
+                      <w:pStyle w:val="Bibliography"/>
+                      <w:rPr>
+                        <w:noProof/>
+                      </w:rPr>
+                    </w:pPr>
+                    <w:r>
+                      <w:rPr>
+                        <w:noProof/>
+                      </w:rPr>
+                      <w:t xml:space="preserve">[21] </w:t>
+                    </w:r>
+                  </w:p>
+                </w:tc>
+                <w:tc>
+                  <w:tcPr>
+                    <w:tcW w:w="0" w:type="auto"/>
+                    <w:hideMark/>
+                  </w:tcPr>
+                  <w:p>
+                    <w:pPr>
+                      <w:pStyle w:val="Bibliography"/>
+                      <w:rPr>
+                        <w:noProof/>
+                      </w:rPr>
+                    </w:pPr>
+                    <w:r>
+                      <w:rPr>
+                        <w:noProof/>
+                      </w:rPr>
+                      <w:t xml:space="preserve">W. J, IEEE Transactions on Knowledge and Data Engineering, 2005. </w:t>
+                    </w:r>
+                  </w:p>
+                </w:tc>
+              </w:tr>
             </w:tbl>
             <w:p>
               <w:pPr>
-                <w:divId w:val="1018309091"/>
+                <w:divId w:val="1302804088"/>
                 <w:rPr>
                   <w:rFonts w:eastAsia="Times New Roman"/>
                   <w:noProof/>
@@ -9455,8 +12530,19 @@
       <w:p>
         <w:pPr>
           <w:pStyle w:val="Footer"/>
-          <w:jc w:val="right"/>
+          <w:tabs>
+            <w:tab w:val="left" w:pos="2928"/>
+          </w:tabs>
         </w:pPr>
+        <w:r>
+          <w:tab/>
+        </w:r>
+        <w:r>
+          <w:tab/>
+        </w:r>
+        <w:r>
+          <w:tab/>
+        </w:r>
         <w:r>
           <w:fldChar w:fldCharType="begin"/>
         </w:r>
@@ -9470,7 +12556,7 @@
           <w:rPr>
             <w:noProof/>
           </w:rPr>
-          <w:t>3</w:t>
+          <w:t>29</w:t>
         </w:r>
         <w:r>
           <w:rPr>
@@ -9532,7 +12618,7 @@
       <w:lvlText w:val="%1."/>
       <w:lvlJc w:val="left"/>
       <w:pPr>
-        <w:ind w:left="630" w:hanging="360"/>
+        <w:ind w:left="8100" w:hanging="360"/>
       </w:pPr>
       <w:rPr>
         <w:rFonts w:hint="default"/>
@@ -9850,6 +12936,304 @@
     </w:lvl>
   </w:abstractNum>
   <w:abstractNum w:abstractNumId="3" w15:restartNumberingAfterBreak="0">
+    <w:nsid w:val="0B5A3D03"/>
+    <w:multiLevelType w:val="multilevel"/>
+    <w:tmpl w:val="BA70F47A"/>
+    <w:lvl w:ilvl="0">
+      <w:start w:val="1"/>
+      <w:numFmt w:val="bullet"/>
+      <w:lvlText w:val=""/>
+      <w:lvlJc w:val="left"/>
+      <w:pPr>
+        <w:tabs>
+          <w:tab w:val="num" w:pos="720"/>
+        </w:tabs>
+        <w:ind w:left="720" w:hanging="360"/>
+      </w:pPr>
+      <w:rPr>
+        <w:rFonts w:ascii="Symbol" w:hAnsi="Symbol" w:hint="default"/>
+        <w:sz w:val="20"/>
+      </w:rPr>
+    </w:lvl>
+    <w:lvl w:ilvl="1" w:tentative="1">
+      <w:start w:val="1"/>
+      <w:numFmt w:val="bullet"/>
+      <w:lvlText w:val="o"/>
+      <w:lvlJc w:val="left"/>
+      <w:pPr>
+        <w:tabs>
+          <w:tab w:val="num" w:pos="1440"/>
+        </w:tabs>
+        <w:ind w:left="1440" w:hanging="360"/>
+      </w:pPr>
+      <w:rPr>
+        <w:rFonts w:ascii="Courier New" w:hAnsi="Courier New" w:hint="default"/>
+        <w:sz w:val="20"/>
+      </w:rPr>
+    </w:lvl>
+    <w:lvl w:ilvl="2" w:tentative="1">
+      <w:start w:val="1"/>
+      <w:numFmt w:val="bullet"/>
+      <w:lvlText w:val=""/>
+      <w:lvlJc w:val="left"/>
+      <w:pPr>
+        <w:tabs>
+          <w:tab w:val="num" w:pos="2160"/>
+        </w:tabs>
+        <w:ind w:left="2160" w:hanging="360"/>
+      </w:pPr>
+      <w:rPr>
+        <w:rFonts w:ascii="Wingdings" w:hAnsi="Wingdings" w:hint="default"/>
+        <w:sz w:val="20"/>
+      </w:rPr>
+    </w:lvl>
+    <w:lvl w:ilvl="3" w:tentative="1">
+      <w:start w:val="1"/>
+      <w:numFmt w:val="bullet"/>
+      <w:lvlText w:val=""/>
+      <w:lvlJc w:val="left"/>
+      <w:pPr>
+        <w:tabs>
+          <w:tab w:val="num" w:pos="2880"/>
+        </w:tabs>
+        <w:ind w:left="2880" w:hanging="360"/>
+      </w:pPr>
+      <w:rPr>
+        <w:rFonts w:ascii="Wingdings" w:hAnsi="Wingdings" w:hint="default"/>
+        <w:sz w:val="20"/>
+      </w:rPr>
+    </w:lvl>
+    <w:lvl w:ilvl="4" w:tentative="1">
+      <w:start w:val="1"/>
+      <w:numFmt w:val="bullet"/>
+      <w:lvlText w:val=""/>
+      <w:lvlJc w:val="left"/>
+      <w:pPr>
+        <w:tabs>
+          <w:tab w:val="num" w:pos="3600"/>
+        </w:tabs>
+        <w:ind w:left="3600" w:hanging="360"/>
+      </w:pPr>
+      <w:rPr>
+        <w:rFonts w:ascii="Wingdings" w:hAnsi="Wingdings" w:hint="default"/>
+        <w:sz w:val="20"/>
+      </w:rPr>
+    </w:lvl>
+    <w:lvl w:ilvl="5" w:tentative="1">
+      <w:start w:val="1"/>
+      <w:numFmt w:val="bullet"/>
+      <w:lvlText w:val=""/>
+      <w:lvlJc w:val="left"/>
+      <w:pPr>
+        <w:tabs>
+          <w:tab w:val="num" w:pos="4320"/>
+        </w:tabs>
+        <w:ind w:left="4320" w:hanging="360"/>
+      </w:pPr>
+      <w:rPr>
+        <w:rFonts w:ascii="Wingdings" w:hAnsi="Wingdings" w:hint="default"/>
+        <w:sz w:val="20"/>
+      </w:rPr>
+    </w:lvl>
+    <w:lvl w:ilvl="6" w:tentative="1">
+      <w:start w:val="1"/>
+      <w:numFmt w:val="bullet"/>
+      <w:lvlText w:val=""/>
+      <w:lvlJc w:val="left"/>
+      <w:pPr>
+        <w:tabs>
+          <w:tab w:val="num" w:pos="5040"/>
+        </w:tabs>
+        <w:ind w:left="5040" w:hanging="360"/>
+      </w:pPr>
+      <w:rPr>
+        <w:rFonts w:ascii="Wingdings" w:hAnsi="Wingdings" w:hint="default"/>
+        <w:sz w:val="20"/>
+      </w:rPr>
+    </w:lvl>
+    <w:lvl w:ilvl="7" w:tentative="1">
+      <w:start w:val="1"/>
+      <w:numFmt w:val="bullet"/>
+      <w:lvlText w:val=""/>
+      <w:lvlJc w:val="left"/>
+      <w:pPr>
+        <w:tabs>
+          <w:tab w:val="num" w:pos="5760"/>
+        </w:tabs>
+        <w:ind w:left="5760" w:hanging="360"/>
+      </w:pPr>
+      <w:rPr>
+        <w:rFonts w:ascii="Wingdings" w:hAnsi="Wingdings" w:hint="default"/>
+        <w:sz w:val="20"/>
+      </w:rPr>
+    </w:lvl>
+    <w:lvl w:ilvl="8" w:tentative="1">
+      <w:start w:val="1"/>
+      <w:numFmt w:val="bullet"/>
+      <w:lvlText w:val=""/>
+      <w:lvlJc w:val="left"/>
+      <w:pPr>
+        <w:tabs>
+          <w:tab w:val="num" w:pos="6480"/>
+        </w:tabs>
+        <w:ind w:left="6480" w:hanging="360"/>
+      </w:pPr>
+      <w:rPr>
+        <w:rFonts w:ascii="Wingdings" w:hAnsi="Wingdings" w:hint="default"/>
+        <w:sz w:val="20"/>
+      </w:rPr>
+    </w:lvl>
+  </w:abstractNum>
+  <w:abstractNum w:abstractNumId="4" w15:restartNumberingAfterBreak="0">
+    <w:nsid w:val="0D4674F7"/>
+    <w:multiLevelType w:val="multilevel"/>
+    <w:tmpl w:val="D79657B0"/>
+    <w:lvl w:ilvl="0">
+      <w:start w:val="1"/>
+      <w:numFmt w:val="bullet"/>
+      <w:lvlText w:val=""/>
+      <w:lvlJc w:val="left"/>
+      <w:pPr>
+        <w:tabs>
+          <w:tab w:val="num" w:pos="720"/>
+        </w:tabs>
+        <w:ind w:left="720" w:hanging="360"/>
+      </w:pPr>
+      <w:rPr>
+        <w:rFonts w:ascii="Symbol" w:hAnsi="Symbol" w:hint="default"/>
+        <w:sz w:val="20"/>
+      </w:rPr>
+    </w:lvl>
+    <w:lvl w:ilvl="1" w:tentative="1">
+      <w:start w:val="1"/>
+      <w:numFmt w:val="bullet"/>
+      <w:lvlText w:val="o"/>
+      <w:lvlJc w:val="left"/>
+      <w:pPr>
+        <w:tabs>
+          <w:tab w:val="num" w:pos="1440"/>
+        </w:tabs>
+        <w:ind w:left="1440" w:hanging="360"/>
+      </w:pPr>
+      <w:rPr>
+        <w:rFonts w:ascii="Courier New" w:hAnsi="Courier New" w:hint="default"/>
+        <w:sz w:val="20"/>
+      </w:rPr>
+    </w:lvl>
+    <w:lvl w:ilvl="2" w:tentative="1">
+      <w:start w:val="1"/>
+      <w:numFmt w:val="bullet"/>
+      <w:lvlText w:val=""/>
+      <w:lvlJc w:val="left"/>
+      <w:pPr>
+        <w:tabs>
+          <w:tab w:val="num" w:pos="2160"/>
+        </w:tabs>
+        <w:ind w:left="2160" w:hanging="360"/>
+      </w:pPr>
+      <w:rPr>
+        <w:rFonts w:ascii="Wingdings" w:hAnsi="Wingdings" w:hint="default"/>
+        <w:sz w:val="20"/>
+      </w:rPr>
+    </w:lvl>
+    <w:lvl w:ilvl="3" w:tentative="1">
+      <w:start w:val="1"/>
+      <w:numFmt w:val="bullet"/>
+      <w:lvlText w:val=""/>
+      <w:lvlJc w:val="left"/>
+      <w:pPr>
+        <w:tabs>
+          <w:tab w:val="num" w:pos="2880"/>
+        </w:tabs>
+        <w:ind w:left="2880" w:hanging="360"/>
+      </w:pPr>
+      <w:rPr>
+        <w:rFonts w:ascii="Wingdings" w:hAnsi="Wingdings" w:hint="default"/>
+        <w:sz w:val="20"/>
+      </w:rPr>
+    </w:lvl>
+    <w:lvl w:ilvl="4" w:tentative="1">
+      <w:start w:val="1"/>
+      <w:numFmt w:val="bullet"/>
+      <w:lvlText w:val=""/>
+      <w:lvlJc w:val="left"/>
+      <w:pPr>
+        <w:tabs>
+          <w:tab w:val="num" w:pos="3600"/>
+        </w:tabs>
+        <w:ind w:left="3600" w:hanging="360"/>
+      </w:pPr>
+      <w:rPr>
+        <w:rFonts w:ascii="Wingdings" w:hAnsi="Wingdings" w:hint="default"/>
+        <w:sz w:val="20"/>
+      </w:rPr>
+    </w:lvl>
+    <w:lvl w:ilvl="5" w:tentative="1">
+      <w:start w:val="1"/>
+      <w:numFmt w:val="bullet"/>
+      <w:lvlText w:val=""/>
+      <w:lvlJc w:val="left"/>
+      <w:pPr>
+        <w:tabs>
+          <w:tab w:val="num" w:pos="4320"/>
+        </w:tabs>
+        <w:ind w:left="4320" w:hanging="360"/>
+      </w:pPr>
+      <w:rPr>
+        <w:rFonts w:ascii="Wingdings" w:hAnsi="Wingdings" w:hint="default"/>
+        <w:sz w:val="20"/>
+      </w:rPr>
+    </w:lvl>
+    <w:lvl w:ilvl="6" w:tentative="1">
+      <w:start w:val="1"/>
+      <w:numFmt w:val="bullet"/>
+      <w:lvlText w:val=""/>
+      <w:lvlJc w:val="left"/>
+      <w:pPr>
+        <w:tabs>
+          <w:tab w:val="num" w:pos="5040"/>
+        </w:tabs>
+        <w:ind w:left="5040" w:hanging="360"/>
+      </w:pPr>
+      <w:rPr>
+        <w:rFonts w:ascii="Wingdings" w:hAnsi="Wingdings" w:hint="default"/>
+        <w:sz w:val="20"/>
+      </w:rPr>
+    </w:lvl>
+    <w:lvl w:ilvl="7" w:tentative="1">
+      <w:start w:val="1"/>
+      <w:numFmt w:val="bullet"/>
+      <w:lvlText w:val=""/>
+      <w:lvlJc w:val="left"/>
+      <w:pPr>
+        <w:tabs>
+          <w:tab w:val="num" w:pos="5760"/>
+        </w:tabs>
+        <w:ind w:left="5760" w:hanging="360"/>
+      </w:pPr>
+      <w:rPr>
+        <w:rFonts w:ascii="Wingdings" w:hAnsi="Wingdings" w:hint="default"/>
+        <w:sz w:val="20"/>
+      </w:rPr>
+    </w:lvl>
+    <w:lvl w:ilvl="8" w:tentative="1">
+      <w:start w:val="1"/>
+      <w:numFmt w:val="bullet"/>
+      <w:lvlText w:val=""/>
+      <w:lvlJc w:val="left"/>
+      <w:pPr>
+        <w:tabs>
+          <w:tab w:val="num" w:pos="6480"/>
+        </w:tabs>
+        <w:ind w:left="6480" w:hanging="360"/>
+      </w:pPr>
+      <w:rPr>
+        <w:rFonts w:ascii="Wingdings" w:hAnsi="Wingdings" w:hint="default"/>
+        <w:sz w:val="20"/>
+      </w:rPr>
+    </w:lvl>
+  </w:abstractNum>
+  <w:abstractNum w:abstractNumId="5" w15:restartNumberingAfterBreak="0">
     <w:nsid w:val="140D78FA"/>
     <w:multiLevelType w:val="hybridMultilevel"/>
     <w:tmpl w:val="C5109472"/>
@@ -9962,7 +13346,120 @@
       </w:rPr>
     </w:lvl>
   </w:abstractNum>
-  <w:abstractNum w:abstractNumId="4" w15:restartNumberingAfterBreak="0">
+  <w:abstractNum w:abstractNumId="6" w15:restartNumberingAfterBreak="0">
+    <w:nsid w:val="152447BF"/>
+    <w:multiLevelType w:val="multilevel"/>
+    <w:tmpl w:val="3AA6697E"/>
+    <w:lvl w:ilvl="0">
+      <w:start w:val="1"/>
+      <w:numFmt w:val="decimal"/>
+      <w:lvlText w:val="%1."/>
+      <w:lvlJc w:val="left"/>
+      <w:pPr>
+        <w:tabs>
+          <w:tab w:val="num" w:pos="720"/>
+        </w:tabs>
+        <w:ind w:left="720" w:hanging="360"/>
+      </w:pPr>
+    </w:lvl>
+    <w:lvl w:ilvl="1" w:tentative="1">
+      <w:start w:val="1"/>
+      <w:numFmt w:val="decimal"/>
+      <w:lvlText w:val="%2."/>
+      <w:lvlJc w:val="left"/>
+      <w:pPr>
+        <w:tabs>
+          <w:tab w:val="num" w:pos="1440"/>
+        </w:tabs>
+        <w:ind w:left="1440" w:hanging="360"/>
+      </w:pPr>
+    </w:lvl>
+    <w:lvl w:ilvl="2" w:tentative="1">
+      <w:start w:val="1"/>
+      <w:numFmt w:val="decimal"/>
+      <w:lvlText w:val="%3."/>
+      <w:lvlJc w:val="left"/>
+      <w:pPr>
+        <w:tabs>
+          <w:tab w:val="num" w:pos="2160"/>
+        </w:tabs>
+        <w:ind w:left="2160" w:hanging="360"/>
+      </w:pPr>
+    </w:lvl>
+    <w:lvl w:ilvl="3" w:tentative="1">
+      <w:start w:val="1"/>
+      <w:numFmt w:val="decimal"/>
+      <w:lvlText w:val="%4."/>
+      <w:lvlJc w:val="left"/>
+      <w:pPr>
+        <w:tabs>
+          <w:tab w:val="num" w:pos="2880"/>
+        </w:tabs>
+        <w:ind w:left="2880" w:hanging="360"/>
+      </w:pPr>
+    </w:lvl>
+    <w:lvl w:ilvl="4" w:tentative="1">
+      <w:start w:val="1"/>
+      <w:numFmt w:val="decimal"/>
+      <w:lvlText w:val="%5."/>
+      <w:lvlJc w:val="left"/>
+      <w:pPr>
+        <w:tabs>
+          <w:tab w:val="num" w:pos="3600"/>
+        </w:tabs>
+        <w:ind w:left="3600" w:hanging="360"/>
+      </w:pPr>
+    </w:lvl>
+    <w:lvl w:ilvl="5" w:tentative="1">
+      <w:start w:val="1"/>
+      <w:numFmt w:val="decimal"/>
+      <w:lvlText w:val="%6."/>
+      <w:lvlJc w:val="left"/>
+      <w:pPr>
+        <w:tabs>
+          <w:tab w:val="num" w:pos="4320"/>
+        </w:tabs>
+        <w:ind w:left="4320" w:hanging="360"/>
+      </w:pPr>
+    </w:lvl>
+    <w:lvl w:ilvl="6" w:tentative="1">
+      <w:start w:val="1"/>
+      <w:numFmt w:val="decimal"/>
+      <w:lvlText w:val="%7."/>
+      <w:lvlJc w:val="left"/>
+      <w:pPr>
+        <w:tabs>
+          <w:tab w:val="num" w:pos="5040"/>
+        </w:tabs>
+        <w:ind w:left="5040" w:hanging="360"/>
+      </w:pPr>
+    </w:lvl>
+    <w:lvl w:ilvl="7" w:tentative="1">
+      <w:start w:val="1"/>
+      <w:numFmt w:val="decimal"/>
+      <w:lvlText w:val="%8."/>
+      <w:lvlJc w:val="left"/>
+      <w:pPr>
+        <w:tabs>
+          <w:tab w:val="num" w:pos="5760"/>
+        </w:tabs>
+        <w:ind w:left="5760" w:hanging="360"/>
+      </w:pPr>
+    </w:lvl>
+    <w:lvl w:ilvl="8" w:tentative="1">
+      <w:start w:val="1"/>
+      <w:numFmt w:val="decimal"/>
+      <w:lvlText w:val="%9."/>
+      <w:lvlJc w:val="left"/>
+      <w:pPr>
+        <w:tabs>
+          <w:tab w:val="num" w:pos="6480"/>
+        </w:tabs>
+        <w:ind w:left="6480" w:hanging="360"/>
+      </w:pPr>
+    </w:lvl>
+  </w:abstractNum>
+  <w:abstractNum w:abstractNumId="7" w15:restartNumberingAfterBreak="0">
     <w:nsid w:val="18FA5DE2"/>
     <w:multiLevelType w:val="multilevel"/>
     <w:tmpl w:val="BCCC82E8"/>
@@ -10111,7 +13608,7 @@
       </w:rPr>
     </w:lvl>
   </w:abstractNum>
-  <w:abstractNum w:abstractNumId="5" w15:restartNumberingAfterBreak="0">
+  <w:abstractNum w:abstractNumId="8" w15:restartNumberingAfterBreak="0">
     <w:nsid w:val="1BCA5422"/>
     <w:multiLevelType w:val="hybridMultilevel"/>
     <w:tmpl w:val="B2B6A1AA"/>
@@ -10201,7 +13698,7 @@
       </w:pPr>
     </w:lvl>
   </w:abstractNum>
-  <w:abstractNum w:abstractNumId="6" w15:restartNumberingAfterBreak="0">
+  <w:abstractNum w:abstractNumId="9" w15:restartNumberingAfterBreak="0">
     <w:nsid w:val="1E1F330A"/>
     <w:multiLevelType w:val="hybridMultilevel"/>
     <w:tmpl w:val="8522D03E"/>
@@ -10314,7 +13811,7 @@
       </w:rPr>
     </w:lvl>
   </w:abstractNum>
-  <w:abstractNum w:abstractNumId="7" w15:restartNumberingAfterBreak="0">
+  <w:abstractNum w:abstractNumId="10" w15:restartNumberingAfterBreak="0">
     <w:nsid w:val="33701CE1"/>
     <w:multiLevelType w:val="hybridMultilevel"/>
     <w:tmpl w:val="37145262"/>
@@ -10427,7 +13924,7 @@
       </w:rPr>
     </w:lvl>
   </w:abstractNum>
-  <w:abstractNum w:abstractNumId="8" w15:restartNumberingAfterBreak="0">
+  <w:abstractNum w:abstractNumId="11" w15:restartNumberingAfterBreak="0">
     <w:nsid w:val="343769F6"/>
     <w:multiLevelType w:val="hybridMultilevel"/>
     <w:tmpl w:val="BC0EF5EC"/>
@@ -10540,7 +14037,120 @@
       </w:rPr>
     </w:lvl>
   </w:abstractNum>
-  <w:abstractNum w:abstractNumId="9" w15:restartNumberingAfterBreak="0">
+  <w:abstractNum w:abstractNumId="12" w15:restartNumberingAfterBreak="0">
+    <w:nsid w:val="3EC43471"/>
+    <w:multiLevelType w:val="hybridMultilevel"/>
+    <w:tmpl w:val="305236B6"/>
+    <w:lvl w:ilvl="0" w:tplc="04090001">
+      <w:start w:val="1"/>
+      <w:numFmt w:val="bullet"/>
+      <w:lvlText w:val=""/>
+      <w:lvlJc w:val="left"/>
+      <w:pPr>
+        <w:ind w:left="1080" w:hanging="360"/>
+      </w:pPr>
+      <w:rPr>
+        <w:rFonts w:ascii="Symbol" w:hAnsi="Symbol" w:hint="default"/>
+      </w:rPr>
+    </w:lvl>
+    <w:lvl w:ilvl="1" w:tplc="04090003" w:tentative="1">
+      <w:start w:val="1"/>
+      <w:numFmt w:val="bullet"/>
+      <w:lvlText w:val="o"/>
+      <w:lvlJc w:val="left"/>
+      <w:pPr>
+        <w:ind w:left="1800" w:hanging="360"/>
+      </w:pPr>
+      <w:rPr>
+        <w:rFonts w:ascii="Courier New" w:hAnsi="Courier New" w:cs="Courier New" w:hint="default"/>
+      </w:rPr>
+    </w:lvl>
+    <w:lvl w:ilvl="2" w:tplc="04090005" w:tentative="1">
+      <w:start w:val="1"/>
+      <w:numFmt w:val="bullet"/>
+      <w:lvlText w:val=""/>
+      <w:lvlJc w:val="left"/>
+      <w:pPr>
+        <w:ind w:left="2520" w:hanging="360"/>
+      </w:pPr>
+      <w:rPr>
+        <w:rFonts w:ascii="Wingdings" w:hAnsi="Wingdings" w:hint="default"/>
+      </w:rPr>
+    </w:lvl>
+    <w:lvl w:ilvl="3" w:tplc="04090001" w:tentative="1">
+      <w:start w:val="1"/>
+      <w:numFmt w:val="bullet"/>
+      <w:lvlText w:val=""/>
+      <w:lvlJc w:val="left"/>
+      <w:pPr>
+        <w:ind w:left="3240" w:hanging="360"/>
+      </w:pPr>
+      <w:rPr>
+        <w:rFonts w:ascii="Symbol" w:hAnsi="Symbol" w:hint="default"/>
+      </w:rPr>
+    </w:lvl>
+    <w:lvl w:ilvl="4" w:tplc="04090003" w:tentative="1">
+      <w:start w:val="1"/>
+      <w:numFmt w:val="bullet"/>
+      <w:lvlText w:val="o"/>
+      <w:lvlJc w:val="left"/>
+      <w:pPr>
+        <w:ind w:left="3960" w:hanging="360"/>
+      </w:pPr>
+      <w:rPr>
+        <w:rFonts w:ascii="Courier New" w:hAnsi="Courier New" w:cs="Courier New" w:hint="default"/>
+      </w:rPr>
+    </w:lvl>
+    <w:lvl w:ilvl="5" w:tplc="04090005" w:tentative="1">
+      <w:start w:val="1"/>
+      <w:numFmt w:val="bullet"/>
+      <w:lvlText w:val=""/>
+      <w:lvlJc w:val="left"/>
+      <w:pPr>
+        <w:ind w:left="4680" w:hanging="360"/>
+      </w:pPr>
+      <w:rPr>
+        <w:rFonts w:ascii="Wingdings" w:hAnsi="Wingdings" w:hint="default"/>
+      </w:rPr>
+    </w:lvl>
+    <w:lvl w:ilvl="6" w:tplc="04090001" w:tentative="1">
+      <w:start w:val="1"/>
+      <w:numFmt w:val="bullet"/>
+      <w:lvlText w:val=""/>
+      <w:lvlJc w:val="left"/>
+      <w:pPr>
+        <w:ind w:left="5400" w:hanging="360"/>
+      </w:pPr>
+      <w:rPr>
+        <w:rFonts w:ascii="Symbol" w:hAnsi="Symbol" w:hint="default"/>
+      </w:rPr>
+    </w:lvl>
+    <w:lvl w:ilvl="7" w:tplc="04090003" w:tentative="1">
+      <w:start w:val="1"/>
+      <w:numFmt w:val="bullet"/>
+      <w:lvlText w:val="o"/>
+      <w:lvlJc w:val="left"/>
+      <w:pPr>
+        <w:ind w:left="6120" w:hanging="360"/>
+      </w:pPr>
+      <w:rPr>
+        <w:rFonts w:ascii="Courier New" w:hAnsi="Courier New" w:cs="Courier New" w:hint="default"/>
+      </w:rPr>
+    </w:lvl>
+    <w:lvl w:ilvl="8" w:tplc="04090005" w:tentative="1">
+      <w:start w:val="1"/>
+      <w:numFmt w:val="bullet"/>
+      <w:lvlText w:val=""/>
+      <w:lvlJc w:val="left"/>
+      <w:pPr>
+        <w:ind w:left="6840" w:hanging="360"/>
+      </w:pPr>
+      <w:rPr>
+        <w:rFonts w:ascii="Wingdings" w:hAnsi="Wingdings" w:hint="default"/>
+      </w:rPr>
+    </w:lvl>
+  </w:abstractNum>
+  <w:abstractNum w:abstractNumId="13" w15:restartNumberingAfterBreak="0">
     <w:nsid w:val="43170950"/>
     <w:multiLevelType w:val="hybridMultilevel"/>
     <w:tmpl w:val="0080ADBA"/>
@@ -10653,7 +14263,7 @@
       </w:rPr>
     </w:lvl>
   </w:abstractNum>
-  <w:abstractNum w:abstractNumId="10" w15:restartNumberingAfterBreak="0">
+  <w:abstractNum w:abstractNumId="14" w15:restartNumberingAfterBreak="0">
     <w:nsid w:val="4BFB318F"/>
     <w:multiLevelType w:val="hybridMultilevel"/>
     <w:tmpl w:val="0A2ED288"/>
@@ -10766,7 +14376,7 @@
       </w:rPr>
     </w:lvl>
   </w:abstractNum>
-  <w:abstractNum w:abstractNumId="11" w15:restartNumberingAfterBreak="0">
+  <w:abstractNum w:abstractNumId="15" w15:restartNumberingAfterBreak="0">
     <w:nsid w:val="546A2D75"/>
     <w:multiLevelType w:val="hybridMultilevel"/>
     <w:tmpl w:val="3CA8517C"/>
@@ -10852,7 +14462,305 @@
       </w:pPr>
     </w:lvl>
   </w:abstractNum>
-  <w:abstractNum w:abstractNumId="12" w15:restartNumberingAfterBreak="0">
+  <w:abstractNum w:abstractNumId="16" w15:restartNumberingAfterBreak="0">
+    <w:nsid w:val="61D874CD"/>
+    <w:multiLevelType w:val="multilevel"/>
+    <w:tmpl w:val="59D22544"/>
+    <w:lvl w:ilvl="0">
+      <w:start w:val="1"/>
+      <w:numFmt w:val="bullet"/>
+      <w:lvlText w:val=""/>
+      <w:lvlJc w:val="left"/>
+      <w:pPr>
+        <w:tabs>
+          <w:tab w:val="num" w:pos="720"/>
+        </w:tabs>
+        <w:ind w:left="720" w:hanging="360"/>
+      </w:pPr>
+      <w:rPr>
+        <w:rFonts w:ascii="Symbol" w:hAnsi="Symbol" w:hint="default"/>
+        <w:sz w:val="20"/>
+      </w:rPr>
+    </w:lvl>
+    <w:lvl w:ilvl="1" w:tentative="1">
+      <w:start w:val="1"/>
+      <w:numFmt w:val="bullet"/>
+      <w:lvlText w:val="o"/>
+      <w:lvlJc w:val="left"/>
+      <w:pPr>
+        <w:tabs>
+          <w:tab w:val="num" w:pos="1440"/>
+        </w:tabs>
+        <w:ind w:left="1440" w:hanging="360"/>
+      </w:pPr>
+      <w:rPr>
+        <w:rFonts w:ascii="Courier New" w:hAnsi="Courier New" w:hint="default"/>
+        <w:sz w:val="20"/>
+      </w:rPr>
+    </w:lvl>
+    <w:lvl w:ilvl="2" w:tentative="1">
+      <w:start w:val="1"/>
+      <w:numFmt w:val="bullet"/>
+      <w:lvlText w:val=""/>
+      <w:lvlJc w:val="left"/>
+      <w:pPr>
+        <w:tabs>
+          <w:tab w:val="num" w:pos="2160"/>
+        </w:tabs>
+        <w:ind w:left="2160" w:hanging="360"/>
+      </w:pPr>
+      <w:rPr>
+        <w:rFonts w:ascii="Wingdings" w:hAnsi="Wingdings" w:hint="default"/>
+        <w:sz w:val="20"/>
+      </w:rPr>
+    </w:lvl>
+    <w:lvl w:ilvl="3" w:tentative="1">
+      <w:start w:val="1"/>
+      <w:numFmt w:val="bullet"/>
+      <w:lvlText w:val=""/>
+      <w:lvlJc w:val="left"/>
+      <w:pPr>
+        <w:tabs>
+          <w:tab w:val="num" w:pos="2880"/>
+        </w:tabs>
+        <w:ind w:left="2880" w:hanging="360"/>
+      </w:pPr>
+      <w:rPr>
+        <w:rFonts w:ascii="Wingdings" w:hAnsi="Wingdings" w:hint="default"/>
+        <w:sz w:val="20"/>
+      </w:rPr>
+    </w:lvl>
+    <w:lvl w:ilvl="4" w:tentative="1">
+      <w:start w:val="1"/>
+      <w:numFmt w:val="bullet"/>
+      <w:lvlText w:val=""/>
+      <w:lvlJc w:val="left"/>
+      <w:pPr>
+        <w:tabs>
+          <w:tab w:val="num" w:pos="3600"/>
+        </w:tabs>
+        <w:ind w:left="3600" w:hanging="360"/>
+      </w:pPr>
+      <w:rPr>
+        <w:rFonts w:ascii="Wingdings" w:hAnsi="Wingdings" w:hint="default"/>
+        <w:sz w:val="20"/>
+      </w:rPr>
+    </w:lvl>
+    <w:lvl w:ilvl="5" w:tentative="1">
+      <w:start w:val="1"/>
+      <w:numFmt w:val="bullet"/>
+      <w:lvlText w:val=""/>
+      <w:lvlJc w:val="left"/>
+      <w:pPr>
+        <w:tabs>
+          <w:tab w:val="num" w:pos="4320"/>
+        </w:tabs>
+        <w:ind w:left="4320" w:hanging="360"/>
+      </w:pPr>
+      <w:rPr>
+        <w:rFonts w:ascii="Wingdings" w:hAnsi="Wingdings" w:hint="default"/>
+        <w:sz w:val="20"/>
+      </w:rPr>
+    </w:lvl>
+    <w:lvl w:ilvl="6" w:tentative="1">
+      <w:start w:val="1"/>
+      <w:numFmt w:val="bullet"/>
+      <w:lvlText w:val=""/>
+      <w:lvlJc w:val="left"/>
+      <w:pPr>
+        <w:tabs>
+          <w:tab w:val="num" w:pos="5040"/>
+        </w:tabs>
+        <w:ind w:left="5040" w:hanging="360"/>
+      </w:pPr>
+      <w:rPr>
+        <w:rFonts w:ascii="Wingdings" w:hAnsi="Wingdings" w:hint="default"/>
+        <w:sz w:val="20"/>
+      </w:rPr>
+    </w:lvl>
+    <w:lvl w:ilvl="7" w:tentative="1">
+      <w:start w:val="1"/>
+      <w:numFmt w:val="bullet"/>
+      <w:lvlText w:val=""/>
+      <w:lvlJc w:val="left"/>
+      <w:pPr>
+        <w:tabs>
+          <w:tab w:val="num" w:pos="5760"/>
+        </w:tabs>
+        <w:ind w:left="5760" w:hanging="360"/>
+      </w:pPr>
+      <w:rPr>
+        <w:rFonts w:ascii="Wingdings" w:hAnsi="Wingdings" w:hint="default"/>
+        <w:sz w:val="20"/>
+      </w:rPr>
+    </w:lvl>
+    <w:lvl w:ilvl="8" w:tentative="1">
+      <w:start w:val="1"/>
+      <w:numFmt w:val="bullet"/>
+      <w:lvlText w:val=""/>
+      <w:lvlJc w:val="left"/>
+      <w:pPr>
+        <w:tabs>
+          <w:tab w:val="num" w:pos="6480"/>
+        </w:tabs>
+        <w:ind w:left="6480" w:hanging="360"/>
+      </w:pPr>
+      <w:rPr>
+        <w:rFonts w:ascii="Wingdings" w:hAnsi="Wingdings" w:hint="default"/>
+        <w:sz w:val="20"/>
+      </w:rPr>
+    </w:lvl>
+  </w:abstractNum>
+  <w:abstractNum w:abstractNumId="17" w15:restartNumberingAfterBreak="0">
+    <w:nsid w:val="6D0F190F"/>
+    <w:multiLevelType w:val="multilevel"/>
+    <w:tmpl w:val="270C4446"/>
+    <w:lvl w:ilvl="0">
+      <w:start w:val="1"/>
+      <w:numFmt w:val="bullet"/>
+      <w:lvlText w:val=""/>
+      <w:lvlJc w:val="left"/>
+      <w:pPr>
+        <w:tabs>
+          <w:tab w:val="num" w:pos="720"/>
+        </w:tabs>
+        <w:ind w:left="720" w:hanging="360"/>
+      </w:pPr>
+      <w:rPr>
+        <w:rFonts w:ascii="Symbol" w:hAnsi="Symbol" w:hint="default"/>
+        <w:sz w:val="20"/>
+      </w:rPr>
+    </w:lvl>
+    <w:lvl w:ilvl="1" w:tentative="1">
+      <w:start w:val="1"/>
+      <w:numFmt w:val="bullet"/>
+      <w:lvlText w:val="o"/>
+      <w:lvlJc w:val="left"/>
+      <w:pPr>
+        <w:tabs>
+          <w:tab w:val="num" w:pos="1440"/>
+        </w:tabs>
+        <w:ind w:left="1440" w:hanging="360"/>
+      </w:pPr>
+      <w:rPr>
+        <w:rFonts w:ascii="Courier New" w:hAnsi="Courier New" w:hint="default"/>
+        <w:sz w:val="20"/>
+      </w:rPr>
+    </w:lvl>
+    <w:lvl w:ilvl="2" w:tentative="1">
+      <w:start w:val="1"/>
+      <w:numFmt w:val="bullet"/>
+      <w:lvlText w:val=""/>
+      <w:lvlJc w:val="left"/>
+      <w:pPr>
+        <w:tabs>
+          <w:tab w:val="num" w:pos="2160"/>
+        </w:tabs>
+        <w:ind w:left="2160" w:hanging="360"/>
+      </w:pPr>
+      <w:rPr>
+        <w:rFonts w:ascii="Wingdings" w:hAnsi="Wingdings" w:hint="default"/>
+        <w:sz w:val="20"/>
+      </w:rPr>
+    </w:lvl>
+    <w:lvl w:ilvl="3" w:tentative="1">
+      <w:start w:val="1"/>
+      <w:numFmt w:val="bullet"/>
+      <w:lvlText w:val=""/>
+      <w:lvlJc w:val="left"/>
+      <w:pPr>
+        <w:tabs>
+          <w:tab w:val="num" w:pos="2880"/>
+        </w:tabs>
+        <w:ind w:left="2880" w:hanging="360"/>
+      </w:pPr>
+      <w:rPr>
+        <w:rFonts w:ascii="Wingdings" w:hAnsi="Wingdings" w:hint="default"/>
+        <w:sz w:val="20"/>
+      </w:rPr>
+    </w:lvl>
+    <w:lvl w:ilvl="4" w:tentative="1">
+      <w:start w:val="1"/>
+      <w:numFmt w:val="bullet"/>
+      <w:lvlText w:val=""/>
+      <w:lvlJc w:val="left"/>
+      <w:pPr>
+        <w:tabs>
+          <w:tab w:val="num" w:pos="3600"/>
+        </w:tabs>
+        <w:ind w:left="3600" w:hanging="360"/>
+      </w:pPr>
+      <w:rPr>
+        <w:rFonts w:ascii="Wingdings" w:hAnsi="Wingdings" w:hint="default"/>
+        <w:sz w:val="20"/>
+      </w:rPr>
+    </w:lvl>
+    <w:lvl w:ilvl="5" w:tentative="1">
+      <w:start w:val="1"/>
+      <w:numFmt w:val="bullet"/>
+      <w:lvlText w:val=""/>
+      <w:lvlJc w:val="left"/>
+      <w:pPr>
+        <w:tabs>
+          <w:tab w:val="num" w:pos="4320"/>
+        </w:tabs>
+        <w:ind w:left="4320" w:hanging="360"/>
+      </w:pPr>
+      <w:rPr>
+        <w:rFonts w:ascii="Wingdings" w:hAnsi="Wingdings" w:hint="default"/>
+        <w:sz w:val="20"/>
+      </w:rPr>
+    </w:lvl>
+    <w:lvl w:ilvl="6" w:tentative="1">
+      <w:start w:val="1"/>
+      <w:numFmt w:val="bullet"/>
+      <w:lvlText w:val=""/>
+      <w:lvlJc w:val="left"/>
+      <w:pPr>
+        <w:tabs>
+          <w:tab w:val="num" w:pos="5040"/>
+        </w:tabs>
+        <w:ind w:left="5040" w:hanging="360"/>
+      </w:pPr>
+      <w:rPr>
+        <w:rFonts w:ascii="Wingdings" w:hAnsi="Wingdings" w:hint="default"/>
+        <w:sz w:val="20"/>
+      </w:rPr>
+    </w:lvl>
+    <w:lvl w:ilvl="7" w:tentative="1">
+      <w:start w:val="1"/>
+      <w:numFmt w:val="bullet"/>
+      <w:lvlText w:val=""/>
+      <w:lvlJc w:val="left"/>
+      <w:pPr>
+        <w:tabs>
+          <w:tab w:val="num" w:pos="5760"/>
+        </w:tabs>
+        <w:ind w:left="5760" w:hanging="360"/>
+      </w:pPr>
+      <w:rPr>
+        <w:rFonts w:ascii="Wingdings" w:hAnsi="Wingdings" w:hint="default"/>
+        <w:sz w:val="20"/>
+      </w:rPr>
+    </w:lvl>
+    <w:lvl w:ilvl="8" w:tentative="1">
+      <w:start w:val="1"/>
+      <w:numFmt w:val="bullet"/>
+      <w:lvlText w:val=""/>
+      <w:lvlJc w:val="left"/>
+      <w:pPr>
+        <w:tabs>
+          <w:tab w:val="num" w:pos="6480"/>
+        </w:tabs>
+        <w:ind w:left="6480" w:hanging="360"/>
+      </w:pPr>
+      <w:rPr>
+        <w:rFonts w:ascii="Wingdings" w:hAnsi="Wingdings" w:hint="default"/>
+        <w:sz w:val="20"/>
+      </w:rPr>
+    </w:lvl>
+  </w:abstractNum>
+  <w:abstractNum w:abstractNumId="18" w15:restartNumberingAfterBreak="0">
     <w:nsid w:val="7B93014E"/>
     <w:multiLevelType w:val="multilevel"/>
     <w:tmpl w:val="60BED6F8"/>
@@ -10972,37 +14880,55 @@
     <w:abstractNumId w:val="1"/>
   </w:num>
   <w:num w:numId="3">
-    <w:abstractNumId w:val="12"/>
+    <w:abstractNumId w:val="18"/>
   </w:num>
   <w:num w:numId="4">
-    <w:abstractNumId w:val="6"/>
+    <w:abstractNumId w:val="9"/>
   </w:num>
   <w:num w:numId="5">
-    <w:abstractNumId w:val="4"/>
+    <w:abstractNumId w:val="7"/>
   </w:num>
   <w:num w:numId="6">
     <w:abstractNumId w:val="2"/>
   </w:num>
   <w:num w:numId="7">
-    <w:abstractNumId w:val="7"/>
+    <w:abstractNumId w:val="10"/>
   </w:num>
   <w:num w:numId="8">
+    <w:abstractNumId w:val="5"/>
+  </w:num>
+  <w:num w:numId="9">
+    <w:abstractNumId w:val="8"/>
+  </w:num>
+  <w:num w:numId="10">
+    <w:abstractNumId w:val="13"/>
+  </w:num>
+  <w:num w:numId="11">
+    <w:abstractNumId w:val="14"/>
+  </w:num>
+  <w:num w:numId="12">
+    <w:abstractNumId w:val="11"/>
+  </w:num>
+  <w:num w:numId="13">
+    <w:abstractNumId w:val="15"/>
+  </w:num>
+  <w:num w:numId="14">
+    <w:abstractNumId w:val="12"/>
+  </w:num>
+  <w:num w:numId="15">
+    <w:abstractNumId w:val="4"/>
+  </w:num>
+  <w:num w:numId="16">
+    <w:abstractNumId w:val="16"/>
+  </w:num>
+  <w:num w:numId="17">
+    <w:abstractNumId w:val="6"/>
+  </w:num>
+  <w:num w:numId="18">
     <w:abstractNumId w:val="3"/>
   </w:num>
-  <w:num w:numId="9">
-    <w:abstractNumId w:val="5"/>
-  </w:num>
-  <w:num w:numId="10">
-    <w:abstractNumId w:val="9"/>
-  </w:num>
-  <w:num w:numId="11">
-    <w:abstractNumId w:val="10"/>
-  </w:num>
-  <w:num w:numId="12">
-    <w:abstractNumId w:val="8"/>
-  </w:num>
-  <w:num w:numId="13">
-    <w:abstractNumId w:val="11"/>
+  <w:num w:numId="19">
+    <w:abstractNumId w:val="17"/>
   </w:num>
 </w:numbering>
 </file>
@@ -11477,6 +15403,29 @@
       <w:szCs w:val="24"/>
     </w:rPr>
   </w:style>
+  <w:style w:type="paragraph" w:styleId="Heading4">
+    <w:name w:val="heading 4"/>
+    <w:basedOn w:val="Normal"/>
+    <w:next w:val="Normal"/>
+    <w:link w:val="Heading4Char"/>
+    <w:uiPriority w:val="9"/>
+    <w:semiHidden/>
+    <w:unhideWhenUsed/>
+    <w:qFormat/>
+    <w:rsid w:val="000F26A9"/>
+    <w:pPr>
+      <w:keepNext/>
+      <w:keepLines/>
+      <w:spacing w:before="40" w:after="0"/>
+      <w:outlineLvl w:val="3"/>
+    </w:pPr>
+    <w:rPr>
+      <w:rFonts w:asciiTheme="majorHAnsi" w:eastAsiaTheme="majorEastAsia" w:hAnsiTheme="majorHAnsi" w:cstheme="majorBidi"/>
+      <w:i/>
+      <w:iCs/>
+      <w:color w:val="2E74B5" w:themeColor="accent1" w:themeShade="BF"/>
+    </w:rPr>
+  </w:style>
   <w:style w:type="character" w:default="1" w:styleId="DefaultParagraphFont">
     <w:name w:val="Default Paragraph Font"/>
     <w:uiPriority w:val="1"/>
@@ -11820,6 +15769,21 @@
         <w:bCs/>
       </w:rPr>
     </w:tblStylePr>
+  </w:style>
+  <w:style w:type="character" w:customStyle="1" w:styleId="Heading4Char">
+    <w:name w:val="Heading 4 Char"/>
+    <w:basedOn w:val="DefaultParagraphFont"/>
+    <w:link w:val="Heading4"/>
+    <w:uiPriority w:val="9"/>
+    <w:semiHidden/>
+    <w:rsid w:val="000F26A9"/>
+    <w:rPr>
+      <w:rFonts w:asciiTheme="majorHAnsi" w:eastAsiaTheme="majorEastAsia" w:hAnsiTheme="majorHAnsi" w:cstheme="majorBidi"/>
+      <w:i/>
+      <w:iCs/>
+      <w:color w:val="2E74B5" w:themeColor="accent1" w:themeShade="BF"/>
+      <w:sz w:val="24"/>
+    </w:rPr>
   </w:style>
 </w:styles>
 </file>
@@ -12317,11 +16281,205 @@
     <b:URL>https://medium.com/@Kavya2099/optimizing-performance-selectkbest-for-efficient-feature-selection-in-machine-learning-3b635905ed48#a64d</b:URL>
     <b:RefOrder>8</b:RefOrder>
   </b:Source>
+  <b:Source>
+    <b:Tag>Min19</b:Tag>
+    <b:SourceType>JournalArticle</b:SourceType>
+    <b:Guid>{5D28F438-90B3-4B85-B9C9-D4DEC9FEF379}</b:Guid>
+    <b:Author>
+      <b:Author>
+        <b:NameList>
+          <b:Person>
+            <b:Last>Ming Yuan</b:Last>
+            <b:First>Yi</b:First>
+            <b:Middle>Lin</b:Middle>
+          </b:Person>
+        </b:NameList>
+      </b:Author>
+    </b:Author>
+    <b:Title>Model selection and estimation in regression with grouped variables</b:Title>
+    <b:Year>2019</b:Year>
+    <b:JournalName>Journal of the Royal Statistical Society: Series B (Statistical Methodology)</b:JournalName>
+    <b:Pages>68</b:Pages>
+    <b:Issue>1</b:Issue>
+    <b:RefOrder>13</b:RefOrder>
+  </b:Source>
+  <b:Source>
+    <b:Tag>Tre15</b:Tag>
+    <b:SourceType>Book</b:SourceType>
+    <b:Guid>{B85B492A-DE68-45B8-8EF8-3D2803D0EB5D}</b:Guid>
+    <b:Title>Statistical learning with sparsity the lasso and generalizations</b:Title>
+    <b:Year>2015</b:Year>
+    <b:Author>
+      <b:Author>
+        <b:NameList>
+          <b:Person>
+            <b:Last>Trevor Hastie</b:Last>
+            <b:First>Robert</b:First>
+            <b:Middle>Tibshirani, Martin Wainwright</b:Middle>
+          </b:Person>
+        </b:NameList>
+      </b:Author>
+    </b:Author>
+    <b:Publisher>Boca Raton, Fla Crc Press, Taylor &amp; Francis Group</b:Publisher>
+    <b:RefOrder>12</b:RefOrder>
+  </b:Source>
+  <b:Source>
+    <b:Tag>LiY16</b:Tag>
+    <b:SourceType>Book</b:SourceType>
+    <b:Guid>{942B1C14-7509-4FF7-82DC-5BE673D96885}</b:Guid>
+    <b:Author>
+      <b:Author>
+        <b:NameList>
+          <b:Person>
+            <b:Last>Li</b:Last>
+            <b:First>Y.,</b:First>
+            <b:Middle>Chen, M., &amp; Wasserman, L</b:Middle>
+          </b:Person>
+        </b:NameList>
+      </b:Author>
+    </b:Author>
+    <b:Title>Deep Learning with L1-Regularization and Connectivity Constraints</b:Title>
+    <b:Year>2016</b:Year>
+    <b:RefOrder>15</b:RefOrder>
+  </b:Source>
+  <b:Source>
+    <b:Tag>Vas17</b:Tag>
+    <b:SourceType>Book</b:SourceType>
+    <b:Guid>{E65C9283-68E8-4048-B397-22A05C8D82EA}</b:Guid>
+    <b:Author>
+      <b:Author>
+        <b:NameList>
+          <b:Person>
+            <b:Last>Vaswani</b:Last>
+            <b:First>A.</b:First>
+          </b:Person>
+        </b:NameList>
+      </b:Author>
+    </b:Author>
+    <b:Title>Attention Is All You Need. Advances in Neural Information Processing Systems</b:Title>
+    <b:Year>2017</b:Year>
+    <b:RefOrder>14</b:RefOrder>
+  </b:Source>
+  <b:Source>
+    <b:Tag>Pet12</b:Tag>
+    <b:SourceType>Book</b:SourceType>
+    <b:Guid>{DE729B7B-D009-40BE-969C-13EA93C1E652}</b:Guid>
+    <b:Author>
+      <b:Author>
+        <b:NameList>
+          <b:Person>
+            <b:Last>Spirtes</b:Last>
+            <b:First>Peter</b:First>
+          </b:Person>
+        </b:NameList>
+      </b:Author>
+    </b:Author>
+    <b:Title>Causation, Prediction, and Search</b:Title>
+    <b:Year>2012</b:Year>
+    <b:Publisher>Springer</b:Publisher>
+    <b:RefOrder>16</b:RefOrder>
+  </b:Source>
+  <b:Source>
+    <b:Tag>Guy03</b:Tag>
+    <b:SourceType>Book</b:SourceType>
+    <b:Guid>{469C2B0E-3368-4667-8A32-20FE8FAC203A}</b:Guid>
+    <b:Author>
+      <b:Author>
+        <b:NameList>
+          <b:Person>
+            <b:Last>Guyon</b:Last>
+            <b:First>I.,</b:First>
+            <b:Middle>&amp; Elisseeff, A.</b:Middle>
+          </b:Person>
+        </b:NameList>
+      </b:Author>
+    </b:Author>
+    <b:Title>An introduction to variable and feature selection</b:Title>
+    <b:Year>2003</b:Year>
+    <b:RefOrder>17</b:RefOrder>
+  </b:Source>
+  <b:Source>
+    <b:Tag>Kal04</b:Tag>
+    <b:SourceType>Book</b:SourceType>
+    <b:Guid>{0C94B16F-6EE3-47E4-A106-CEA05BF18767}</b:Guid>
+    <b:Author>
+      <b:Author>
+        <b:NameList>
+          <b:Person>
+            <b:Last>Deb</b:Last>
+            <b:First>Kalyanmoy</b:First>
+          </b:Person>
+        </b:NameList>
+      </b:Author>
+    </b:Author>
+    <b:Title>Multi-Objective Optimization Using Evolutionary Algorithms.</b:Title>
+    <b:Year>2004</b:Year>
+    <b:City>New York</b:City>
+    <b:Publisher>John Wiley &amp; Sons</b:Publisher>
+    <b:RefOrder>18</b:RefOrder>
+  </b:Source>
+  <b:Source>
+    <b:Tag>Deb02</b:Tag>
+    <b:SourceType>Book</b:SourceType>
+    <b:Guid>{4DF51E87-3CB4-454B-A80D-774CDB855589}</b:Guid>
+    <b:Author>
+      <b:Author>
+        <b:NameList>
+          <b:Person>
+            <b:Last>Kalyanmoy</b:Last>
+            <b:First>Deb</b:First>
+          </b:Person>
+        </b:NameList>
+      </b:Author>
+    </b:Author>
+    <b:Title>A fast and elitist multiobjective genetic algorithm: NSGA-II. IEEE Transactions on Evolutionary Computation</b:Title>
+    <b:Year>2002</b:Year>
+    <b:RefOrder>19</b:RefOrder>
+  </b:Source>
+  <b:Source>
+    <b:Tag>Iee13</b:Tag>
+    <b:SourceType>Book</b:SourceType>
+    <b:Guid>{3D1A59F5-B46B-4249-A3A1-9EA58CD89055}</b:Guid>
+    <b:Author>
+      <b:Author>
+        <b:NameList>
+          <b:Person>
+            <b:Last>Society</b:Last>
+            <b:First>Ieee</b:First>
+            <b:Middle>Computer</b:Middle>
+          </b:Person>
+        </b:NameList>
+      </b:Author>
+    </b:Author>
+    <b:Title>IEEE Transactions on Pattern Analysis and Machine Intelligence</b:Title>
+    <b:Year>2013</b:Year>
+    <b:City>New York</b:City>
+    <b:Publisher>Ieee Computer Society</b:Publisher>
+    <b:RefOrder>20</b:RefOrder>
+  </b:Source>
+  <b:Source>
+    <b:Tag>Wan05</b:Tag>
+    <b:SourceType>Book</b:SourceType>
+    <b:Guid>{E26121FB-DFE4-4BC8-AC63-79ABFB2C0935}</b:Guid>
+    <b:Author>
+      <b:Author>
+        <b:NameList>
+          <b:Person>
+            <b:Last>J</b:Last>
+            <b:First>Wang</b:First>
+          </b:Person>
+        </b:NameList>
+      </b:Author>
+    </b:Author>
+    <b:Title>IEEE Transactions on Knowledge and Data Engineering</b:Title>
+    <b:Year>2005</b:Year>
+    <b:RefOrder>21</b:RefOrder>
+  </b:Source>
 </b:Sources>
 </file>
 
 <file path=customXml/itemProps1.xml><?xml version="1.0" encoding="utf-8"?>
-<ds:datastoreItem xmlns:ds="http://schemas.openxmlformats.org/officeDocument/2006/customXml" ds:itemID="{06EBA1E7-C224-4FDC-A45B-61D249CD82C4}">
+<ds:datastoreItem xmlns:ds="http://schemas.openxmlformats.org/officeDocument/2006/customXml" ds:itemID="{3D159952-1E89-46AE-8857-7B01F3E6B130}">
   <ds:schemaRefs>
     <ds:schemaRef ds:uri="http://schemas.openxmlformats.org/officeDocument/2006/bibliography"/>
   </ds:schemaRefs>
